--- a/public/labs/os/ЛР12_ОС_Управління_пристроями.docx
+++ b/public/labs/os/ЛР12_ОС_Управління_пристроями.docx
@@ -7,6 +7,14 @@
         <w:pStyle w:val="Title"/>
       </w:pPr>
       <w:r>
+        <w:t xml:space="preserve">Лабораторна робота №12</w:t>
+      </w:r>
+    </w:p>
+    <w:p>
+      <w:pPr>
+        <w:pStyle w:val="Subtitle"/>
+      </w:pPr>
+      <w:r>
         <w:t xml:space="preserve">Управління пристроями</w:t>
       </w:r>
     </w:p>
@@ -19,9 +27,10 @@
       </w:r>
     </w:p>
     <w:sectPr>
-      <w:footnotePr>
-        <w:numRestart w:val="eachSect"/>
-      </w:footnotePr>
+      <w:pgSz w:h="16838" w:orient="portrait" w:w="11906"/>
+      <w:pgMar w:bottom="1134" w:footer="708" w:gutter="0" w:header="708" w:left="1418" w:right="851" w:top="1134"/>
+      <w:pgNumType w:start="1"/>
+      <w:docGrid w:linePitch="360"/>
     </w:sectPr>
   </w:body>
 </w:document>
@@ -57,74 +66,74 @@
     <w:multiLevelType w:val="multilevel"/>
     <w:lvl w:ilvl="0">
       <w:numFmt w:val="bullet"/>
-      <w:lvlText w:val=" "/>
+      <w:lvlText w:val="–"/>
       <w:lvlJc w:val="left"/>
       <w:pPr>
-        <w:ind w:left="720" w:hanging="360"/>
+        <w:ind w:left="1134" w:hanging="425"/>
       </w:pPr>
     </w:lvl>
     <w:lvl w:ilvl="1">
       <w:numFmt w:val="bullet"/>
-      <w:lvlText w:val=" "/>
+      <w:lvlText w:val="–"/>
       <w:lvlJc w:val="left"/>
       <w:pPr>
-        <w:ind w:left="1440" w:hanging="360"/>
+        <w:ind w:left="1701" w:hanging="425"/>
       </w:pPr>
     </w:lvl>
     <w:lvl w:ilvl="2">
       <w:numFmt w:val="bullet"/>
-      <w:lvlText w:val=" "/>
+      <w:lvlText w:val="–"/>
       <w:lvlJc w:val="left"/>
       <w:pPr>
-        <w:ind w:left="2160" w:hanging="360"/>
+        <w:ind w:left="2268" w:hanging="425"/>
       </w:pPr>
     </w:lvl>
     <w:lvl w:ilvl="3">
       <w:numFmt w:val="bullet"/>
-      <w:lvlText w:val=" "/>
+      <w:lvlText w:val="–"/>
       <w:lvlJc w:val="left"/>
       <w:pPr>
-        <w:ind w:left="2880" w:hanging="360"/>
+        <w:ind w:left="2835" w:hanging="425"/>
       </w:pPr>
     </w:lvl>
     <w:lvl w:ilvl="4">
       <w:numFmt w:val="bullet"/>
-      <w:lvlText w:val=" "/>
+      <w:lvlText w:val="–"/>
       <w:lvlJc w:val="left"/>
       <w:pPr>
-        <w:ind w:left="3600" w:hanging="360"/>
+        <w:ind w:left="3402" w:hanging="425"/>
       </w:pPr>
     </w:lvl>
     <w:lvl w:ilvl="5">
       <w:numFmt w:val="bullet"/>
-      <w:lvlText w:val=" "/>
+      <w:lvlText w:val="–"/>
       <w:lvlJc w:val="left"/>
       <w:pPr>
-        <w:ind w:left="4320" w:hanging="360"/>
+        <w:ind w:left="3969" w:hanging="425"/>
       </w:pPr>
     </w:lvl>
     <w:lvl w:ilvl="6">
       <w:numFmt w:val="bullet"/>
-      <w:lvlText w:val=" "/>
+      <w:lvlText w:val="–"/>
       <w:lvlJc w:val="left"/>
       <w:pPr>
-        <w:ind w:left="5040" w:hanging="360"/>
+        <w:ind w:left="4536" w:hanging="425"/>
       </w:pPr>
     </w:lvl>
     <w:lvl w:ilvl="7">
       <w:numFmt w:val="bullet"/>
-      <w:lvlText w:val=" "/>
+      <w:lvlText w:val="–"/>
       <w:lvlJc w:val="left"/>
       <w:pPr>
-        <w:ind w:left="5760" w:hanging="360"/>
+        <w:ind w:left="5103" w:hanging="425"/>
       </w:pPr>
     </w:lvl>
     <w:lvl w:ilvl="8">
       <w:numFmt w:val="bullet"/>
-      <w:lvlText w:val=" "/>
+      <w:lvlText w:val="–"/>
       <w:lvlJc w:val="left"/>
       <w:pPr>
-        <w:ind w:left="6480" w:hanging="360"/>
+        <w:ind w:left="5670" w:hanging="425"/>
       </w:pPr>
     </w:lvl>
   </w:abstractNum>
@@ -139,15 +148,15 @@
   <w:docDefaults>
     <w:rPrDefault>
       <w:rPr>
-        <w:rFonts w:asciiTheme="minorHAnsi" w:cstheme="minorBidi" w:eastAsiaTheme="minorEastAsia" w:hAnsiTheme="minorHAnsi"/>
-        <w:sz w:val="24"/>
-        <w:szCs w:val="24"/>
-        <w:lang w:bidi="ar-SA" w:eastAsia="zh-CN" w:val="en-US"/>
+        <w:rFonts w:ascii="Times New Roman" w:cs="Times New Roman" w:eastAsia="Times New Roman" w:hAnsi="Times New Roman"/>
+        <w:sz w:val="28"/>
+        <w:szCs w:val="28"/>
+        <w:lang w:val="uk-UA"/>
       </w:rPr>
     </w:rPrDefault>
     <w:pPrDefault>
       <w:pPr>
-        <w:spacing w:after="200"/>
+        <w:spacing w:after="0" w:before="0" w:line="312" w:lineRule="auto"/>
       </w:pPr>
     </w:pPrDefault>
   </w:docDefaults>
@@ -155,14 +164,19 @@
   <w:style w:default="1" w:styleId="Normal" w:type="paragraph">
     <w:name w:val="Normal"/>
     <w:qFormat/>
+    <w:pPr>
+      <w:spacing w:after="0" w:before="0" w:line="312" w:lineRule="auto"/>
+      <w:jc w:val="left"/>
+    </w:pPr>
   </w:style>
   <w:style w:styleId="BodyText" w:type="paragraph">
     <w:name w:val="Body Text"/>
     <w:basedOn w:val="Normal"/>
-    <w:link w:val="BodyTextChar"/>
-    <w:qFormat/>
-    <w:pPr>
-      <w:spacing w:after="180" w:before="180"/>
+    <w:qFormat/>
+    <w:pPr>
+      <w:spacing w:after="0" w:before="0" w:line="312" w:lineRule="auto"/>
+      <w:ind w:firstLine="709"/>
+      <w:jc w:val="both"/>
     </w:pPr>
   </w:style>
   <w:style w:customStyle="1" w:styleId="FirstParagraph" w:type="paragraph">
@@ -173,59 +187,57 @@
   </w:style>
   <w:style w:customStyle="1" w:styleId="Compact" w:type="paragraph">
     <w:name w:val="Compact"/>
-    <w:basedOn w:val="BodyText"/>
-    <w:qFormat/>
-    <w:pPr>
-      <w:spacing w:after="36" w:before="36"/>
+    <w:basedOn w:val="Normal"/>
+    <w:qFormat/>
+    <w:pPr>
+      <w:spacing w:after="0" w:before="0" w:line="312" w:lineRule="auto"/>
+      <w:ind w:firstLine="0"/>
+      <w:contextualSpacing/>
     </w:pPr>
   </w:style>
   <w:style w:styleId="Title" w:type="paragraph">
     <w:name w:val="Title"/>
     <w:basedOn w:val="Normal"/>
-    <w:next w:val="BodyText"/>
-    <w:link w:val="TitleChar"/>
+    <w:next w:val="Subtitle"/>
+    <w:qFormat/>
+    <w:pPr>
+      <w:spacing w:after="120" w:before="0" w:line="312" w:lineRule="auto"/>
+      <w:ind w:firstLine="0"/>
+      <w:jc w:val="center"/>
+    </w:pPr>
+    <w:rPr>
+      <w:rFonts w:ascii="Times New Roman" w:cs="Times New Roman" w:eastAsia="Times New Roman" w:hAnsi="Times New Roman"/>
+      <w:sz w:val="28"/>
+      <w:szCs w:val="28"/>
+    </w:rPr>
+  </w:style>
+  <w:style w:customStyle="1" w:styleId="TitleChar" w:type="character">
+    <w:name w:val="Title Char"/>
+    <w:basedOn w:val="DefaultParagraphFont"/>
+    <w:link w:val="Title"/>
     <w:uiPriority w:val="10"/>
-    <w:qFormat/>
-    <w:rsid w:val="00A10FD9"/>
-    <w:pPr>
-      <w:spacing w:after="80" w:line="240" w:lineRule="auto"/>
-      <w:contextualSpacing/>
-      <w:jc w:val="center"/>
-    </w:pPr>
+    <w:rsid w:val="00A10FD9"/>
     <w:rPr>
       <w:rFonts w:asciiTheme="majorHAnsi" w:cstheme="majorBidi" w:eastAsiaTheme="majorEastAsia" w:hAnsiTheme="majorHAnsi"/>
       <w:sz w:val="56"/>
       <w:szCs w:val="56"/>
     </w:rPr>
   </w:style>
-  <w:style w:customStyle="1" w:styleId="TitleChar" w:type="character">
-    <w:name w:val="Title Char"/>
-    <w:basedOn w:val="DefaultParagraphFont"/>
-    <w:link w:val="Title"/>
-    <w:uiPriority w:val="10"/>
-    <w:rsid w:val="00A10FD9"/>
-    <w:rPr>
-      <w:rFonts w:asciiTheme="majorHAnsi" w:cstheme="majorBidi" w:eastAsiaTheme="majorEastAsia" w:hAnsiTheme="majorHAnsi"/>
-      <w:sz w:val="56"/>
-      <w:szCs w:val="56"/>
-    </w:rPr>
-  </w:style>
   <w:style w:styleId="Subtitle" w:type="paragraph">
     <w:name w:val="Subtitle"/>
-    <w:basedOn w:val="Title"/>
-    <w:next w:val="BodyText"/>
-    <w:link w:val="SubtitleChar"/>
-    <w:uiPriority w:val="11"/>
-    <w:qFormat/>
-    <w:rsid w:val="00A10FD9"/>
-    <w:pPr>
-      <w:numPr>
-        <w:ilvl w:val="1"/>
-      </w:numPr>
-    </w:pPr>
-    <w:rPr>
-      <w:rFonts w:cstheme="majorBidi" w:eastAsiaTheme="majorEastAsia"/>
-      <w:spacing w:val="15"/>
+    <w:basedOn w:val="Normal"/>
+    <w:next w:val="FirstParagraph"/>
+    <w:qFormat/>
+    <w:pPr>
+      <w:spacing w:after="240" w:before="0" w:line="312" w:lineRule="auto"/>
+      <w:ind w:firstLine="0"/>
+      <w:jc w:val="center"/>
+    </w:pPr>
+    <w:rPr>
+      <w:rFonts w:ascii="Times New Roman" w:cs="Times New Roman" w:eastAsia="Times New Roman" w:hAnsi="Times New Roman"/>
+      <w:b/>
+      <w:bCs/>
+      <w:caps/>
       <w:sz w:val="28"/>
       <w:szCs w:val="28"/>
     </w:rPr>
@@ -315,17 +327,188 @@
   <w:style w:styleId="Heading1" w:type="paragraph">
     <w:name w:val="heading 1"/>
     <w:basedOn w:val="Normal"/>
+    <w:next w:val="FirstParagraph"/>
+    <w:qFormat/>
+    <w:pPr>
+      <w:keepNext/>
+      <w:spacing w:after="120" w:before="240" w:line="312" w:lineRule="auto"/>
+      <w:ind w:firstLine="0"/>
+      <w:jc w:val="center"/>
+    </w:pPr>
+    <w:rPr>
+      <w:rFonts w:ascii="Times New Roman" w:cs="Times New Roman" w:eastAsia="Times New Roman" w:hAnsi="Times New Roman"/>
+      <w:b/>
+      <w:bCs/>
+      <w:sz w:val="28"/>
+      <w:szCs w:val="28"/>
+    </w:rPr>
+  </w:style>
+  <w:style w:styleId="Heading2" w:type="paragraph">
+    <w:name w:val="heading 2"/>
+    <w:basedOn w:val="Normal"/>
+    <w:next w:val="FirstParagraph"/>
+    <w:qFormat/>
+    <w:pPr>
+      <w:keepNext/>
+      <w:spacing w:after="120" w:before="240" w:line="312" w:lineRule="auto"/>
+      <w:ind w:firstLine="0"/>
+      <w:jc w:val="center"/>
+    </w:pPr>
+    <w:rPr>
+      <w:rFonts w:ascii="Times New Roman" w:cs="Times New Roman" w:eastAsia="Times New Roman" w:hAnsi="Times New Roman"/>
+      <w:b/>
+      <w:bCs/>
+      <w:sz w:val="28"/>
+      <w:szCs w:val="28"/>
+    </w:rPr>
+  </w:style>
+  <w:style w:styleId="Heading3" w:type="paragraph">
+    <w:name w:val="heading 3"/>
+    <w:basedOn w:val="Normal"/>
+    <w:next w:val="FirstParagraph"/>
+    <w:qFormat/>
+    <w:pPr>
+      <w:keepNext/>
+      <w:spacing w:after="0" w:before="140" w:line="312" w:lineRule="auto"/>
+      <w:ind w:firstLine="709"/>
+      <w:jc w:val="left"/>
+    </w:pPr>
+    <w:rPr>
+      <w:rFonts w:ascii="Times New Roman" w:cs="Times New Roman" w:eastAsia="Times New Roman" w:hAnsi="Times New Roman"/>
+      <w:b/>
+      <w:bCs/>
+      <w:sz w:val="28"/>
+      <w:szCs w:val="28"/>
+    </w:rPr>
+  </w:style>
+  <w:style w:styleId="Heading4" w:type="paragraph">
+    <w:name w:val="heading 4"/>
+    <w:basedOn w:val="Normal"/>
+    <w:next w:val="FirstParagraph"/>
+    <w:qFormat/>
+    <w:pPr>
+      <w:keepNext/>
+      <w:spacing w:after="0" w:before="120" w:line="312" w:lineRule="auto"/>
+      <w:ind w:firstLine="709"/>
+      <w:jc w:val="left"/>
+    </w:pPr>
+    <w:rPr>
+      <w:rFonts w:ascii="Times New Roman" w:cs="Times New Roman" w:eastAsia="Times New Roman" w:hAnsi="Times New Roman"/>
+      <w:b/>
+      <w:bCs/>
+      <w:sz w:val="28"/>
+      <w:szCs w:val="28"/>
+    </w:rPr>
+  </w:style>
+  <w:style w:styleId="Heading5" w:type="paragraph">
+    <w:name w:val="heading 5"/>
+    <w:basedOn w:val="Normal"/>
+    <w:next w:val="FirstParagraph"/>
+    <w:qFormat/>
+    <w:pPr>
+      <w:keepNext/>
+      <w:spacing w:after="0" w:before="120" w:line="312" w:lineRule="auto"/>
+      <w:ind w:firstLine="709"/>
+      <w:jc w:val="left"/>
+    </w:pPr>
+    <w:rPr>
+      <w:rFonts w:ascii="Times New Roman" w:cs="Times New Roman" w:eastAsia="Times New Roman" w:hAnsi="Times New Roman"/>
+      <w:b/>
+      <w:bCs/>
+      <w:sz w:val="28"/>
+      <w:szCs w:val="28"/>
+    </w:rPr>
+  </w:style>
+  <w:style w:styleId="Heading6" w:type="paragraph">
+    <w:name w:val="heading 6"/>
+    <w:basedOn w:val="Normal"/>
+    <w:next w:val="FirstParagraph"/>
+    <w:qFormat/>
+    <w:pPr>
+      <w:keepNext/>
+      <w:spacing w:after="0" w:before="120" w:line="312" w:lineRule="auto"/>
+      <w:ind w:firstLine="709"/>
+      <w:jc w:val="left"/>
+    </w:pPr>
+    <w:rPr>
+      <w:rFonts w:ascii="Times New Roman" w:cs="Times New Roman" w:eastAsia="Times New Roman" w:hAnsi="Times New Roman"/>
+      <w:b/>
+      <w:bCs/>
+      <w:sz w:val="28"/>
+      <w:szCs w:val="28"/>
+    </w:rPr>
+  </w:style>
+  <w:style w:styleId="Heading7" w:type="paragraph">
+    <w:name w:val="heading 7"/>
+    <w:basedOn w:val="Normal"/>
     <w:next w:val="BodyText"/>
-    <w:link w:val="Heading1Char"/>
-    <w:uiPriority w:val="9"/>
+    <w:link w:val="Heading7Char"/>
+    <w:uiPriority w:val="9"/>
+    <w:semiHidden/>
+    <w:unhideWhenUsed/>
     <w:qFormat/>
     <w:rsid w:val="00A10FD9"/>
     <w:pPr>
       <w:keepNext/>
       <w:keepLines/>
-      <w:spacing w:after="80" w:before="360"/>
-      <w:outlineLvl w:val="0"/>
-    </w:pPr>
+      <w:spacing w:after="0" w:before="40"/>
+      <w:outlineLvl w:val="6"/>
+    </w:pPr>
+    <w:rPr>
+      <w:rFonts w:cstheme="majorBidi" w:eastAsiaTheme="majorEastAsia"/>
+      <w:color w:themeColor="text1" w:themeTint="A6" w:val="595959"/>
+    </w:rPr>
+  </w:style>
+  <w:style w:styleId="Heading8" w:type="paragraph">
+    <w:name w:val="heading 8"/>
+    <w:basedOn w:val="Normal"/>
+    <w:next w:val="BodyText"/>
+    <w:link w:val="Heading8Char"/>
+    <w:uiPriority w:val="9"/>
+    <w:semiHidden/>
+    <w:unhideWhenUsed/>
+    <w:qFormat/>
+    <w:rsid w:val="00A10FD9"/>
+    <w:pPr>
+      <w:keepNext/>
+      <w:keepLines/>
+      <w:spacing w:after="0"/>
+      <w:outlineLvl w:val="7"/>
+    </w:pPr>
+    <w:rPr>
+      <w:rFonts w:cstheme="majorBidi" w:eastAsiaTheme="majorEastAsia"/>
+      <w:i/>
+      <w:iCs/>
+      <w:color w:themeColor="text1" w:themeTint="D8" w:val="272727"/>
+    </w:rPr>
+  </w:style>
+  <w:style w:styleId="Heading9" w:type="paragraph">
+    <w:name w:val="heading 9"/>
+    <w:basedOn w:val="Normal"/>
+    <w:next w:val="BodyText"/>
+    <w:link w:val="Heading9Char"/>
+    <w:uiPriority w:val="9"/>
+    <w:semiHidden/>
+    <w:unhideWhenUsed/>
+    <w:qFormat/>
+    <w:rsid w:val="00A10FD9"/>
+    <w:pPr>
+      <w:keepNext/>
+      <w:keepLines/>
+      <w:spacing w:after="0"/>
+      <w:outlineLvl w:val="8"/>
+    </w:pPr>
+    <w:rPr>
+      <w:rFonts w:cstheme="majorBidi" w:eastAsiaTheme="majorEastAsia"/>
+      <w:color w:themeColor="text1" w:themeTint="D8" w:val="272727"/>
+    </w:rPr>
+  </w:style>
+  <w:style w:customStyle="1" w:styleId="Heading1Char" w:type="character">
+    <w:name w:val="Heading 1 Char"/>
+    <w:basedOn w:val="DefaultParagraphFont"/>
+    <w:link w:val="Heading1"/>
+    <w:uiPriority w:val="9"/>
+    <w:rsid w:val="00A10FD9"/>
     <w:rPr>
       <w:rFonts w:asciiTheme="majorHAnsi" w:cstheme="majorBidi" w:eastAsiaTheme="majorEastAsia" w:hAnsiTheme="majorHAnsi"/>
       <w:color w:themeColor="accent1" w:themeShade="BF" w:val="0F4761"/>
@@ -333,22 +516,13 @@
       <w:szCs w:val="40"/>
     </w:rPr>
   </w:style>
-  <w:style w:styleId="Heading2" w:type="paragraph">
-    <w:name w:val="heading 2"/>
-    <w:basedOn w:val="Normal"/>
-    <w:next w:val="BodyText"/>
-    <w:link w:val="Heading2Char"/>
+  <w:style w:customStyle="1" w:styleId="Heading2Char" w:type="character">
+    <w:name w:val="Heading 2 Char"/>
+    <w:basedOn w:val="DefaultParagraphFont"/>
+    <w:link w:val="Heading2"/>
     <w:uiPriority w:val="9"/>
     <w:semiHidden/>
-    <w:unhideWhenUsed/>
-    <w:qFormat/>
-    <w:rsid w:val="00A10FD9"/>
-    <w:pPr>
-      <w:keepNext/>
-      <w:keepLines/>
-      <w:spacing w:after="80" w:before="160"/>
-      <w:outlineLvl w:val="1"/>
-    </w:pPr>
+    <w:rsid w:val="00A10FD9"/>
     <w:rPr>
       <w:rFonts w:asciiTheme="majorHAnsi" w:cstheme="majorBidi" w:eastAsiaTheme="majorEastAsia" w:hAnsiTheme="majorHAnsi"/>
       <w:color w:themeColor="accent1" w:themeShade="BF" w:val="0F4761"/>
@@ -356,22 +530,13 @@
       <w:szCs w:val="32"/>
     </w:rPr>
   </w:style>
-  <w:style w:styleId="Heading3" w:type="paragraph">
-    <w:name w:val="heading 3"/>
-    <w:basedOn w:val="Normal"/>
-    <w:next w:val="BodyText"/>
-    <w:link w:val="Heading3Char"/>
+  <w:style w:customStyle="1" w:styleId="Heading3Char" w:type="character">
+    <w:name w:val="Heading 3 Char"/>
+    <w:basedOn w:val="DefaultParagraphFont"/>
+    <w:link w:val="Heading3"/>
     <w:uiPriority w:val="9"/>
     <w:semiHidden/>
-    <w:unhideWhenUsed/>
-    <w:qFormat/>
-    <w:rsid w:val="00A10FD9"/>
-    <w:pPr>
-      <w:keepNext/>
-      <w:keepLines/>
-      <w:spacing w:after="80" w:before="160"/>
-      <w:outlineLvl w:val="2"/>
-    </w:pPr>
+    <w:rsid w:val="00A10FD9"/>
     <w:rPr>
       <w:rFonts w:cstheme="majorBidi" w:eastAsiaTheme="majorEastAsia"/>
       <w:color w:themeColor="accent1" w:themeShade="BF" w:val="0F4761"/>
@@ -379,22 +544,13 @@
       <w:szCs w:val="28"/>
     </w:rPr>
   </w:style>
-  <w:style w:styleId="Heading4" w:type="paragraph">
-    <w:name w:val="heading 4"/>
-    <w:basedOn w:val="Normal"/>
-    <w:next w:val="BodyText"/>
-    <w:link w:val="Heading4Char"/>
+  <w:style w:customStyle="1" w:styleId="Heading4Char" w:type="character">
+    <w:name w:val="Heading 4 Char"/>
+    <w:basedOn w:val="DefaultParagraphFont"/>
+    <w:link w:val="Heading4"/>
     <w:uiPriority w:val="9"/>
     <w:semiHidden/>
-    <w:unhideWhenUsed/>
-    <w:qFormat/>
-    <w:rsid w:val="00A10FD9"/>
-    <w:pPr>
-      <w:keepNext/>
-      <w:keepLines/>
-      <w:spacing w:after="40" w:before="80"/>
-      <w:outlineLvl w:val="3"/>
-    </w:pPr>
+    <w:rsid w:val="00A10FD9"/>
     <w:rPr>
       <w:rFonts w:cstheme="majorBidi" w:eastAsiaTheme="majorEastAsia"/>
       <w:i/>
@@ -402,43 +558,25 @@
       <w:color w:themeColor="accent1" w:themeShade="BF" w:val="0F4761"/>
     </w:rPr>
   </w:style>
-  <w:style w:styleId="Heading5" w:type="paragraph">
-    <w:name w:val="heading 5"/>
-    <w:basedOn w:val="Normal"/>
-    <w:next w:val="BodyText"/>
-    <w:link w:val="Heading5Char"/>
+  <w:style w:customStyle="1" w:styleId="Heading5Char" w:type="character">
+    <w:name w:val="Heading 5 Char"/>
+    <w:basedOn w:val="DefaultParagraphFont"/>
+    <w:link w:val="Heading5"/>
     <w:uiPriority w:val="9"/>
     <w:semiHidden/>
-    <w:unhideWhenUsed/>
-    <w:qFormat/>
-    <w:rsid w:val="00A10FD9"/>
-    <w:pPr>
-      <w:keepNext/>
-      <w:keepLines/>
-      <w:spacing w:after="40" w:before="80"/>
-      <w:outlineLvl w:val="4"/>
-    </w:pPr>
+    <w:rsid w:val="00A10FD9"/>
     <w:rPr>
       <w:rFonts w:cstheme="majorBidi" w:eastAsiaTheme="majorEastAsia"/>
       <w:color w:themeColor="accent1" w:themeShade="BF" w:val="0F4761"/>
     </w:rPr>
   </w:style>
-  <w:style w:styleId="Heading6" w:type="paragraph">
-    <w:name w:val="heading 6"/>
-    <w:basedOn w:val="Normal"/>
-    <w:next w:val="BodyText"/>
-    <w:link w:val="Heading6Char"/>
+  <w:style w:customStyle="1" w:styleId="Heading6Char" w:type="character">
+    <w:name w:val="Heading 6 Char"/>
+    <w:basedOn w:val="DefaultParagraphFont"/>
+    <w:link w:val="Heading6"/>
     <w:uiPriority w:val="9"/>
     <w:semiHidden/>
-    <w:unhideWhenUsed/>
-    <w:qFormat/>
-    <w:rsid w:val="00A10FD9"/>
-    <w:pPr>
-      <w:keepNext/>
-      <w:keepLines/>
-      <w:spacing w:after="0" w:before="40"/>
-      <w:outlineLvl w:val="5"/>
-    </w:pPr>
+    <w:rsid w:val="00A10FD9"/>
     <w:rPr>
       <w:rFonts w:cstheme="majorBidi" w:eastAsiaTheme="majorEastAsia"/>
       <w:i/>
@@ -446,43 +584,25 @@
       <w:color w:themeColor="text1" w:themeTint="A6" w:val="595959"/>
     </w:rPr>
   </w:style>
-  <w:style w:styleId="Heading7" w:type="paragraph">
-    <w:name w:val="heading 7"/>
-    <w:basedOn w:val="Normal"/>
-    <w:next w:val="BodyText"/>
-    <w:link w:val="Heading7Char"/>
+  <w:style w:customStyle="1" w:styleId="Heading7Char" w:type="character">
+    <w:name w:val="Heading 7 Char"/>
+    <w:basedOn w:val="DefaultParagraphFont"/>
+    <w:link w:val="Heading7"/>
     <w:uiPriority w:val="9"/>
     <w:semiHidden/>
-    <w:unhideWhenUsed/>
-    <w:qFormat/>
-    <w:rsid w:val="00A10FD9"/>
-    <w:pPr>
-      <w:keepNext/>
-      <w:keepLines/>
-      <w:spacing w:after="0" w:before="40"/>
-      <w:outlineLvl w:val="6"/>
-    </w:pPr>
+    <w:rsid w:val="00A10FD9"/>
     <w:rPr>
       <w:rFonts w:cstheme="majorBidi" w:eastAsiaTheme="majorEastAsia"/>
       <w:color w:themeColor="text1" w:themeTint="A6" w:val="595959"/>
     </w:rPr>
   </w:style>
-  <w:style w:styleId="Heading8" w:type="paragraph">
-    <w:name w:val="heading 8"/>
-    <w:basedOn w:val="Normal"/>
-    <w:next w:val="BodyText"/>
-    <w:link w:val="Heading8Char"/>
+  <w:style w:customStyle="1" w:styleId="Heading8Char" w:type="character">
+    <w:name w:val="Heading 8 Char"/>
+    <w:basedOn w:val="DefaultParagraphFont"/>
+    <w:link w:val="Heading8"/>
     <w:uiPriority w:val="9"/>
     <w:semiHidden/>
-    <w:unhideWhenUsed/>
-    <w:qFormat/>
-    <w:rsid w:val="00A10FD9"/>
-    <w:pPr>
-      <w:keepNext/>
-      <w:keepLines/>
-      <w:spacing w:after="0"/>
-      <w:outlineLvl w:val="7"/>
-    </w:pPr>
+    <w:rsid w:val="00A10FD9"/>
     <w:rPr>
       <w:rFonts w:cstheme="majorBidi" w:eastAsiaTheme="majorEastAsia"/>
       <w:i/>
@@ -490,134 +610,6 @@
       <w:color w:themeColor="text1" w:themeTint="D8" w:val="272727"/>
     </w:rPr>
   </w:style>
-  <w:style w:styleId="Heading9" w:type="paragraph">
-    <w:name w:val="heading 9"/>
-    <w:basedOn w:val="Normal"/>
-    <w:next w:val="BodyText"/>
-    <w:link w:val="Heading9Char"/>
-    <w:uiPriority w:val="9"/>
-    <w:semiHidden/>
-    <w:unhideWhenUsed/>
-    <w:qFormat/>
-    <w:rsid w:val="00A10FD9"/>
-    <w:pPr>
-      <w:keepNext/>
-      <w:keepLines/>
-      <w:spacing w:after="0"/>
-      <w:outlineLvl w:val="8"/>
-    </w:pPr>
-    <w:rPr>
-      <w:rFonts w:cstheme="majorBidi" w:eastAsiaTheme="majorEastAsia"/>
-      <w:color w:themeColor="text1" w:themeTint="D8" w:val="272727"/>
-    </w:rPr>
-  </w:style>
-  <w:style w:customStyle="1" w:styleId="Heading1Char" w:type="character">
-    <w:name w:val="Heading 1 Char"/>
-    <w:basedOn w:val="DefaultParagraphFont"/>
-    <w:link w:val="Heading1"/>
-    <w:uiPriority w:val="9"/>
-    <w:rsid w:val="00A10FD9"/>
-    <w:rPr>
-      <w:rFonts w:asciiTheme="majorHAnsi" w:cstheme="majorBidi" w:eastAsiaTheme="majorEastAsia" w:hAnsiTheme="majorHAnsi"/>
-      <w:color w:themeColor="accent1" w:themeShade="BF" w:val="0F4761"/>
-      <w:sz w:val="40"/>
-      <w:szCs w:val="40"/>
-    </w:rPr>
-  </w:style>
-  <w:style w:customStyle="1" w:styleId="Heading2Char" w:type="character">
-    <w:name w:val="Heading 2 Char"/>
-    <w:basedOn w:val="DefaultParagraphFont"/>
-    <w:link w:val="Heading2"/>
-    <w:uiPriority w:val="9"/>
-    <w:semiHidden/>
-    <w:rsid w:val="00A10FD9"/>
-    <w:rPr>
-      <w:rFonts w:asciiTheme="majorHAnsi" w:cstheme="majorBidi" w:eastAsiaTheme="majorEastAsia" w:hAnsiTheme="majorHAnsi"/>
-      <w:color w:themeColor="accent1" w:themeShade="BF" w:val="0F4761"/>
-      <w:sz w:val="32"/>
-      <w:szCs w:val="32"/>
-    </w:rPr>
-  </w:style>
-  <w:style w:customStyle="1" w:styleId="Heading3Char" w:type="character">
-    <w:name w:val="Heading 3 Char"/>
-    <w:basedOn w:val="DefaultParagraphFont"/>
-    <w:link w:val="Heading3"/>
-    <w:uiPriority w:val="9"/>
-    <w:semiHidden/>
-    <w:rsid w:val="00A10FD9"/>
-    <w:rPr>
-      <w:rFonts w:cstheme="majorBidi" w:eastAsiaTheme="majorEastAsia"/>
-      <w:color w:themeColor="accent1" w:themeShade="BF" w:val="0F4761"/>
-      <w:sz w:val="28"/>
-      <w:szCs w:val="28"/>
-    </w:rPr>
-  </w:style>
-  <w:style w:customStyle="1" w:styleId="Heading4Char" w:type="character">
-    <w:name w:val="Heading 4 Char"/>
-    <w:basedOn w:val="DefaultParagraphFont"/>
-    <w:link w:val="Heading4"/>
-    <w:uiPriority w:val="9"/>
-    <w:semiHidden/>
-    <w:rsid w:val="00A10FD9"/>
-    <w:rPr>
-      <w:rFonts w:cstheme="majorBidi" w:eastAsiaTheme="majorEastAsia"/>
-      <w:i/>
-      <w:iCs/>
-      <w:color w:themeColor="accent1" w:themeShade="BF" w:val="0F4761"/>
-    </w:rPr>
-  </w:style>
-  <w:style w:customStyle="1" w:styleId="Heading5Char" w:type="character">
-    <w:name w:val="Heading 5 Char"/>
-    <w:basedOn w:val="DefaultParagraphFont"/>
-    <w:link w:val="Heading5"/>
-    <w:uiPriority w:val="9"/>
-    <w:semiHidden/>
-    <w:rsid w:val="00A10FD9"/>
-    <w:rPr>
-      <w:rFonts w:cstheme="majorBidi" w:eastAsiaTheme="majorEastAsia"/>
-      <w:color w:themeColor="accent1" w:themeShade="BF" w:val="0F4761"/>
-    </w:rPr>
-  </w:style>
-  <w:style w:customStyle="1" w:styleId="Heading6Char" w:type="character">
-    <w:name w:val="Heading 6 Char"/>
-    <w:basedOn w:val="DefaultParagraphFont"/>
-    <w:link w:val="Heading6"/>
-    <w:uiPriority w:val="9"/>
-    <w:semiHidden/>
-    <w:rsid w:val="00A10FD9"/>
-    <w:rPr>
-      <w:rFonts w:cstheme="majorBidi" w:eastAsiaTheme="majorEastAsia"/>
-      <w:i/>
-      <w:iCs/>
-      <w:color w:themeColor="text1" w:themeTint="A6" w:val="595959"/>
-    </w:rPr>
-  </w:style>
-  <w:style w:customStyle="1" w:styleId="Heading7Char" w:type="character">
-    <w:name w:val="Heading 7 Char"/>
-    <w:basedOn w:val="DefaultParagraphFont"/>
-    <w:link w:val="Heading7"/>
-    <w:uiPriority w:val="9"/>
-    <w:semiHidden/>
-    <w:rsid w:val="00A10FD9"/>
-    <w:rPr>
-      <w:rFonts w:cstheme="majorBidi" w:eastAsiaTheme="majorEastAsia"/>
-      <w:color w:themeColor="text1" w:themeTint="A6" w:val="595959"/>
-    </w:rPr>
-  </w:style>
-  <w:style w:customStyle="1" w:styleId="Heading8Char" w:type="character">
-    <w:name w:val="Heading 8 Char"/>
-    <w:basedOn w:val="DefaultParagraphFont"/>
-    <w:link w:val="Heading8"/>
-    <w:uiPriority w:val="9"/>
-    <w:semiHidden/>
-    <w:rsid w:val="00A10FD9"/>
-    <w:rPr>
-      <w:rFonts w:cstheme="majorBidi" w:eastAsiaTheme="majorEastAsia"/>
-      <w:i/>
-      <w:iCs/>
-      <w:color w:themeColor="text1" w:themeTint="D8" w:val="272727"/>
-    </w:rPr>
-  </w:style>
   <w:style w:customStyle="1" w:styleId="Heading9Char" w:type="character">
     <w:name w:val="Heading 9 Char"/>
     <w:basedOn w:val="DefaultParagraphFont"/>
@@ -633,13 +625,10 @@
   <w:style w:styleId="BlockText" w:type="paragraph">
     <w:name w:val="Block Text"/>
     <w:basedOn w:val="BodyText"/>
-    <w:next w:val="BodyText"/>
-    <w:uiPriority w:val="9"/>
-    <w:unhideWhenUsed/>
-    <w:qFormat/>
-    <w:pPr>
-      <w:spacing w:after="100" w:before="100"/>
-      <w:ind w:firstLine="0" w:left="480" w:right="480"/>
+    <w:qFormat/>
+    <w:pPr>
+      <w:spacing w:after="0" w:before="0" w:line="312" w:lineRule="auto"/>
+      <w:ind w:firstLine="0" w:left="1134"/>
     </w:pPr>
   </w:style>
   <w:style w:styleId="FootnoteText" w:type="paragraph">
@@ -670,24 +659,44 @@
   <w:style w:default="1" w:styleId="Table" w:type="table">
     <w:name w:val="Table"/>
     <w:basedOn w:val="TableNormal"/>
-    <w:semiHidden/>
-    <w:unhideWhenUsed/>
-    <w:qFormat/>
+    <w:qFormat/>
+    <w:pPr>
+      <w:spacing w:after="0" w:before="0" w:line="240" w:lineRule="auto"/>
+      <w:ind w:firstLine="0"/>
+      <w:jc w:val="left"/>
+    </w:pPr>
+    <w:rPr>
+      <w:rFonts w:ascii="Times New Roman" w:cs="Times New Roman" w:eastAsia="Times New Roman" w:hAnsi="Times New Roman"/>
+      <w:sz w:val="24"/>
+      <w:szCs w:val="24"/>
+    </w:rPr>
     <w:tblPr>
       <w:tblInd w:type="dxa" w:w="0"/>
+      <w:tblBorders>
+        <w:top w:color="000000" w:space="0" w:sz="4" w:val="single"/>
+        <w:left w:color="000000" w:space="0" w:sz="4" w:val="single"/>
+        <w:bottom w:color="000000" w:space="0" w:sz="4" w:val="single"/>
+        <w:right w:color="000000" w:space="0" w:sz="4" w:val="single"/>
+        <w:insideH w:color="000000" w:space="0" w:sz="4" w:val="single"/>
+        <w:insideV w:color="000000" w:space="0" w:sz="4" w:val="single"/>
+      </w:tblBorders>
       <w:tblCellMar>
-        <w:top w:type="dxa" w:w="0"/>
-        <w:left w:type="dxa" w:w="108"/>
-        <w:bottom w:type="dxa" w:w="0"/>
-        <w:right w:type="dxa" w:w="108"/>
+        <w:top w:type="dxa" w:w="40"/>
+        <w:left w:type="dxa" w:w="70"/>
+        <w:bottom w:type="dxa" w:w="40"/>
+        <w:right w:type="dxa" w:w="70"/>
       </w:tblCellMar>
     </w:tblPr>
     <w:tblStylePr w:type="firstRow">
+      <w:pPr>
+        <w:jc w:val="center"/>
+      </w:pPr>
+      <w:rPr>
+        <w:b/>
+        <w:bCs/>
+      </w:rPr>
       <w:tcPr>
-        <w:tcBorders>
-          <w:bottom w:val="single"/>
-        </w:tcBorders>
-        <w:vAlign w:val="bottom"/>
+        <w:vAlign w:val="center"/>
       </w:tcPr>
     </w:tblStylePr>
   </w:style>
@@ -721,18 +730,48 @@
   </w:style>
   <w:style w:customStyle="1" w:styleId="TableCaption" w:type="paragraph">
     <w:name w:val="Table Caption"/>
-    <w:basedOn w:val="Caption"/>
-    <w:pPr>
-      <w:keepNext/>
-    </w:pPr>
+    <w:basedOn w:val="Normal"/>
+    <w:next w:val="FirstParagraph"/>
+    <w:qFormat/>
+    <w:pPr>
+      <w:keepNext/>
+      <w:spacing w:after="60" w:before="160" w:line="312" w:lineRule="auto"/>
+      <w:ind w:firstLine="0"/>
+      <w:jc w:val="center"/>
+    </w:pPr>
+    <w:rPr>
+      <w:rFonts w:ascii="Times New Roman" w:cs="Times New Roman" w:eastAsia="Times New Roman" w:hAnsi="Times New Roman"/>
+      <w:sz w:val="28"/>
+      <w:szCs w:val="28"/>
+    </w:rPr>
   </w:style>
   <w:style w:customStyle="1" w:styleId="ImageCaption" w:type="paragraph">
     <w:name w:val="Image Caption"/>
-    <w:basedOn w:val="Caption"/>
+    <w:basedOn w:val="Normal"/>
+    <w:next w:val="FirstParagraph"/>
+    <w:qFormat/>
+    <w:pPr>
+      <w:spacing w:after="160" w:before="60" w:line="312" w:lineRule="auto"/>
+      <w:ind w:firstLine="0"/>
+      <w:jc w:val="center"/>
+    </w:pPr>
+    <w:rPr>
+      <w:rFonts w:ascii="Times New Roman" w:cs="Times New Roman" w:eastAsia="Times New Roman" w:hAnsi="Times New Roman"/>
+      <w:sz w:val="28"/>
+      <w:szCs w:val="28"/>
+    </w:rPr>
   </w:style>
   <w:style w:customStyle="1" w:styleId="Figure" w:type="paragraph">
     <w:name w:val="Figure"/>
     <w:basedOn w:val="Normal"/>
+    <w:next w:val="ImageCaption"/>
+    <w:qFormat/>
+    <w:pPr>
+      <w:keepNext/>
+      <w:spacing w:after="60" w:before="160" w:line="312" w:lineRule="auto"/>
+      <w:ind w:firstLine="0"/>
+      <w:jc w:val="center"/>
+    </w:pPr>
   </w:style>
   <w:style w:customStyle="1" w:styleId="CaptionedFigure" w:type="paragraph">
     <w:name w:val="Captioned Figure"/>
@@ -748,10 +787,9 @@
   </w:style>
   <w:style w:customStyle="1" w:styleId="VerbatimChar" w:type="character">
     <w:name w:val="Verbatim Char"/>
-    <w:basedOn w:val="BodyTextChar"/>
-    <w:rPr>
-      <w:rFonts w:ascii="Consolas" w:hAnsi="Consolas"/>
-      <w:sz w:val="22"/>
+    <w:basedOn w:val="DefaultParagraphFont"/>
+    <w:rPr>
+      <w:rFonts w:ascii="Times New Roman" w:cs="Times New Roman" w:eastAsia="Times New Roman" w:hAnsi="Times New Roman"/>
     </w:rPr>
   </w:style>
   <w:style w:customStyle="1" w:styleId="SectionNumber" w:type="character">
@@ -790,239 +828,27 @@
       <w:color w:themeColor="accent1" w:themeShade="BF" w:val="365F91"/>
     </w:rPr>
   </w:style>
-  <w:style w:type="paragraph" w:customStyle="1" w:styleId="SourceCode">
+  <w:style w:customStyle="1" w:styleId="SourceCode" w:type="paragraph">
     <w:name w:val="Source Code"/>
     <w:basedOn w:val="Normal"/>
-    <w:link w:val="VerbatimChar"/>
-    <w:pPr>
-      <w:wordWrap w:val="off"/>
-    </w:pPr>
-  </w:style>
-  <w:style w:type="character" w:customStyle="1" w:styleId="KeywordTok">
-    <w:name w:val="KeywordTok"/>
-    <w:basedOn w:val="VerbatimChar"/>
-    <w:rPr>
-      <w:b/>
-      <w:color w:val="007020"/>
-    </w:rPr>
-  </w:style>
-  <w:style w:type="character" w:customStyle="1" w:styleId="DataTypeTok">
-    <w:name w:val="DataTypeTok"/>
-    <w:basedOn w:val="VerbatimChar"/>
-    <w:rPr>
-      <w:color w:val="902000"/>
-    </w:rPr>
-  </w:style>
-  <w:style w:type="character" w:customStyle="1" w:styleId="DecValTok">
-    <w:name w:val="DecValTok"/>
-    <w:basedOn w:val="VerbatimChar"/>
-    <w:rPr>
-      <w:color w:val="40a070"/>
-    </w:rPr>
-  </w:style>
-  <w:style w:type="character" w:customStyle="1" w:styleId="BaseNTok">
-    <w:name w:val="BaseNTok"/>
-    <w:basedOn w:val="VerbatimChar"/>
-    <w:rPr>
-      <w:color w:val="40a070"/>
-    </w:rPr>
-  </w:style>
-  <w:style w:type="character" w:customStyle="1" w:styleId="FloatTok">
-    <w:name w:val="FloatTok"/>
-    <w:basedOn w:val="VerbatimChar"/>
-    <w:rPr>
-      <w:color w:val="40a070"/>
-    </w:rPr>
-  </w:style>
-  <w:style w:type="character" w:customStyle="1" w:styleId="ConstantTok">
-    <w:name w:val="ConstantTok"/>
-    <w:basedOn w:val="VerbatimChar"/>
-    <w:rPr>
-      <w:color w:val="880000"/>
-    </w:rPr>
-  </w:style>
-  <w:style w:type="character" w:customStyle="1" w:styleId="CharTok">
-    <w:name w:val="CharTok"/>
-    <w:basedOn w:val="VerbatimChar"/>
-    <w:rPr>
-      <w:color w:val="4070a0"/>
-    </w:rPr>
-  </w:style>
-  <w:style w:type="character" w:customStyle="1" w:styleId="SpecialCharTok">
-    <w:name w:val="SpecialCharTok"/>
-    <w:basedOn w:val="VerbatimChar"/>
-    <w:rPr>
-      <w:color w:val="4070a0"/>
-    </w:rPr>
-  </w:style>
-  <w:style w:type="character" w:customStyle="1" w:styleId="StringTok">
-    <w:name w:val="StringTok"/>
-    <w:basedOn w:val="VerbatimChar"/>
-    <w:rPr>
-      <w:color w:val="4070a0"/>
-    </w:rPr>
-  </w:style>
-  <w:style w:type="character" w:customStyle="1" w:styleId="VerbatimStringTok">
-    <w:name w:val="VerbatimStringTok"/>
-    <w:basedOn w:val="VerbatimChar"/>
-    <w:rPr>
-      <w:color w:val="4070a0"/>
-    </w:rPr>
-  </w:style>
-  <w:style w:type="character" w:customStyle="1" w:styleId="SpecialStringTok">
-    <w:name w:val="SpecialStringTok"/>
-    <w:basedOn w:val="VerbatimChar"/>
-    <w:rPr>
-      <w:color w:val="bb6688"/>
-    </w:rPr>
-  </w:style>
-  <w:style w:type="character" w:customStyle="1" w:styleId="ImportTok">
-    <w:name w:val="ImportTok"/>
-    <w:basedOn w:val="VerbatimChar"/>
-    <w:rPr>
-      <w:b/>
-      <w:color w:val="008000"/>
-    </w:rPr>
-  </w:style>
-  <w:style w:type="character" w:customStyle="1" w:styleId="CommentTok">
-    <w:name w:val="CommentTok"/>
-    <w:basedOn w:val="VerbatimChar"/>
-    <w:rPr>
-      <w:i/>
-      <w:color w:val="60a0b0"/>
-    </w:rPr>
-  </w:style>
-  <w:style w:type="character" w:customStyle="1" w:styleId="DocumentationTok">
-    <w:name w:val="DocumentationTok"/>
-    <w:basedOn w:val="VerbatimChar"/>
-    <w:rPr>
-      <w:i/>
-      <w:color w:val="ba2121"/>
-    </w:rPr>
-  </w:style>
-  <w:style w:type="character" w:customStyle="1" w:styleId="AnnotationTok">
-    <w:name w:val="AnnotationTok"/>
-    <w:basedOn w:val="VerbatimChar"/>
-    <w:rPr>
-      <w:b/>
-      <w:i/>
-      <w:color w:val="60a0b0"/>
-    </w:rPr>
-  </w:style>
-  <w:style w:type="character" w:customStyle="1" w:styleId="CommentVarTok">
-    <w:name w:val="CommentVarTok"/>
-    <w:basedOn w:val="VerbatimChar"/>
-    <w:rPr>
-      <w:b/>
-      <w:i/>
-      <w:color w:val="60a0b0"/>
-    </w:rPr>
-  </w:style>
-  <w:style w:type="character" w:customStyle="1" w:styleId="OtherTok">
-    <w:name w:val="OtherTok"/>
-    <w:basedOn w:val="VerbatimChar"/>
-    <w:rPr>
-      <w:color w:val="007020"/>
-    </w:rPr>
-  </w:style>
-  <w:style w:type="character" w:customStyle="1" w:styleId="FunctionTok">
-    <w:name w:val="FunctionTok"/>
-    <w:basedOn w:val="VerbatimChar"/>
-    <w:rPr>
-      <w:color w:val="06287e"/>
-    </w:rPr>
-  </w:style>
-  <w:style w:type="character" w:customStyle="1" w:styleId="VariableTok">
-    <w:name w:val="VariableTok"/>
-    <w:basedOn w:val="VerbatimChar"/>
-    <w:rPr>
-      <w:color w:val="19177c"/>
-    </w:rPr>
-  </w:style>
-  <w:style w:type="character" w:customStyle="1" w:styleId="ControlFlowTok">
-    <w:name w:val="ControlFlowTok"/>
-    <w:basedOn w:val="VerbatimChar"/>
-    <w:rPr>
-      <w:b/>
-      <w:color w:val="007020"/>
-    </w:rPr>
-  </w:style>
-  <w:style w:type="character" w:customStyle="1" w:styleId="OperatorTok">
-    <w:name w:val="OperatorTok"/>
-    <w:basedOn w:val="VerbatimChar"/>
-    <w:rPr>
-      <w:color w:val="666666"/>
-    </w:rPr>
-  </w:style>
-  <w:style w:type="character" w:customStyle="1" w:styleId="BuiltInTok">
-    <w:name w:val="BuiltInTok"/>
-    <w:basedOn w:val="VerbatimChar"/>
-    <w:rPr>
-      <w:color w:val="008000"/>
-    </w:rPr>
-  </w:style>
-  <w:style w:type="character" w:customStyle="1" w:styleId="ExtensionTok">
-    <w:name w:val="ExtensionTok"/>
-    <w:basedOn w:val="VerbatimChar"/>
-    <w:rPr/>
-  </w:style>
-  <w:style w:type="character" w:customStyle="1" w:styleId="PreprocessorTok">
-    <w:name w:val="PreprocessorTok"/>
-    <w:basedOn w:val="VerbatimChar"/>
-    <w:rPr>
-      <w:color w:val="bc7a00"/>
-    </w:rPr>
-  </w:style>
-  <w:style w:type="character" w:customStyle="1" w:styleId="AttributeTok">
-    <w:name w:val="AttributeTok"/>
-    <w:basedOn w:val="VerbatimChar"/>
-    <w:rPr>
-      <w:color w:val="7d9029"/>
-    </w:rPr>
-  </w:style>
-  <w:style w:type="character" w:customStyle="1" w:styleId="RegionMarkerTok">
-    <w:name w:val="RegionMarkerTok"/>
-    <w:basedOn w:val="VerbatimChar"/>
-    <w:rPr/>
-  </w:style>
-  <w:style w:type="character" w:customStyle="1" w:styleId="InformationTok">
-    <w:name w:val="InformationTok"/>
-    <w:basedOn w:val="VerbatimChar"/>
-    <w:rPr>
-      <w:b/>
-      <w:i/>
-      <w:color w:val="60a0b0"/>
-    </w:rPr>
-  </w:style>
-  <w:style w:type="character" w:customStyle="1" w:styleId="WarningTok">
-    <w:name w:val="WarningTok"/>
-    <w:basedOn w:val="VerbatimChar"/>
-    <w:rPr>
-      <w:b/>
-      <w:i/>
-      <w:color w:val="60a0b0"/>
-    </w:rPr>
-  </w:style>
-  <w:style w:type="character" w:customStyle="1" w:styleId="AlertTok">
-    <w:name w:val="AlertTok"/>
-    <w:basedOn w:val="VerbatimChar"/>
-    <w:rPr>
-      <w:b/>
-      <w:color w:val="ff0000"/>
-    </w:rPr>
-  </w:style>
-  <w:style w:type="character" w:customStyle="1" w:styleId="ErrorTok">
-    <w:name w:val="ErrorTok"/>
-    <w:basedOn w:val="VerbatimChar"/>
-    <w:rPr>
-      <w:b/>
-      <w:color w:val="ff0000"/>
-    </w:rPr>
-  </w:style>
-  <w:style w:type="character" w:customStyle="1" w:styleId="NormalTok">
-    <w:name w:val="NormalTok"/>
-    <w:basedOn w:val="VerbatimChar"/>
-    <w:rPr/>
+    <w:qFormat/>
+    <w:pPr>
+      <w:pBdr>
+        <w:top w:color="BFBFBF" w:space="4" w:sz="4" w:val="single"/>
+        <w:left w:color="BFBFBF" w:space="4" w:sz="4" w:val="single"/>
+        <w:bottom w:color="BFBFBF" w:space="4" w:sz="4" w:val="single"/>
+        <w:right w:color="BFBFBF" w:space="4" w:sz="4" w:val="single"/>
+      </w:pBdr>
+      <w:shd w:color="auto" w:fill="F4F4F4" w:val="clear"/>
+      <w:spacing w:after="120" w:before="120" w:line="200" w:lineRule="auto"/>
+      <w:ind w:firstLine="0" w:left="284" w:right="284"/>
+      <w:jc w:val="left"/>
+    </w:pPr>
+    <w:rPr>
+      <w:rFonts w:ascii="Courier New" w:cs="Courier New" w:eastAsia="Courier New" w:hAnsi="Courier New"/>
+      <w:sz w:val="18"/>
+      <w:szCs w:val="18"/>
+    </w:rPr>
   </w:style>
 </w:styles>
 </file>

--- a/public/labs/os/ЛР12_ОС_Управління_пристроями.docx
+++ b/public/labs/os/ЛР12_ОС_Управління_пристроями.docx
@@ -23,9 +23,5440 @@
         <w:pStyle w:val="FirstParagraph"/>
       </w:pPr>
       <w:r>
-        <w:t xml:space="preserve">Матеріал цієї теми готується.</w:t>
-      </w:r>
-    </w:p>
+        <w:rPr>
+          <w:b/>
+          <w:bCs/>
+        </w:rPr>
+        <w:t xml:space="preserve">Мета:</w:t>
+      </w:r>
+      <w:r>
+        <w:t xml:space="preserve"> </w:t>
+      </w:r>
+      <w:r>
+        <w:t xml:space="preserve">дослідити, як операційна система подає пристрої у вигляді файлів і керує ними: навчитися розрізняти блокові та символьні пристрої, читати номери major і minor, спостерігати за роботою підсистеми udev під час підключення носія, переглядати й завантажувати драйвери-модулі ядра, аналізувати параметри блокових пристроїв та перевіряти дію буферизації введення-виведення.</w:t>
+      </w:r>
+    </w:p>
+    <w:p>
+      <w:pPr>
+        <w:pStyle w:val="BodyText"/>
+      </w:pPr>
+      <w:r>
+        <w:rPr>
+          <w:b/>
+          <w:bCs/>
+        </w:rPr>
+        <w:t xml:space="preserve">Обладнання:</w:t>
+      </w:r>
+      <w:r>
+        <w:t xml:space="preserve"> </w:t>
+      </w:r>
+      <w:r>
+        <w:t xml:space="preserve">ПК або віртуальна машина з Ubuntu 22.04; термінал; право виконувати</w:t>
+      </w:r>
+      <w:r>
+        <w:t xml:space="preserve"> </w:t>
+      </w:r>
+      <w:r>
+        <w:rPr>
+          <w:rStyle w:val="VerbatimChar"/>
+        </w:rPr>
+        <w:t xml:space="preserve">sudo</w:t>
+      </w:r>
+      <w:r>
+        <w:t xml:space="preserve">; змінний USB-носій або додатковий віртуальний диск.</w:t>
+      </w:r>
+    </w:p>
+    <w:p>
+      <w:pPr>
+        <w:pStyle w:val="BodyText"/>
+      </w:pPr>
+      <w:r>
+        <w:rPr>
+          <w:b/>
+          <w:bCs/>
+        </w:rPr>
+        <w:t xml:space="preserve">Тривалість:</w:t>
+      </w:r>
+      <w:r>
+        <w:t xml:space="preserve"> </w:t>
+      </w:r>
+      <w:r>
+        <w:t xml:space="preserve">2 академічні години (1 заняття).</w:t>
+      </w:r>
+    </w:p>
+    <w:p>
+      <w:pPr>
+        <w:pStyle w:val="BodyText"/>
+      </w:pPr>
+      <w:r>
+        <w:rPr>
+          <w:b/>
+          <w:bCs/>
+        </w:rPr>
+        <w:t xml:space="preserve">УВАГА. Робота торкається файлів пристроїв. Запис у файл пристрою знищує дані на носії без можливості відновлення: команда виду</w:t>
+      </w:r>
+      <w:r>
+        <w:rPr>
+          <w:b/>
+          <w:bCs/>
+        </w:rPr>
+        <w:t xml:space="preserve"> </w:t>
+      </w:r>
+      <w:r>
+        <w:rPr>
+          <w:rStyle w:val="VerbatimChar"/>
+          <w:b/>
+          <w:bCs/>
+        </w:rPr>
+        <w:t xml:space="preserve">dd of=/dev/sdX</w:t>
+      </w:r>
+      <w:r>
+        <w:rPr>
+          <w:b/>
+          <w:bCs/>
+        </w:rPr>
+        <w:t xml:space="preserve"> </w:t>
+      </w:r>
+      <w:r>
+        <w:rPr>
+          <w:b/>
+          <w:bCs/>
+        </w:rPr>
+        <w:t xml:space="preserve">руйнує таблицю розділів. Усі операції запису виконуються лише на носії, вказаному викладачем, і лише після перевірки його імені командою</w:t>
+      </w:r>
+      <w:r>
+        <w:rPr>
+          <w:b/>
+          <w:bCs/>
+        </w:rPr>
+        <w:t xml:space="preserve"> </w:t>
+      </w:r>
+      <w:r>
+        <w:rPr>
+          <w:rStyle w:val="VerbatimChar"/>
+          <w:b/>
+          <w:bCs/>
+        </w:rPr>
+        <w:t xml:space="preserve">lsblk</w:t>
+      </w:r>
+      <w:r>
+        <w:rPr>
+          <w:b/>
+          <w:bCs/>
+        </w:rPr>
+        <w:t xml:space="preserve">. Завантаження та вивантаження модулів ядра виконується виключно для модулів зі списку варіанта.</w:t>
+      </w:r>
+    </w:p>
+    <w:bookmarkStart w:id="15" w:name="теоретичні-відомості"/>
+    <w:p>
+      <w:pPr>
+        <w:pStyle w:val="Heading2"/>
+      </w:pPr>
+      <w:r>
+        <w:t xml:space="preserve">Теоретичні відомості</w:t>
+      </w:r>
+    </w:p>
+    <w:bookmarkStart w:id="9" w:name="пристрій-як-файл"/>
+    <w:p>
+      <w:pPr>
+        <w:pStyle w:val="Heading3"/>
+      </w:pPr>
+      <w:r>
+        <w:t xml:space="preserve">1 Пристрій як файл</w:t>
+      </w:r>
+    </w:p>
+    <w:p>
+      <w:pPr>
+        <w:pStyle w:val="FirstParagraph"/>
+      </w:pPr>
+      <w:r>
+        <w:t xml:space="preserve">Підсистема введення-виведення приховує від програм відмінності конкретних контролерів і надає єдиний інтерфейс: файл пристрою в каталозі</w:t>
+      </w:r>
+      <w:r>
+        <w:t xml:space="preserve"> </w:t>
+      </w:r>
+      <w:r>
+        <w:rPr>
+          <w:rStyle w:val="VerbatimChar"/>
+        </w:rPr>
+        <w:t xml:space="preserve">/dev</w:t>
+      </w:r>
+      <w:r>
+        <w:t xml:space="preserve">. Прикладна програма відкриває такий файл звичайним</w:t>
+      </w:r>
+      <w:r>
+        <w:t xml:space="preserve"> </w:t>
+      </w:r>
+      <w:r>
+        <w:rPr>
+          <w:rStyle w:val="VerbatimChar"/>
+        </w:rPr>
+        <w:t xml:space="preserve">open</w:t>
+      </w:r>
+      <w:r>
+        <w:t xml:space="preserve">, читає його</w:t>
+      </w:r>
+      <w:r>
+        <w:t xml:space="preserve"> </w:t>
+      </w:r>
+      <w:r>
+        <w:rPr>
+          <w:rStyle w:val="VerbatimChar"/>
+        </w:rPr>
+        <w:t xml:space="preserve">read</w:t>
+      </w:r>
+      <w:r>
+        <w:t xml:space="preserve"> </w:t>
+      </w:r>
+      <w:r>
+        <w:t xml:space="preserve">і пише</w:t>
+      </w:r>
+      <w:r>
+        <w:t xml:space="preserve"> </w:t>
+      </w:r>
+      <w:r>
+        <w:rPr>
+          <w:rStyle w:val="VerbatimChar"/>
+        </w:rPr>
+        <w:t xml:space="preserve">write</w:t>
+      </w:r>
+      <w:r>
+        <w:t xml:space="preserve"> </w:t>
+      </w:r>
+      <w:r>
+        <w:t xml:space="preserve">— решту робить драйвер.</w:t>
+      </w:r>
+    </w:p>
+    <w:p>
+      <w:pPr>
+        <w:pStyle w:val="BodyText"/>
+      </w:pPr>
+      <w:r>
+        <w:t xml:space="preserve">Файл пристрою не містить даних: це лише посилання на драйвер у ядрі. Зв’язок задають два числа — major визначає драйвер, minor — конкретний пристрій, який цей драйвер обслуговує.</w:t>
+      </w:r>
+    </w:p>
+    <w:p>
+      <w:pPr>
+        <w:pStyle w:val="SourceCode"/>
+      </w:pPr>
+      <w:r>
+        <w:rPr>
+          <w:rStyle w:val="VerbatimChar"/>
+        </w:rPr>
+        <w:t xml:space="preserve">ls -l /dev/sda /dev/sda1 /dev/null /dev/tty0</w:t>
+      </w:r>
+      <w:r>
+        <w:br/>
+      </w:r>
+      <w:r>
+        <w:rPr>
+          <w:rStyle w:val="VerbatimChar"/>
+        </w:rPr>
+        <w:t xml:space="preserve"># brw-rw----  1 root disk    8,  0 вер 18 09:12 /dev/sda</w:t>
+      </w:r>
+      <w:r>
+        <w:br/>
+      </w:r>
+      <w:r>
+        <w:rPr>
+          <w:rStyle w:val="VerbatimChar"/>
+        </w:rPr>
+        <w:t xml:space="preserve"># brw-rw----  1 root disk    8,  1 вер 18 09:12 /dev/sda1</w:t>
+      </w:r>
+      <w:r>
+        <w:br/>
+      </w:r>
+      <w:r>
+        <w:rPr>
+          <w:rStyle w:val="VerbatimChar"/>
+        </w:rPr>
+        <w:t xml:space="preserve"># crw-rw-rw-  1 root root    1,  3 вер 18 09:12 /dev/null</w:t>
+      </w:r>
+      <w:r>
+        <w:br/>
+      </w:r>
+      <w:r>
+        <w:rPr>
+          <w:rStyle w:val="VerbatimChar"/>
+        </w:rPr>
+        <w:t xml:space="preserve"># crw--w----  1 root tty     4,  0 вер 18 09:12 /dev/tty0</w:t>
+      </w:r>
+    </w:p>
+    <w:p>
+      <w:pPr>
+        <w:pStyle w:val="FirstParagraph"/>
+      </w:pPr>
+      <w:r>
+        <w:t xml:space="preserve">Перший символ виводу</w:t>
+      </w:r>
+      <w:r>
+        <w:t xml:space="preserve"> </w:t>
+      </w:r>
+      <w:r>
+        <w:rPr>
+          <w:rStyle w:val="VerbatimChar"/>
+        </w:rPr>
+        <w:t xml:space="preserve">ls -l</w:t>
+      </w:r>
+      <w:r>
+        <w:t xml:space="preserve"> </w:t>
+      </w:r>
+      <w:r>
+        <w:t xml:space="preserve">показує тип:</w:t>
+      </w:r>
+      <w:r>
+        <w:t xml:space="preserve"> </w:t>
+      </w:r>
+      <w:r>
+        <w:rPr>
+          <w:rStyle w:val="VerbatimChar"/>
+        </w:rPr>
+        <w:t xml:space="preserve">b</w:t>
+      </w:r>
+      <w:r>
+        <w:t xml:space="preserve"> </w:t>
+      </w:r>
+      <w:r>
+        <w:t xml:space="preserve">— блоковий пристрій,</w:t>
+      </w:r>
+      <w:r>
+        <w:t xml:space="preserve"> </w:t>
+      </w:r>
+      <w:r>
+        <w:rPr>
+          <w:rStyle w:val="VerbatimChar"/>
+        </w:rPr>
+        <w:t xml:space="preserve">c</w:t>
+      </w:r>
+      <w:r>
+        <w:t xml:space="preserve"> </w:t>
+      </w:r>
+      <w:r>
+        <w:t xml:space="preserve">— символьний. Замість розміру файлу система виводить пару чисел major, minor.</w:t>
+      </w:r>
+    </w:p>
+    <w:bookmarkEnd w:id="9"/>
+    <w:bookmarkStart w:id="10" w:name="блокові-та-символьні-пристрої"/>
+    <w:p>
+      <w:pPr>
+        <w:pStyle w:val="Heading3"/>
+      </w:pPr>
+      <w:r>
+        <w:t xml:space="preserve">2 Блокові та символьні пристрої</w:t>
+      </w:r>
+    </w:p>
+    <w:p>
+      <w:pPr>
+        <w:pStyle w:val="TableCaption"/>
+      </w:pPr>
+      <w:r>
+        <w:t xml:space="preserve">Таблиця 1 — Два класи пристроїв</w:t>
+      </w:r>
+    </w:p>
+    <w:tbl>
+      <w:tblPr>
+        <w:tblStyle w:val="Table"/>
+        <w:tblW w:type="dxa" w:w="9637"/>
+        <w:tblLayout w:type="fixed"/>
+        <w:tblLook w:firstRow="1" w:lastRow="0" w:firstColumn="0" w:lastColumn="0" w:noHBand="0" w:noVBand="0" w:val="0020"/>
+      </w:tblPr>
+      <w:tblGrid>
+        <w:gridCol w:w="3212"/>
+        <w:gridCol w:w="3012"/>
+        <w:gridCol w:w="3413"/>
+      </w:tblGrid>
+      <w:tr>
+        <w:trPr>
+          <w:tblHeader w:val="on"/>
+        </w:trPr>
+        <w:tc>
+          <w:tcPr/>
+          <w:p>
+            <w:pPr>
+              <w:pStyle w:val="Compact"/>
+            </w:pPr>
+            <w:r>
+              <w:t xml:space="preserve">Характеристика</w:t>
+            </w:r>
+          </w:p>
+        </w:tc>
+        <w:tc>
+          <w:tcPr/>
+          <w:p>
+            <w:pPr>
+              <w:pStyle w:val="Compact"/>
+            </w:pPr>
+            <w:r>
+              <w:t xml:space="preserve">Блокові (</w:t>
+            </w:r>
+            <w:r>
+              <w:rPr>
+                <w:rStyle w:val="VerbatimChar"/>
+              </w:rPr>
+              <w:t xml:space="preserve">b</w:t>
+            </w:r>
+            <w:r>
+              <w:t xml:space="preserve">)</w:t>
+            </w:r>
+          </w:p>
+        </w:tc>
+        <w:tc>
+          <w:tcPr/>
+          <w:p>
+            <w:pPr>
+              <w:pStyle w:val="Compact"/>
+            </w:pPr>
+            <w:r>
+              <w:t xml:space="preserve">Символьні (</w:t>
+            </w:r>
+            <w:r>
+              <w:rPr>
+                <w:rStyle w:val="VerbatimChar"/>
+              </w:rPr>
+              <w:t xml:space="preserve">c</w:t>
+            </w:r>
+            <w:r>
+              <w:t xml:space="preserve">)</w:t>
+            </w:r>
+          </w:p>
+        </w:tc>
+      </w:tr>
+      <w:tr>
+        <w:tc>
+          <w:tcPr/>
+          <w:p>
+            <w:pPr>
+              <w:pStyle w:val="Compact"/>
+            </w:pPr>
+            <w:r>
+              <w:t xml:space="preserve">Одиниця обміну</w:t>
+            </w:r>
+          </w:p>
+        </w:tc>
+        <w:tc>
+          <w:tcPr/>
+          <w:p>
+            <w:pPr>
+              <w:pStyle w:val="Compact"/>
+            </w:pPr>
+            <w:r>
+              <w:t xml:space="preserve">блок фіксованого розміру</w:t>
+            </w:r>
+          </w:p>
+        </w:tc>
+        <w:tc>
+          <w:tcPr/>
+          <w:p>
+            <w:pPr>
+              <w:pStyle w:val="Compact"/>
+            </w:pPr>
+            <w:r>
+              <w:t xml:space="preserve">окремий байт (потік)</w:t>
+            </w:r>
+          </w:p>
+        </w:tc>
+      </w:tr>
+      <w:tr>
+        <w:tc>
+          <w:tcPr/>
+          <w:p>
+            <w:pPr>
+              <w:pStyle w:val="Compact"/>
+            </w:pPr>
+            <w:r>
+              <w:t xml:space="preserve">Довільний доступ</w:t>
+            </w:r>
+          </w:p>
+        </w:tc>
+        <w:tc>
+          <w:tcPr/>
+          <w:p>
+            <w:pPr>
+              <w:pStyle w:val="Compact"/>
+            </w:pPr>
+            <w:r>
+              <w:t xml:space="preserve">так, за номером блока</w:t>
+            </w:r>
+          </w:p>
+        </w:tc>
+        <w:tc>
+          <w:tcPr/>
+          <w:p>
+            <w:pPr>
+              <w:pStyle w:val="Compact"/>
+            </w:pPr>
+            <w:r>
+              <w:t xml:space="preserve">ні, послідовно</w:t>
+            </w:r>
+          </w:p>
+        </w:tc>
+      </w:tr>
+      <w:tr>
+        <w:tc>
+          <w:tcPr/>
+          <w:p>
+            <w:pPr>
+              <w:pStyle w:val="Compact"/>
+            </w:pPr>
+            <w:r>
+              <w:t xml:space="preserve">Буферизація ядром</w:t>
+            </w:r>
+          </w:p>
+        </w:tc>
+        <w:tc>
+          <w:tcPr/>
+          <w:p>
+            <w:pPr>
+              <w:pStyle w:val="Compact"/>
+            </w:pPr>
+            <w:r>
+              <w:t xml:space="preserve">так, через кеш сторінок</w:t>
+            </w:r>
+          </w:p>
+        </w:tc>
+        <w:tc>
+          <w:tcPr/>
+          <w:p>
+            <w:pPr>
+              <w:pStyle w:val="Compact"/>
+            </w:pPr>
+            <w:r>
+              <w:t xml:space="preserve">зазвичай без кешу</w:t>
+            </w:r>
+          </w:p>
+        </w:tc>
+      </w:tr>
+      <w:tr>
+        <w:tc>
+          <w:tcPr/>
+          <w:p>
+            <w:pPr>
+              <w:pStyle w:val="Compact"/>
+            </w:pPr>
+            <w:r>
+              <w:t xml:space="preserve">Приклади</w:t>
+            </w:r>
+          </w:p>
+        </w:tc>
+        <w:tc>
+          <w:tcPr/>
+          <w:p>
+            <w:pPr>
+              <w:pStyle w:val="Compact"/>
+            </w:pPr>
+            <w:r>
+              <w:t xml:space="preserve">диски, розділи, SSD, RAID</w:t>
+            </w:r>
+          </w:p>
+        </w:tc>
+        <w:tc>
+          <w:tcPr/>
+          <w:p>
+            <w:pPr>
+              <w:pStyle w:val="Compact"/>
+            </w:pPr>
+            <w:r>
+              <w:t xml:space="preserve">термінали, порти,</w:t>
+            </w:r>
+            <w:r>
+              <w:t xml:space="preserve"> </w:t>
+            </w:r>
+            <w:r>
+              <w:rPr>
+                <w:rStyle w:val="VerbatimChar"/>
+              </w:rPr>
+              <w:t xml:space="preserve">/dev/null</w:t>
+            </w:r>
+            <w:r>
+              <w:t xml:space="preserve">,</w:t>
+            </w:r>
+            <w:r>
+              <w:t xml:space="preserve"> </w:t>
+            </w:r>
+            <w:r>
+              <w:rPr>
+                <w:rStyle w:val="VerbatimChar"/>
+              </w:rPr>
+              <w:t xml:space="preserve">/dev/random</w:t>
+            </w:r>
+          </w:p>
+        </w:tc>
+      </w:tr>
+    </w:tbl>
+    <w:p>
+      <w:pPr>
+        <w:pStyle w:val="BodyText"/>
+      </w:pPr>
+      <w:r>
+        <w:t xml:space="preserve">Поділ визначає спосіб роботи драйвера: блокові пристрої ядро обслуговує через планувальник введення-виведення й кеш, символьні — передає дані безпосередньо.</w:t>
+      </w:r>
+    </w:p>
+    <w:p>
+      <w:pPr>
+        <w:pStyle w:val="TableCaption"/>
+      </w:pPr>
+      <w:r>
+        <w:t xml:space="preserve">Таблиця 2 — Псевдопристрої, які існують лише в ядрі</w:t>
+      </w:r>
+    </w:p>
+    <w:tbl>
+      <w:tblPr>
+        <w:tblStyle w:val="Table"/>
+        <w:tblW w:type="dxa" w:w="9637"/>
+        <w:tblLayout w:type="fixed"/>
+        <w:tblLook w:firstRow="1" w:lastRow="0" w:firstColumn="0" w:lastColumn="0" w:noHBand="0" w:noVBand="0" w:val="0020"/>
+      </w:tblPr>
+      <w:tblGrid>
+        <w:gridCol w:w="4190"/>
+        <w:gridCol w:w="5447"/>
+      </w:tblGrid>
+      <w:tr>
+        <w:trPr>
+          <w:tblHeader w:val="on"/>
+        </w:trPr>
+        <w:tc>
+          <w:tcPr/>
+          <w:p>
+            <w:pPr>
+              <w:pStyle w:val="Compact"/>
+            </w:pPr>
+            <w:r>
+              <w:t xml:space="preserve">Пристрій</w:t>
+            </w:r>
+          </w:p>
+        </w:tc>
+        <w:tc>
+          <w:tcPr/>
+          <w:p>
+            <w:pPr>
+              <w:pStyle w:val="Compact"/>
+            </w:pPr>
+            <w:r>
+              <w:t xml:space="preserve">Призначення</w:t>
+            </w:r>
+          </w:p>
+        </w:tc>
+      </w:tr>
+      <w:tr>
+        <w:tc>
+          <w:tcPr/>
+          <w:p>
+            <w:pPr>
+              <w:pStyle w:val="Compact"/>
+            </w:pPr>
+            <w:r>
+              <w:rPr>
+                <w:rStyle w:val="VerbatimChar"/>
+              </w:rPr>
+              <w:t xml:space="preserve">/dev/null</w:t>
+            </w:r>
+          </w:p>
+        </w:tc>
+        <w:tc>
+          <w:tcPr/>
+          <w:p>
+            <w:pPr>
+              <w:pStyle w:val="Compact"/>
+            </w:pPr>
+            <w:r>
+              <w:t xml:space="preserve">«чорна діра»: усе записане зникає, читання дає кінець файлу</w:t>
+            </w:r>
+          </w:p>
+        </w:tc>
+      </w:tr>
+      <w:tr>
+        <w:tc>
+          <w:tcPr/>
+          <w:p>
+            <w:pPr>
+              <w:pStyle w:val="Compact"/>
+            </w:pPr>
+            <w:r>
+              <w:rPr>
+                <w:rStyle w:val="VerbatimChar"/>
+              </w:rPr>
+              <w:t xml:space="preserve">/dev/zero</w:t>
+            </w:r>
+          </w:p>
+        </w:tc>
+        <w:tc>
+          <w:tcPr/>
+          <w:p>
+            <w:pPr>
+              <w:pStyle w:val="Compact"/>
+            </w:pPr>
+            <w:r>
+              <w:t xml:space="preserve">нескінченний потік нульових байтів</w:t>
+            </w:r>
+          </w:p>
+        </w:tc>
+      </w:tr>
+      <w:tr>
+        <w:tc>
+          <w:tcPr/>
+          <w:p>
+            <w:pPr>
+              <w:pStyle w:val="Compact"/>
+            </w:pPr>
+            <w:r>
+              <w:rPr>
+                <w:rStyle w:val="VerbatimChar"/>
+              </w:rPr>
+              <w:t xml:space="preserve">/dev/random</w:t>
+            </w:r>
+            <w:r>
+              <w:t xml:space="preserve">,</w:t>
+            </w:r>
+            <w:r>
+              <w:t xml:space="preserve"> </w:t>
+            </w:r>
+            <w:r>
+              <w:rPr>
+                <w:rStyle w:val="VerbatimChar"/>
+              </w:rPr>
+              <w:t xml:space="preserve">/dev/urandom</w:t>
+            </w:r>
+          </w:p>
+        </w:tc>
+        <w:tc>
+          <w:tcPr/>
+          <w:p>
+            <w:pPr>
+              <w:pStyle w:val="Compact"/>
+            </w:pPr>
+            <w:r>
+              <w:t xml:space="preserve">джерела випадкових чисел</w:t>
+            </w:r>
+          </w:p>
+        </w:tc>
+      </w:tr>
+      <w:tr>
+        <w:tc>
+          <w:tcPr/>
+          <w:p>
+            <w:pPr>
+              <w:pStyle w:val="Compact"/>
+            </w:pPr>
+            <w:r>
+              <w:rPr>
+                <w:rStyle w:val="VerbatimChar"/>
+              </w:rPr>
+              <w:t xml:space="preserve">/dev/full</w:t>
+            </w:r>
+          </w:p>
+        </w:tc>
+        <w:tc>
+          <w:tcPr/>
+          <w:p>
+            <w:pPr>
+              <w:pStyle w:val="Compact"/>
+            </w:pPr>
+            <w:r>
+              <w:t xml:space="preserve">завжди повертає помилку «немає місця»</w:t>
+            </w:r>
+          </w:p>
+        </w:tc>
+      </w:tr>
+      <w:tr>
+        <w:tc>
+          <w:tcPr/>
+          <w:p>
+            <w:pPr>
+              <w:pStyle w:val="Compact"/>
+            </w:pPr>
+            <w:r>
+              <w:rPr>
+                <w:rStyle w:val="VerbatimChar"/>
+              </w:rPr>
+              <w:t xml:space="preserve">/dev/loop0</w:t>
+            </w:r>
+          </w:p>
+        </w:tc>
+        <w:tc>
+          <w:tcPr/>
+          <w:p>
+            <w:pPr>
+              <w:pStyle w:val="Compact"/>
+            </w:pPr>
+            <w:r>
+              <w:t xml:space="preserve">файл, підключений як блоковий пристрій</w:t>
+            </w:r>
+          </w:p>
+        </w:tc>
+      </w:tr>
+    </w:tbl>
+    <w:bookmarkEnd w:id="10"/>
+    <w:bookmarkStart w:id="11" w:name="підсистема-udev"/>
+    <w:p>
+      <w:pPr>
+        <w:pStyle w:val="Heading3"/>
+      </w:pPr>
+      <w:r>
+        <w:t xml:space="preserve">3 Підсистема udev</w:t>
+      </w:r>
+    </w:p>
+    <w:p>
+      <w:pPr>
+        <w:pStyle w:val="FirstParagraph"/>
+      </w:pPr>
+      <w:r>
+        <w:t xml:space="preserve">Каталог</w:t>
+      </w:r>
+      <w:r>
+        <w:t xml:space="preserve"> </w:t>
+      </w:r>
+      <w:r>
+        <w:rPr>
+          <w:rStyle w:val="VerbatimChar"/>
+        </w:rPr>
+        <w:t xml:space="preserve">/dev</w:t>
+      </w:r>
+      <w:r>
+        <w:t xml:space="preserve"> </w:t>
+      </w:r>
+      <w:r>
+        <w:t xml:space="preserve">не зберігається на диску: його наповнює служба</w:t>
+      </w:r>
+      <w:r>
+        <w:t xml:space="preserve"> </w:t>
+      </w:r>
+      <w:r>
+        <w:rPr>
+          <w:rStyle w:val="VerbatimChar"/>
+        </w:rPr>
+        <w:t xml:space="preserve">udev</w:t>
+      </w:r>
+      <w:r>
+        <w:t xml:space="preserve"> </w:t>
+      </w:r>
+      <w:r>
+        <w:t xml:space="preserve">у момент завантаження й під час кожного підключення пристрою. Ядро надсилає подію (uevent),</w:t>
+      </w:r>
+      <w:r>
+        <w:t xml:space="preserve"> </w:t>
+      </w:r>
+      <w:r>
+        <w:rPr>
+          <w:rStyle w:val="VerbatimChar"/>
+        </w:rPr>
+        <w:t xml:space="preserve">udev</w:t>
+      </w:r>
+      <w:r>
+        <w:t xml:space="preserve"> </w:t>
+      </w:r>
+      <w:r>
+        <w:t xml:space="preserve">знаходить відповідне правило й створює файл пристрою з потрібними іменем, власником і правами.</w:t>
+      </w:r>
+    </w:p>
+    <w:p>
+      <w:pPr>
+        <w:pStyle w:val="SourceCode"/>
+      </w:pPr>
+      <w:r>
+        <w:rPr>
+          <w:rStyle w:val="VerbatimChar"/>
+        </w:rPr>
+        <w:t xml:space="preserve">udevadm monitor --udev            # спостерігати за подіями в реальному часі</w:t>
+      </w:r>
+      <w:r>
+        <w:br/>
+      </w:r>
+      <w:r>
+        <w:rPr>
+          <w:rStyle w:val="VerbatimChar"/>
+        </w:rPr>
+        <w:t xml:space="preserve">udevadm info /dev/sda1            # усі атрибути пристрою</w:t>
+      </w:r>
+      <w:r>
+        <w:br/>
+      </w:r>
+      <w:r>
+        <w:rPr>
+          <w:rStyle w:val="VerbatimChar"/>
+        </w:rPr>
+        <w:t xml:space="preserve">udevadm info -a /dev/sda1 | head  # ланцюжок батьківських пристроїв</w:t>
+      </w:r>
+      <w:r>
+        <w:br/>
+      </w:r>
+      <w:r>
+        <w:rPr>
+          <w:rStyle w:val="VerbatimChar"/>
+        </w:rPr>
+        <w:t xml:space="preserve">ls -l /dev/disk/by-uuid/          # сталі імена, створені udev</w:t>
+      </w:r>
+    </w:p>
+    <w:p>
+      <w:pPr>
+        <w:pStyle w:val="FirstParagraph"/>
+      </w:pPr>
+      <w:r>
+        <w:t xml:space="preserve">Саме</w:t>
+      </w:r>
+      <w:r>
+        <w:t xml:space="preserve"> </w:t>
+      </w:r>
+      <w:r>
+        <w:rPr>
+          <w:rStyle w:val="VerbatimChar"/>
+        </w:rPr>
+        <w:t xml:space="preserve">udev</w:t>
+      </w:r>
+      <w:r>
+        <w:t xml:space="preserve"> </w:t>
+      </w:r>
+      <w:r>
+        <w:t xml:space="preserve">створює каталоги сталих імен</w:t>
+      </w:r>
+      <w:r>
+        <w:t xml:space="preserve"> </w:t>
+      </w:r>
+      <w:r>
+        <w:rPr>
+          <w:rStyle w:val="VerbatimChar"/>
+        </w:rPr>
+        <w:t xml:space="preserve">/dev/disk/by-uuid</w:t>
+      </w:r>
+      <w:r>
+        <w:t xml:space="preserve">,</w:t>
+      </w:r>
+      <w:r>
+        <w:t xml:space="preserve"> </w:t>
+      </w:r>
+      <w:r>
+        <w:rPr>
+          <w:rStyle w:val="VerbatimChar"/>
+        </w:rPr>
+        <w:t xml:space="preserve">/dev/disk/by-id</w:t>
+      </w:r>
+      <w:r>
+        <w:t xml:space="preserve"> </w:t>
+      </w:r>
+      <w:r>
+        <w:t xml:space="preserve">і</w:t>
+      </w:r>
+      <w:r>
+        <w:t xml:space="preserve"> </w:t>
+      </w:r>
+      <w:r>
+        <w:rPr>
+          <w:rStyle w:val="VerbatimChar"/>
+        </w:rPr>
+        <w:t xml:space="preserve">/dev/disk/by-path</w:t>
+      </w:r>
+      <w:r>
+        <w:t xml:space="preserve">. Ці імена не залежать від порядку виявлення пристроїв, тому в</w:t>
+      </w:r>
+      <w:r>
+        <w:t xml:space="preserve"> </w:t>
+      </w:r>
+      <w:r>
+        <w:rPr>
+          <w:rStyle w:val="VerbatimChar"/>
+        </w:rPr>
+        <w:t xml:space="preserve">/etc/fstab</w:t>
+      </w:r>
+      <w:r>
+        <w:t xml:space="preserve"> </w:t>
+      </w:r>
+      <w:r>
+        <w:t xml:space="preserve">використовують саме їх, а не</w:t>
+      </w:r>
+      <w:r>
+        <w:t xml:space="preserve"> </w:t>
+      </w:r>
+      <w:r>
+        <w:rPr>
+          <w:rStyle w:val="VerbatimChar"/>
+        </w:rPr>
+        <w:t xml:space="preserve">/dev/sdb1</w:t>
+      </w:r>
+      <w:r>
+        <w:t xml:space="preserve">.</w:t>
+      </w:r>
+    </w:p>
+    <w:bookmarkEnd w:id="11"/>
+    <w:bookmarkStart w:id="12" w:name="драйвери-як-модулі-ядра"/>
+    <w:p>
+      <w:pPr>
+        <w:pStyle w:val="Heading3"/>
+      </w:pPr>
+      <w:r>
+        <w:t xml:space="preserve">4 Драйвери як модулі ядра</w:t>
+      </w:r>
+    </w:p>
+    <w:p>
+      <w:pPr>
+        <w:pStyle w:val="FirstParagraph"/>
+      </w:pPr>
+      <w:r>
+        <w:t xml:space="preserve">Драйвер у Linux може бути вбудований у ядро або завантажений як модуль під час роботи. Модульність дозволяє підтримувати тисячі пристроїв, не роздуваючи ядро.</w:t>
+      </w:r>
+    </w:p>
+    <w:p>
+      <w:pPr>
+        <w:pStyle w:val="SourceCode"/>
+      </w:pPr>
+      <w:r>
+        <w:rPr>
+          <w:rStyle w:val="VerbatimChar"/>
+        </w:rPr>
+        <w:t xml:space="preserve">lsmod | head                      # завантажені модулі</w:t>
+      </w:r>
+      <w:r>
+        <w:br/>
+      </w:r>
+      <w:r>
+        <w:rPr>
+          <w:rStyle w:val="VerbatimChar"/>
+        </w:rPr>
+        <w:t xml:space="preserve">modinfo usb_storage               # відомості про модуль</w:t>
+      </w:r>
+      <w:r>
+        <w:br/>
+      </w:r>
+      <w:r>
+        <w:rPr>
+          <w:rStyle w:val="VerbatimChar"/>
+        </w:rPr>
+        <w:t xml:space="preserve">sudo modprobe vfat                # завантажити модуль</w:t>
+      </w:r>
+      <w:r>
+        <w:br/>
+      </w:r>
+      <w:r>
+        <w:rPr>
+          <w:rStyle w:val="VerbatimChar"/>
+        </w:rPr>
+        <w:t xml:space="preserve">sudo modprobe -r vfat             # вивантажити</w:t>
+      </w:r>
+      <w:r>
+        <w:br/>
+      </w:r>
+      <w:r>
+        <w:rPr>
+          <w:rStyle w:val="VerbatimChar"/>
+        </w:rPr>
+        <w:t xml:space="preserve">dmesg | tail -20                  # повідомлення ядра, зокрема про пристрої</w:t>
+      </w:r>
+    </w:p>
+    <w:p>
+      <w:pPr>
+        <w:pStyle w:val="FirstParagraph"/>
+      </w:pPr>
+      <w:r>
+        <w:t xml:space="preserve">Стовпець</w:t>
+      </w:r>
+      <w:r>
+        <w:t xml:space="preserve"> </w:t>
+      </w:r>
+      <w:r>
+        <w:rPr>
+          <w:rStyle w:val="VerbatimChar"/>
+        </w:rPr>
+        <w:t xml:space="preserve">Used by</w:t>
+      </w:r>
+      <w:r>
+        <w:t xml:space="preserve"> </w:t>
+      </w:r>
+      <w:r>
+        <w:t xml:space="preserve">у виводі</w:t>
+      </w:r>
+      <w:r>
+        <w:t xml:space="preserve"> </w:t>
+      </w:r>
+      <w:r>
+        <w:rPr>
+          <w:rStyle w:val="VerbatimChar"/>
+        </w:rPr>
+        <w:t xml:space="preserve">lsmod</w:t>
+      </w:r>
+      <w:r>
+        <w:t xml:space="preserve"> </w:t>
+      </w:r>
+      <w:r>
+        <w:t xml:space="preserve">показує залежності: модуль, від якого залежать інші, вивантажити неможливо, доки не звільнено залежні.</w:t>
+      </w:r>
+    </w:p>
+    <w:bookmarkEnd w:id="12"/>
+    <w:bookmarkStart w:id="13" w:name="дерево-пристроїв-у-sys"/>
+    <w:p>
+      <w:pPr>
+        <w:pStyle w:val="Heading3"/>
+      </w:pPr>
+      <w:r>
+        <w:t xml:space="preserve">5 Дерево пристроїв у /sys</w:t>
+      </w:r>
+    </w:p>
+    <w:p>
+      <w:pPr>
+        <w:pStyle w:val="FirstParagraph"/>
+      </w:pPr>
+      <w:r>
+        <w:t xml:space="preserve">Віртуальна файлова система</w:t>
+      </w:r>
+      <w:r>
+        <w:t xml:space="preserve"> </w:t>
+      </w:r>
+      <w:r>
+        <w:rPr>
+          <w:rStyle w:val="VerbatimChar"/>
+        </w:rPr>
+        <w:t xml:space="preserve">/sys</w:t>
+      </w:r>
+      <w:r>
+        <w:t xml:space="preserve"> </w:t>
+      </w:r>
+      <w:r>
+        <w:t xml:space="preserve">подає внутрішню модель пристроїв ядра: шини, драйвери, класи, параметри живлення. На відміну від</w:t>
+      </w:r>
+      <w:r>
+        <w:t xml:space="preserve"> </w:t>
+      </w:r>
+      <w:r>
+        <w:rPr>
+          <w:rStyle w:val="VerbatimChar"/>
+        </w:rPr>
+        <w:t xml:space="preserve">/dev</w:t>
+      </w:r>
+      <w:r>
+        <w:t xml:space="preserve">, який дає доступ до даних пристрою,</w:t>
+      </w:r>
+      <w:r>
+        <w:t xml:space="preserve"> </w:t>
+      </w:r>
+      <w:r>
+        <w:rPr>
+          <w:rStyle w:val="VerbatimChar"/>
+        </w:rPr>
+        <w:t xml:space="preserve">/sys</w:t>
+      </w:r>
+      <w:r>
+        <w:t xml:space="preserve"> </w:t>
+      </w:r>
+      <w:r>
+        <w:t xml:space="preserve">дає доступ до його характеристик.</w:t>
+      </w:r>
+    </w:p>
+    <w:p>
+      <w:pPr>
+        <w:pStyle w:val="SourceCode"/>
+      </w:pPr>
+      <w:r>
+        <w:rPr>
+          <w:rStyle w:val="VerbatimChar"/>
+        </w:rPr>
+        <w:t xml:space="preserve">lsblk -o NAME,SIZE,TYPE,MOUNTPOINT,MODEL   # блокові пристрої</w:t>
+      </w:r>
+      <w:r>
+        <w:br/>
+      </w:r>
+      <w:r>
+        <w:rPr>
+          <w:rStyle w:val="VerbatimChar"/>
+        </w:rPr>
+        <w:t xml:space="preserve">lsusb                                       # пристрої USB</w:t>
+      </w:r>
+      <w:r>
+        <w:br/>
+      </w:r>
+      <w:r>
+        <w:rPr>
+          <w:rStyle w:val="VerbatimChar"/>
+        </w:rPr>
+        <w:t xml:space="preserve">lspci                                       # пристрої PCI</w:t>
+      </w:r>
+      <w:r>
+        <w:br/>
+      </w:r>
+      <w:r>
+        <w:rPr>
+          <w:rStyle w:val="VerbatimChar"/>
+        </w:rPr>
+        <w:t xml:space="preserve">cat /sys/block/sda/size                     # розмір у секторах по 512 байт</w:t>
+      </w:r>
+      <w:r>
+        <w:br/>
+      </w:r>
+      <w:r>
+        <w:rPr>
+          <w:rStyle w:val="VerbatimChar"/>
+        </w:rPr>
+        <w:t xml:space="preserve">cat /sys/block/sda/queue/rotational         # 1 — HDD, 0 — SSD</w:t>
+      </w:r>
+      <w:r>
+        <w:br/>
+      </w:r>
+      <w:r>
+        <w:rPr>
+          <w:rStyle w:val="VerbatimChar"/>
+        </w:rPr>
+        <w:t xml:space="preserve">cat /sys/block/sda/queue/scheduler          # планувальник введення-виведення</w:t>
+      </w:r>
+      <w:r>
+        <w:br/>
+      </w:r>
+      <w:r>
+        <w:rPr>
+          <w:rStyle w:val="VerbatimChar"/>
+        </w:rPr>
+        <w:t xml:space="preserve">cat /proc/devices                           # зареєстровані major-номери</w:t>
+      </w:r>
+    </w:p>
+    <w:bookmarkEnd w:id="13"/>
+    <w:bookmarkStart w:id="14" w:name="буферизація-введення-виведення"/>
+    <w:p>
+      <w:pPr>
+        <w:pStyle w:val="Heading3"/>
+      </w:pPr>
+      <w:r>
+        <w:t xml:space="preserve">6 Буферизація введення-виведення</w:t>
+      </w:r>
+    </w:p>
+    <w:p>
+      <w:pPr>
+        <w:pStyle w:val="FirstParagraph"/>
+      </w:pPr>
+      <w:r>
+        <w:t xml:space="preserve">Ядро не записує дані на диск одразу: воно накопичує їх у кеші сторінок і виконує запис відкладено, об’єднуючи звертання. Це різко підвищує швидкодію, але створює ризик втрати даних у разі раптового вимкнення живлення — саме тому носій перед вилученням відмонтовують.</w:t>
+      </w:r>
+    </w:p>
+    <w:p>
+      <w:pPr>
+        <w:pStyle w:val="SourceCode"/>
+      </w:pPr>
+      <w:r>
+        <w:rPr>
+          <w:rStyle w:val="VerbatimChar"/>
+        </w:rPr>
+        <w:t xml:space="preserve">free -h                            # стовпець buff/cache</w:t>
+      </w:r>
+      <w:r>
+        <w:br/>
+      </w:r>
+      <w:r>
+        <w:rPr>
+          <w:rStyle w:val="VerbatimChar"/>
+        </w:rPr>
+        <w:t xml:space="preserve">sync                               # примусово записати кеш на диск</w:t>
+      </w:r>
+      <w:r>
+        <w:br/>
+      </w:r>
+      <w:r>
+        <w:rPr>
+          <w:rStyle w:val="VerbatimChar"/>
+        </w:rPr>
+        <w:t xml:space="preserve">echo 3 | sudo tee /proc/sys/vm/drop_caches   # очистити кеш (лише для експерименту)</w:t>
+      </w:r>
+      <w:r>
+        <w:br/>
+      </w:r>
+      <w:r>
+        <w:rPr>
+          <w:rStyle w:val="VerbatimChar"/>
+        </w:rPr>
+        <w:t xml:space="preserve">dd if=/dev/zero of=test.img bs=1M count=200 # запис із буферизацією</w:t>
+      </w:r>
+      <w:r>
+        <w:br/>
+      </w:r>
+      <w:r>
+        <w:rPr>
+          <w:rStyle w:val="VerbatimChar"/>
+        </w:rPr>
+        <w:t xml:space="preserve">dd if=/dev/zero of=test.img bs=1M count=200 oflag=direct  # запис повз кеш</w:t>
+      </w:r>
+    </w:p>
+    <w:p>
+      <w:pPr>
+        <w:pStyle w:val="FirstParagraph"/>
+      </w:pPr>
+      <w:r>
+        <w:t xml:space="preserve">Різниця у швидкості між звичайним записом і записом із</w:t>
+      </w:r>
+      <w:r>
+        <w:t xml:space="preserve"> </w:t>
+      </w:r>
+      <w:r>
+        <w:rPr>
+          <w:rStyle w:val="VerbatimChar"/>
+        </w:rPr>
+        <w:t xml:space="preserve">oflag=direct</w:t>
+      </w:r>
+      <w:r>
+        <w:t xml:space="preserve"> </w:t>
+      </w:r>
+      <w:r>
+        <w:t xml:space="preserve">— це і є наочний вимір впливу буферизації.</w:t>
+      </w:r>
+    </w:p>
+    <w:bookmarkEnd w:id="14"/>
+    <w:bookmarkEnd w:id="15"/>
+    <w:bookmarkStart w:id="22" w:name="приклад-виконання"/>
+    <w:p>
+      <w:pPr>
+        <w:pStyle w:val="Heading2"/>
+      </w:pPr>
+      <w:r>
+        <w:t xml:space="preserve">Приклад виконання</w:t>
+      </w:r>
+    </w:p>
+    <w:bookmarkStart w:id="16" w:name="крок-1.-перелік-пристроїв"/>
+    <w:p>
+      <w:pPr>
+        <w:pStyle w:val="Heading3"/>
+      </w:pPr>
+      <w:r>
+        <w:t xml:space="preserve">Крок 1. Перелік пристроїв</w:t>
+      </w:r>
+    </w:p>
+    <w:p>
+      <w:pPr>
+        <w:pStyle w:val="SourceCode"/>
+      </w:pPr>
+      <w:r>
+        <w:rPr>
+          <w:rStyle w:val="VerbatimChar"/>
+        </w:rPr>
+        <w:t xml:space="preserve">student@lab-vm:~$ lsblk -o NAME,SIZE,TYPE,MOUNTPOINT,MODEL</w:t>
+      </w:r>
+      <w:r>
+        <w:br/>
+      </w:r>
+      <w:r>
+        <w:rPr>
+          <w:rStyle w:val="VerbatimChar"/>
+        </w:rPr>
+        <w:t xml:space="preserve">NAME   SIZE TYPE MOUNTPOINT MODEL</w:t>
+      </w:r>
+      <w:r>
+        <w:br/>
+      </w:r>
+      <w:r>
+        <w:rPr>
+          <w:rStyle w:val="VerbatimChar"/>
+        </w:rPr>
+        <w:t xml:space="preserve">sda     25G disk            VBOX HARDDISK</w:t>
+      </w:r>
+      <w:r>
+        <w:br/>
+      </w:r>
+      <w:r>
+        <w:rPr>
+          <w:rStyle w:val="VerbatimChar"/>
+        </w:rPr>
+        <w:t xml:space="preserve">├─sda1   1G part /boot/efi</w:t>
+      </w:r>
+      <w:r>
+        <w:br/>
+      </w:r>
+      <w:r>
+        <w:rPr>
+          <w:rStyle w:val="VerbatimChar"/>
+        </w:rPr>
+        <w:t xml:space="preserve">└─sda2  24G part /</w:t>
+      </w:r>
+      <w:r>
+        <w:br/>
+      </w:r>
+      <w:r>
+        <w:rPr>
+          <w:rStyle w:val="VerbatimChar"/>
+        </w:rPr>
+        <w:t xml:space="preserve">sr0   1024M rom             VBOX CD-ROM</w:t>
+      </w:r>
+      <w:r>
+        <w:br/>
+      </w:r>
+      <w:r>
+        <w:br/>
+      </w:r>
+      <w:r>
+        <w:rPr>
+          <w:rStyle w:val="VerbatimChar"/>
+        </w:rPr>
+        <w:t xml:space="preserve">student@lab-vm:~$ lsusb</w:t>
+      </w:r>
+      <w:r>
+        <w:br/>
+      </w:r>
+      <w:r>
+        <w:rPr>
+          <w:rStyle w:val="VerbatimChar"/>
+        </w:rPr>
+        <w:t xml:space="preserve">Bus 001 Device 002: ID 80ee:0021 VirtualBox USB Tablet</w:t>
+      </w:r>
+      <w:r>
+        <w:br/>
+      </w:r>
+      <w:r>
+        <w:rPr>
+          <w:rStyle w:val="VerbatimChar"/>
+        </w:rPr>
+        <w:t xml:space="preserve">Bus 001 Device 001: ID 1d6b:0002 Linux Foundation 2.0 root hub</w:t>
+      </w:r>
+      <w:r>
+        <w:br/>
+      </w:r>
+      <w:r>
+        <w:br/>
+      </w:r>
+      <w:r>
+        <w:rPr>
+          <w:rStyle w:val="VerbatimChar"/>
+        </w:rPr>
+        <w:t xml:space="preserve">student@lab-vm:~$ lspci | head -3</w:t>
+      </w:r>
+      <w:r>
+        <w:br/>
+      </w:r>
+      <w:r>
+        <w:rPr>
+          <w:rStyle w:val="VerbatimChar"/>
+        </w:rPr>
+        <w:t xml:space="preserve">00:00.0 Host bridge: Intel Corporation 440FX - 82441FX PMC</w:t>
+      </w:r>
+      <w:r>
+        <w:br/>
+      </w:r>
+      <w:r>
+        <w:rPr>
+          <w:rStyle w:val="VerbatimChar"/>
+        </w:rPr>
+        <w:t xml:space="preserve">00:01.1 IDE interface: Intel Corporation PIIX4 IDE</w:t>
+      </w:r>
+      <w:r>
+        <w:br/>
+      </w:r>
+      <w:r>
+        <w:rPr>
+          <w:rStyle w:val="VerbatimChar"/>
+        </w:rPr>
+        <w:t xml:space="preserve">00:02.0 VGA compatible controller: VMware SVGA II Adapter</w:t>
+      </w:r>
+    </w:p>
+    <w:bookmarkEnd w:id="16"/>
+    <w:bookmarkStart w:id="17" w:name="крок-2.-типи-пристроїв-і-номери"/>
+    <w:p>
+      <w:pPr>
+        <w:pStyle w:val="Heading3"/>
+      </w:pPr>
+      <w:r>
+        <w:t xml:space="preserve">Крок 2. Типи пристроїв і номери</w:t>
+      </w:r>
+    </w:p>
+    <w:p>
+      <w:pPr>
+        <w:pStyle w:val="SourceCode"/>
+      </w:pPr>
+      <w:r>
+        <w:rPr>
+          <w:rStyle w:val="VerbatimChar"/>
+        </w:rPr>
+        <w:t xml:space="preserve">student@lab-vm:~$ ls -l /dev/sda /dev/sda1 /dev/null /dev/urandom</w:t>
+      </w:r>
+      <w:r>
+        <w:br/>
+      </w:r>
+      <w:r>
+        <w:rPr>
+          <w:rStyle w:val="VerbatimChar"/>
+        </w:rPr>
+        <w:t xml:space="preserve">brw-rw---- 1 root disk 8, 0 вер 18 09:12 /dev/sda</w:t>
+      </w:r>
+      <w:r>
+        <w:br/>
+      </w:r>
+      <w:r>
+        <w:rPr>
+          <w:rStyle w:val="VerbatimChar"/>
+        </w:rPr>
+        <w:t xml:space="preserve">brw-rw---- 1 root disk 8, 1 вер 18 09:12 /dev/sda1</w:t>
+      </w:r>
+      <w:r>
+        <w:br/>
+      </w:r>
+      <w:r>
+        <w:rPr>
+          <w:rStyle w:val="VerbatimChar"/>
+        </w:rPr>
+        <w:t xml:space="preserve">crw-rw-rw- 1 root root 1, 3 вер 18 09:12 /dev/null</w:t>
+      </w:r>
+      <w:r>
+        <w:br/>
+      </w:r>
+      <w:r>
+        <w:rPr>
+          <w:rStyle w:val="VerbatimChar"/>
+        </w:rPr>
+        <w:t xml:space="preserve">crw-rw-rw- 1 root root 1, 9 вер 18 09:12 /dev/urandom</w:t>
+      </w:r>
+      <w:r>
+        <w:br/>
+      </w:r>
+      <w:r>
+        <w:br/>
+      </w:r>
+      <w:r>
+        <w:rPr>
+          <w:rStyle w:val="VerbatimChar"/>
+        </w:rPr>
+        <w:t xml:space="preserve">student@lab-vm:~$ grep -E "^ *8 |^ *1 " /proc/devices</w:t>
+      </w:r>
+      <w:r>
+        <w:br/>
+      </w:r>
+      <w:r>
+        <w:rPr>
+          <w:rStyle w:val="VerbatimChar"/>
+        </w:rPr>
+        <w:t xml:space="preserve">  1 mem</w:t>
+      </w:r>
+      <w:r>
+        <w:br/>
+      </w:r>
+      <w:r>
+        <w:rPr>
+          <w:rStyle w:val="VerbatimChar"/>
+        </w:rPr>
+        <w:t xml:space="preserve">  8 sd</w:t>
+      </w:r>
+      <w:r>
+        <w:br/>
+      </w:r>
+      <w:r>
+        <w:br/>
+      </w:r>
+      <w:r>
+        <w:rPr>
+          <w:rStyle w:val="VerbatimChar"/>
+        </w:rPr>
+        <w:t xml:space="preserve">student@lab-vm:~$ stat -c "%n: %F, major=%t minor=%T" /dev/sda1 /dev/null</w:t>
+      </w:r>
+      <w:r>
+        <w:br/>
+      </w:r>
+      <w:r>
+        <w:rPr>
+          <w:rStyle w:val="VerbatimChar"/>
+        </w:rPr>
+        <w:t xml:space="preserve">/dev/sda1: block special file, major=8 minor=1</w:t>
+      </w:r>
+      <w:r>
+        <w:br/>
+      </w:r>
+      <w:r>
+        <w:rPr>
+          <w:rStyle w:val="VerbatimChar"/>
+        </w:rPr>
+        <w:t xml:space="preserve">/dev/null: character special file, major=1 minor=3</w:t>
+      </w:r>
+      <w:r>
+        <w:br/>
+      </w:r>
+      <w:r>
+        <w:br/>
+      </w:r>
+      <w:r>
+        <w:rPr>
+          <w:rStyle w:val="VerbatimChar"/>
+        </w:rPr>
+        <w:t xml:space="preserve">student@lab-vm:~$ ls -l /dev/sda1 /dev/null</w:t>
+      </w:r>
+      <w:r>
+        <w:br/>
+      </w:r>
+      <w:r>
+        <w:rPr>
+          <w:rStyle w:val="VerbatimChar"/>
+        </w:rPr>
+        <w:t xml:space="preserve">brw-rw---- 1 root disk    8, 1 Sep 17 08:42 /dev/sda1</w:t>
+      </w:r>
+      <w:r>
+        <w:br/>
+      </w:r>
+      <w:r>
+        <w:rPr>
+          <w:rStyle w:val="VerbatimChar"/>
+        </w:rPr>
+        <w:t xml:space="preserve">crw-rw-rw- 1 root root    1, 3 Sep 17 08:42 /dev/null</w:t>
+      </w:r>
+    </w:p>
+    <w:p>
+      <w:pPr>
+        <w:pStyle w:val="FirstParagraph"/>
+      </w:pPr>
+      <w:r>
+        <w:t xml:space="preserve">Обидва диски</w:t>
+      </w:r>
+      <w:r>
+        <w:t xml:space="preserve"> </w:t>
+      </w:r>
+      <w:r>
+        <w:rPr>
+          <w:rStyle w:val="VerbatimChar"/>
+        </w:rPr>
+        <w:t xml:space="preserve">/dev/sda</w:t>
+      </w:r>
+      <w:r>
+        <w:t xml:space="preserve"> </w:t>
+      </w:r>
+      <w:r>
+        <w:t xml:space="preserve">і</w:t>
+      </w:r>
+      <w:r>
+        <w:t xml:space="preserve"> </w:t>
+      </w:r>
+      <w:r>
+        <w:rPr>
+          <w:rStyle w:val="VerbatimChar"/>
+        </w:rPr>
+        <w:t xml:space="preserve">/dev/sda1</w:t>
+      </w:r>
+      <w:r>
+        <w:t xml:space="preserve"> </w:t>
+      </w:r>
+      <w:r>
+        <w:t xml:space="preserve">мають major 8 — їх обслуговує той самий драйвер</w:t>
+      </w:r>
+      <w:r>
+        <w:t xml:space="preserve"> </w:t>
+      </w:r>
+      <w:r>
+        <w:rPr>
+          <w:rStyle w:val="VerbatimChar"/>
+        </w:rPr>
+        <w:t xml:space="preserve">sd</w:t>
+      </w:r>
+      <w:r>
+        <w:t xml:space="preserve">; розрізняє їх minor.</w:t>
+      </w:r>
+    </w:p>
+    <w:p>
+      <w:pPr>
+        <w:pStyle w:val="BodyText"/>
+      </w:pPr>
+      <w:r>
+        <w:t xml:space="preserve">Зверніть увагу:</w:t>
+      </w:r>
+      <w:r>
+        <w:t xml:space="preserve"> </w:t>
+      </w:r>
+      <w:r>
+        <w:rPr>
+          <w:rStyle w:val="VerbatimChar"/>
+        </w:rPr>
+        <w:t xml:space="preserve">%t</w:t>
+      </w:r>
+      <w:r>
+        <w:t xml:space="preserve"> </w:t>
+      </w:r>
+      <w:r>
+        <w:t xml:space="preserve">і</w:t>
+      </w:r>
+      <w:r>
+        <w:t xml:space="preserve"> </w:t>
+      </w:r>
+      <w:r>
+        <w:rPr>
+          <w:rStyle w:val="VerbatimChar"/>
+        </w:rPr>
+        <w:t xml:space="preserve">%T</w:t>
+      </w:r>
+      <w:r>
+        <w:t xml:space="preserve"> </w:t>
+      </w:r>
+      <w:r>
+        <w:t xml:space="preserve">виводять номери</w:t>
+      </w:r>
+      <w:r>
+        <w:t xml:space="preserve"> </w:t>
+      </w:r>
+      <w:r>
+        <w:rPr>
+          <w:b/>
+          <w:bCs/>
+        </w:rPr>
+        <w:t xml:space="preserve">шістнадцятково</w:t>
+      </w:r>
+      <w:r>
+        <w:t xml:space="preserve">. Тут це непомітно,</w:t>
+      </w:r>
+      <w:r>
+        <w:t xml:space="preserve"> </w:t>
+      </w:r>
+      <w:r>
+        <w:t xml:space="preserve">бо числа малі, але для</w:t>
+      </w:r>
+      <w:r>
+        <w:t xml:space="preserve"> </w:t>
+      </w:r>
+      <w:r>
+        <w:rPr>
+          <w:rStyle w:val="VerbatimChar"/>
+        </w:rPr>
+        <w:t xml:space="preserve">/dev/sda16</w:t>
+      </w:r>
+      <w:r>
+        <w:t xml:space="preserve"> </w:t>
+      </w:r>
+      <w:r>
+        <w:t xml:space="preserve">(minor 16)</w:t>
+      </w:r>
+      <w:r>
+        <w:t xml:space="preserve"> </w:t>
+      </w:r>
+      <w:r>
+        <w:rPr>
+          <w:rStyle w:val="VerbatimChar"/>
+        </w:rPr>
+        <w:t xml:space="preserve">stat</w:t>
+      </w:r>
+      <w:r>
+        <w:t xml:space="preserve"> </w:t>
+      </w:r>
+      <w:r>
+        <w:t xml:space="preserve">покаже</w:t>
+      </w:r>
+      <w:r>
+        <w:t xml:space="preserve"> </w:t>
+      </w:r>
+      <w:r>
+        <w:rPr>
+          <w:rStyle w:val="VerbatimChar"/>
+        </w:rPr>
+        <w:t xml:space="preserve">10</w:t>
+      </w:r>
+      <w:r>
+        <w:t xml:space="preserve">. Десяткові</w:t>
+      </w:r>
+      <w:r>
+        <w:t xml:space="preserve"> </w:t>
+      </w:r>
+      <w:r>
+        <w:t xml:space="preserve">значення дає</w:t>
+      </w:r>
+      <w:r>
+        <w:t xml:space="preserve"> </w:t>
+      </w:r>
+      <w:r>
+        <w:rPr>
+          <w:rStyle w:val="VerbatimChar"/>
+        </w:rPr>
+        <w:t xml:space="preserve">ls -l</w:t>
+      </w:r>
+      <w:r>
+        <w:t xml:space="preserve">, і саме їх зручніше звіряти з</w:t>
+      </w:r>
+      <w:r>
+        <w:t xml:space="preserve"> </w:t>
+      </w:r>
+      <w:r>
+        <w:rPr>
+          <w:rStyle w:val="VerbatimChar"/>
+        </w:rPr>
+        <w:t xml:space="preserve">/proc/devices</w:t>
+      </w:r>
+      <w:r>
+        <w:t xml:space="preserve">.</w:t>
+      </w:r>
+    </w:p>
+    <w:bookmarkEnd w:id="17"/>
+    <w:bookmarkStart w:id="18" w:name="крок-3.-псевдопристрої"/>
+    <w:p>
+      <w:pPr>
+        <w:pStyle w:val="Heading3"/>
+      </w:pPr>
+      <w:r>
+        <w:t xml:space="preserve">Крок 3. Псевдопристрої</w:t>
+      </w:r>
+    </w:p>
+    <w:p>
+      <w:pPr>
+        <w:pStyle w:val="SourceCode"/>
+      </w:pPr>
+      <w:r>
+        <w:rPr>
+          <w:rStyle w:val="VerbatimChar"/>
+        </w:rPr>
+        <w:t xml:space="preserve">student@lab-vm:~$ echo "цей текст зникне" &gt; /dev/null</w:t>
+      </w:r>
+      <w:r>
+        <w:br/>
+      </w:r>
+      <w:r>
+        <w:rPr>
+          <w:rStyle w:val="VerbatimChar"/>
+        </w:rPr>
+        <w:t xml:space="preserve">student@lab-vm:~$ cat /dev/null | wc -c</w:t>
+      </w:r>
+      <w:r>
+        <w:br/>
+      </w:r>
+      <w:r>
+        <w:rPr>
+          <w:rStyle w:val="VerbatimChar"/>
+        </w:rPr>
+        <w:t xml:space="preserve">0</w:t>
+      </w:r>
+      <w:r>
+        <w:br/>
+      </w:r>
+      <w:r>
+        <w:br/>
+      </w:r>
+      <w:r>
+        <w:rPr>
+          <w:rStyle w:val="VerbatimChar"/>
+        </w:rPr>
+        <w:t xml:space="preserve">student@lab-vm:~$ head -c 16 /dev/urandom | xxd</w:t>
+      </w:r>
+      <w:r>
+        <w:br/>
+      </w:r>
+      <w:r>
+        <w:rPr>
+          <w:rStyle w:val="VerbatimChar"/>
+        </w:rPr>
+        <w:t xml:space="preserve">00000000: 8f3a 20d1 47b9 0c6e a154 fb92 3d08 e7c1  .: .G..n.T..=...</w:t>
+      </w:r>
+      <w:r>
+        <w:br/>
+      </w:r>
+      <w:r>
+        <w:br/>
+      </w:r>
+      <w:r>
+        <w:rPr>
+          <w:rStyle w:val="VerbatimChar"/>
+        </w:rPr>
+        <w:t xml:space="preserve">student@lab-vm:~$ dd if=/dev/zero of=zeros.bin bs=1K count=4 2&gt;/dev/null</w:t>
+      </w:r>
+      <w:r>
+        <w:br/>
+      </w:r>
+      <w:r>
+        <w:rPr>
+          <w:rStyle w:val="VerbatimChar"/>
+        </w:rPr>
+        <w:t xml:space="preserve">student@lab-vm:~$ xxd zeros.bin | head -2</w:t>
+      </w:r>
+      <w:r>
+        <w:br/>
+      </w:r>
+      <w:r>
+        <w:rPr>
+          <w:rStyle w:val="VerbatimChar"/>
+        </w:rPr>
+        <w:t xml:space="preserve">00000000: 0000 0000 0000 0000 0000 0000 0000 0000  ................</w:t>
+      </w:r>
+      <w:r>
+        <w:br/>
+      </w:r>
+      <w:r>
+        <w:br/>
+      </w:r>
+      <w:r>
+        <w:rPr>
+          <w:rStyle w:val="VerbatimChar"/>
+        </w:rPr>
+        <w:t xml:space="preserve">student@lab-vm:~$ echo test &gt; /dev/full</w:t>
+      </w:r>
+      <w:r>
+        <w:br/>
+      </w:r>
+      <w:r>
+        <w:rPr>
+          <w:rStyle w:val="VerbatimChar"/>
+        </w:rPr>
+        <w:t xml:space="preserve">bash: echo: write error: No space left on device</w:t>
+      </w:r>
+    </w:p>
+    <w:p>
+      <w:pPr>
+        <w:pStyle w:val="FirstParagraph"/>
+      </w:pPr>
+      <w:r>
+        <w:t xml:space="preserve">Псевдопристрої не мають фізичного носія: їхню поведінку повністю реалізує драйвер у ядрі.</w:t>
+      </w:r>
+    </w:p>
+    <w:bookmarkEnd w:id="18"/>
+    <w:bookmarkStart w:id="19" w:name="X883fceaddfebd88204f14ed2f7482238bedc245"/>
+    <w:p>
+      <w:pPr>
+        <w:pStyle w:val="Heading3"/>
+      </w:pPr>
+      <w:r>
+        <w:t xml:space="preserve">Крок 4. Події udev під час підключення носія</w:t>
+      </w:r>
+    </w:p>
+    <w:p>
+      <w:pPr>
+        <w:pStyle w:val="SourceCode"/>
+      </w:pPr>
+      <w:r>
+        <w:rPr>
+          <w:rStyle w:val="VerbatimChar"/>
+        </w:rPr>
+        <w:t xml:space="preserve">student@lab-vm:~$ udevadm monitor --udev &amp;</w:t>
+      </w:r>
+      <w:r>
+        <w:br/>
+      </w:r>
+      <w:r>
+        <w:rPr>
+          <w:rStyle w:val="VerbatimChar"/>
+        </w:rPr>
+        <w:t xml:space="preserve">[1] 5120</w:t>
+      </w:r>
+      <w:r>
+        <w:br/>
+      </w:r>
+      <w:r>
+        <w:rPr>
+          <w:rStyle w:val="VerbatimChar"/>
+        </w:rPr>
+        <w:t xml:space="preserve">student@lab-vm:~$ # підключаємо USB-носій</w:t>
+      </w:r>
+      <w:r>
+        <w:br/>
+      </w:r>
+      <w:r>
+        <w:rPr>
+          <w:rStyle w:val="VerbatimChar"/>
+        </w:rPr>
+        <w:t xml:space="preserve">UDEV  [412.338] add   /devices/pci0000:00/.../block/sdb (block)</w:t>
+      </w:r>
+      <w:r>
+        <w:br/>
+      </w:r>
+      <w:r>
+        <w:rPr>
+          <w:rStyle w:val="VerbatimChar"/>
+        </w:rPr>
+        <w:t xml:space="preserve">UDEV  [412.401] add   /devices/pci0000:00/.../block/sdb/sdb1 (block)</w:t>
+      </w:r>
+      <w:r>
+        <w:br/>
+      </w:r>
+      <w:r>
+        <w:br/>
+      </w:r>
+      <w:r>
+        <w:rPr>
+          <w:rStyle w:val="VerbatimChar"/>
+        </w:rPr>
+        <w:t xml:space="preserve">student@lab-vm:~$ kill %1</w:t>
+      </w:r>
+      <w:r>
+        <w:br/>
+      </w:r>
+      <w:r>
+        <w:rPr>
+          <w:rStyle w:val="VerbatimChar"/>
+        </w:rPr>
+        <w:t xml:space="preserve">student@lab-vm:~$ lsblk | grep sdb</w:t>
+      </w:r>
+      <w:r>
+        <w:br/>
+      </w:r>
+      <w:r>
+        <w:rPr>
+          <w:rStyle w:val="VerbatimChar"/>
+        </w:rPr>
+        <w:t xml:space="preserve">sdb      8:16   1  7,5G  0 disk</w:t>
+      </w:r>
+      <w:r>
+        <w:br/>
+      </w:r>
+      <w:r>
+        <w:rPr>
+          <w:rStyle w:val="VerbatimChar"/>
+        </w:rPr>
+        <w:t xml:space="preserve">└─sdb1   8:17   1  7,5G  0 part</w:t>
+      </w:r>
+      <w:r>
+        <w:br/>
+      </w:r>
+      <w:r>
+        <w:br/>
+      </w:r>
+      <w:r>
+        <w:rPr>
+          <w:rStyle w:val="VerbatimChar"/>
+        </w:rPr>
+        <w:t xml:space="preserve">student@lab-vm:~$ udevadm info /dev/sdb1 | grep -E "ID_FS_TYPE|ID_FS_UUID|ID_MODEL"</w:t>
+      </w:r>
+      <w:r>
+        <w:br/>
+      </w:r>
+      <w:r>
+        <w:rPr>
+          <w:rStyle w:val="VerbatimChar"/>
+        </w:rPr>
+        <w:t xml:space="preserve">E: ID_FS_TYPE=vfat</w:t>
+      </w:r>
+      <w:r>
+        <w:br/>
+      </w:r>
+      <w:r>
+        <w:rPr>
+          <w:rStyle w:val="VerbatimChar"/>
+        </w:rPr>
+        <w:t xml:space="preserve">E: ID_FS_UUID=A1B2-C3D4</w:t>
+      </w:r>
+      <w:r>
+        <w:br/>
+      </w:r>
+      <w:r>
+        <w:rPr>
+          <w:rStyle w:val="VerbatimChar"/>
+        </w:rPr>
+        <w:t xml:space="preserve">E: ID_MODEL=Cruzer_Blade</w:t>
+      </w:r>
+      <w:r>
+        <w:br/>
+      </w:r>
+      <w:r>
+        <w:br/>
+      </w:r>
+      <w:r>
+        <w:rPr>
+          <w:rStyle w:val="VerbatimChar"/>
+        </w:rPr>
+        <w:t xml:space="preserve">student@lab-vm:~$ ls -l /dev/disk/by-uuid/ | grep sdb1</w:t>
+      </w:r>
+      <w:r>
+        <w:br/>
+      </w:r>
+      <w:r>
+        <w:rPr>
+          <w:rStyle w:val="VerbatimChar"/>
+        </w:rPr>
+        <w:t xml:space="preserve">lrwxrwxrwx 1 root root 10 вер 18 12:41 A1B2-C3D4 -&gt; ../../sdb1</w:t>
+      </w:r>
+    </w:p>
+    <w:p>
+      <w:pPr>
+        <w:pStyle w:val="FirstParagraph"/>
+      </w:pPr>
+      <w:r>
+        <w:t xml:space="preserve">Файл</w:t>
+      </w:r>
+      <w:r>
+        <w:t xml:space="preserve"> </w:t>
+      </w:r>
+      <w:r>
+        <w:rPr>
+          <w:rStyle w:val="VerbatimChar"/>
+        </w:rPr>
+        <w:t xml:space="preserve">/dev/sdb1</w:t>
+      </w:r>
+      <w:r>
+        <w:t xml:space="preserve"> </w:t>
+      </w:r>
+      <w:r>
+        <w:t xml:space="preserve">створено службою udev у момент підключення: до цього моменту його в системі не було.</w:t>
+      </w:r>
+    </w:p>
+    <w:bookmarkEnd w:id="19"/>
+    <w:bookmarkStart w:id="20" w:name="крок-5.-модулі-ядра"/>
+    <w:p>
+      <w:pPr>
+        <w:pStyle w:val="Heading3"/>
+      </w:pPr>
+      <w:r>
+        <w:t xml:space="preserve">Крок 5. Модулі ядра</w:t>
+      </w:r>
+    </w:p>
+    <w:p>
+      <w:pPr>
+        <w:pStyle w:val="SourceCode"/>
+      </w:pPr>
+      <w:r>
+        <w:rPr>
+          <w:rStyle w:val="VerbatimChar"/>
+        </w:rPr>
+        <w:t xml:space="preserve">student@lab-vm:~$ lsmod | grep -E "usb_storage|vfat"</w:t>
+      </w:r>
+      <w:r>
+        <w:br/>
+      </w:r>
+      <w:r>
+        <w:rPr>
+          <w:rStyle w:val="VerbatimChar"/>
+        </w:rPr>
+        <w:t xml:space="preserve">usb_storage            81920  1</w:t>
+      </w:r>
+      <w:r>
+        <w:br/>
+      </w:r>
+      <w:r>
+        <w:rPr>
+          <w:rStyle w:val="VerbatimChar"/>
+        </w:rPr>
+        <w:t xml:space="preserve">vfat                   24576  1</w:t>
+      </w:r>
+      <w:r>
+        <w:br/>
+      </w:r>
+      <w:r>
+        <w:rPr>
+          <w:rStyle w:val="VerbatimChar"/>
+        </w:rPr>
+        <w:t xml:space="preserve">fat                    90112  1 vfat</w:t>
+      </w:r>
+      <w:r>
+        <w:br/>
+      </w:r>
+      <w:r>
+        <w:br/>
+      </w:r>
+      <w:r>
+        <w:rPr>
+          <w:rStyle w:val="VerbatimChar"/>
+        </w:rPr>
+        <w:t xml:space="preserve">student@lab-vm:~$ modinfo vfat | head -5</w:t>
+      </w:r>
+      <w:r>
+        <w:br/>
+      </w:r>
+      <w:r>
+        <w:rPr>
+          <w:rStyle w:val="VerbatimChar"/>
+        </w:rPr>
+        <w:t xml:space="preserve">filename:       /lib/modules/6.8.0-45-generic/kernel/fs/fat/vfat.ko.zst</w:t>
+      </w:r>
+      <w:r>
+        <w:br/>
+      </w:r>
+      <w:r>
+        <w:rPr>
+          <w:rStyle w:val="VerbatimChar"/>
+        </w:rPr>
+        <w:t xml:space="preserve">author:         Gordon Chaffee</w:t>
+      </w:r>
+      <w:r>
+        <w:br/>
+      </w:r>
+      <w:r>
+        <w:rPr>
+          <w:rStyle w:val="VerbatimChar"/>
+        </w:rPr>
+        <w:t xml:space="preserve">description:    VFAT filesystem support</w:t>
+      </w:r>
+      <w:r>
+        <w:br/>
+      </w:r>
+      <w:r>
+        <w:rPr>
+          <w:rStyle w:val="VerbatimChar"/>
+        </w:rPr>
+        <w:t xml:space="preserve">license:        GPL</w:t>
+      </w:r>
+      <w:r>
+        <w:br/>
+      </w:r>
+      <w:r>
+        <w:rPr>
+          <w:rStyle w:val="VerbatimChar"/>
+        </w:rPr>
+        <w:t xml:space="preserve">depends:        fat</w:t>
+      </w:r>
+      <w:r>
+        <w:br/>
+      </w:r>
+      <w:r>
+        <w:br/>
+      </w:r>
+      <w:r>
+        <w:rPr>
+          <w:rStyle w:val="VerbatimChar"/>
+        </w:rPr>
+        <w:t xml:space="preserve">student@lab-vm:~$ dmesg | tail -5</w:t>
+      </w:r>
+      <w:r>
+        <w:br/>
+      </w:r>
+      <w:r>
+        <w:rPr>
+          <w:rStyle w:val="VerbatimChar"/>
+        </w:rPr>
+        <w:t xml:space="preserve">[  412.338] usb 1-1: new high-speed USB device number 3 using xhci_hcd</w:t>
+      </w:r>
+      <w:r>
+        <w:br/>
+      </w:r>
+      <w:r>
+        <w:rPr>
+          <w:rStyle w:val="VerbatimChar"/>
+        </w:rPr>
+        <w:t xml:space="preserve">[  412.489] usb-storage 1-1:1.0: USB Mass Storage device detected</w:t>
+      </w:r>
+      <w:r>
+        <w:br/>
+      </w:r>
+      <w:r>
+        <w:rPr>
+          <w:rStyle w:val="VerbatimChar"/>
+        </w:rPr>
+        <w:t xml:space="preserve">[  412.712] sd 2:0:0:0: [sdb] 15646720 512-byte logical blocks: (8.01 GB)</w:t>
+      </w:r>
+      <w:r>
+        <w:br/>
+      </w:r>
+      <w:r>
+        <w:rPr>
+          <w:rStyle w:val="VerbatimChar"/>
+        </w:rPr>
+        <w:t xml:space="preserve">[  412.803] sdb: sdb1</w:t>
+      </w:r>
+      <w:r>
+        <w:br/>
+      </w:r>
+      <w:r>
+        <w:rPr>
+          <w:rStyle w:val="VerbatimChar"/>
+        </w:rPr>
+        <w:t xml:space="preserve">[  418.114] FAT-fs (sdb1): Volume was not properly unmounted</w:t>
+      </w:r>
+    </w:p>
+    <w:p>
+      <w:pPr>
+        <w:pStyle w:val="FirstParagraph"/>
+      </w:pPr>
+      <w:r>
+        <w:t xml:space="preserve">Журнал ядра показує повний ланцюжок: виявлення USB-пристрою → визначення класу Mass Storage → створення блокового пристрою</w:t>
+      </w:r>
+      <w:r>
+        <w:t xml:space="preserve"> </w:t>
+      </w:r>
+      <w:r>
+        <w:rPr>
+          <w:rStyle w:val="VerbatimChar"/>
+        </w:rPr>
+        <w:t xml:space="preserve">sdb</w:t>
+      </w:r>
+      <w:r>
+        <w:t xml:space="preserve"> </w:t>
+      </w:r>
+      <w:r>
+        <w:t xml:space="preserve">→ виявлення розділу</w:t>
+      </w:r>
+      <w:r>
+        <w:t xml:space="preserve"> </w:t>
+      </w:r>
+      <w:r>
+        <w:rPr>
+          <w:rStyle w:val="VerbatimChar"/>
+        </w:rPr>
+        <w:t xml:space="preserve">sdb1</w:t>
+      </w:r>
+      <w:r>
+        <w:t xml:space="preserve">.</w:t>
+      </w:r>
+    </w:p>
+    <w:bookmarkEnd w:id="20"/>
+    <w:bookmarkStart w:id="21" w:name="X077cbfbbdbb629d4fcd9d746d437750c22b197e"/>
+    <w:p>
+      <w:pPr>
+        <w:pStyle w:val="Heading3"/>
+      </w:pPr>
+      <w:r>
+        <w:t xml:space="preserve">Крок 6. Параметри блокового пристрою й буферизація</w:t>
+      </w:r>
+    </w:p>
+    <w:p>
+      <w:pPr>
+        <w:pStyle w:val="SourceCode"/>
+      </w:pPr>
+      <w:r>
+        <w:rPr>
+          <w:rStyle w:val="VerbatimChar"/>
+        </w:rPr>
+        <w:t xml:space="preserve">student@lab-vm:~$ cat /sys/block/sda/size</w:t>
+      </w:r>
+      <w:r>
+        <w:br/>
+      </w:r>
+      <w:r>
+        <w:rPr>
+          <w:rStyle w:val="VerbatimChar"/>
+        </w:rPr>
+        <w:t xml:space="preserve">50331648</w:t>
+      </w:r>
+      <w:r>
+        <w:br/>
+      </w:r>
+      <w:r>
+        <w:rPr>
+          <w:rStyle w:val="VerbatimChar"/>
+        </w:rPr>
+        <w:t xml:space="preserve">student@lab-vm:~$ echo $((50331648 * 512 / 1024 / 1024 / 1024)) </w:t>
+      </w:r>
+      <w:r>
+        <w:br/>
+      </w:r>
+      <w:r>
+        <w:rPr>
+          <w:rStyle w:val="VerbatimChar"/>
+        </w:rPr>
+        <w:t xml:space="preserve">24</w:t>
+      </w:r>
+      <w:r>
+        <w:br/>
+      </w:r>
+      <w:r>
+        <w:br/>
+      </w:r>
+      <w:r>
+        <w:rPr>
+          <w:rStyle w:val="VerbatimChar"/>
+        </w:rPr>
+        <w:t xml:space="preserve">student@lab-vm:~$ cat /sys/block/sda/queue/rotational</w:t>
+      </w:r>
+      <w:r>
+        <w:br/>
+      </w:r>
+      <w:r>
+        <w:rPr>
+          <w:rStyle w:val="VerbatimChar"/>
+        </w:rPr>
+        <w:t xml:space="preserve">1</w:t>
+      </w:r>
+      <w:r>
+        <w:br/>
+      </w:r>
+      <w:r>
+        <w:rPr>
+          <w:rStyle w:val="VerbatimChar"/>
+        </w:rPr>
+        <w:t xml:space="preserve">student@lab-vm:~$ cat /sys/block/sda/queue/scheduler</w:t>
+      </w:r>
+      <w:r>
+        <w:br/>
+      </w:r>
+      <w:r>
+        <w:rPr>
+          <w:rStyle w:val="VerbatimChar"/>
+        </w:rPr>
+        <w:t xml:space="preserve">[mq-deadline] none</w:t>
+      </w:r>
+      <w:r>
+        <w:br/>
+      </w:r>
+      <w:r>
+        <w:br/>
+      </w:r>
+      <w:r>
+        <w:rPr>
+          <w:rStyle w:val="VerbatimChar"/>
+        </w:rPr>
+        <w:t xml:space="preserve">student@lab-vm:~$ dd if=/dev/zero of=~/test.img bs=1M count=200 2&gt;&amp;1 | tail -1</w:t>
+      </w:r>
+      <w:r>
+        <w:br/>
+      </w:r>
+      <w:r>
+        <w:rPr>
+          <w:rStyle w:val="VerbatimChar"/>
+        </w:rPr>
+        <w:t xml:space="preserve">209715200 bytes (210 MB, 200 MiB) copied, 0,187 s, 1,1 GB/s</w:t>
+      </w:r>
+      <w:r>
+        <w:br/>
+      </w:r>
+      <w:r>
+        <w:br/>
+      </w:r>
+      <w:r>
+        <w:rPr>
+          <w:rStyle w:val="VerbatimChar"/>
+        </w:rPr>
+        <w:t xml:space="preserve">student@lab-vm:~$ dd if=/dev/zero of=~/test2.img bs=1M count=200 oflag=direct 2&gt;&amp;1 | tail -1</w:t>
+      </w:r>
+      <w:r>
+        <w:br/>
+      </w:r>
+      <w:r>
+        <w:rPr>
+          <w:rStyle w:val="VerbatimChar"/>
+        </w:rPr>
+        <w:t xml:space="preserve">209715200 bytes (210 MB, 200 MiB) copied, 1,94 s, 108 MB/s</w:t>
+      </w:r>
+      <w:r>
+        <w:br/>
+      </w:r>
+      <w:r>
+        <w:br/>
+      </w:r>
+      <w:r>
+        <w:rPr>
+          <w:rStyle w:val="VerbatimChar"/>
+        </w:rPr>
+        <w:t xml:space="preserve">student@lab-vm:~$ sync &amp;&amp; rm ~/test.img ~/test2.img</w:t>
+      </w:r>
+    </w:p>
+    <w:p>
+      <w:pPr>
+        <w:pStyle w:val="FirstParagraph"/>
+      </w:pPr>
+      <w:r>
+        <w:t xml:space="preserve">Перший запис «зі швидкістю 1,1 ГБ/с» насправді потрапив лише в кеш пам’яті; другий, із</w:t>
+      </w:r>
+      <w:r>
+        <w:t xml:space="preserve"> </w:t>
+      </w:r>
+      <w:r>
+        <w:rPr>
+          <w:rStyle w:val="VerbatimChar"/>
+        </w:rPr>
+        <w:t xml:space="preserve">oflag=direct</w:t>
+      </w:r>
+      <w:r>
+        <w:t xml:space="preserve">, показує реальну швидкість носія. Різниця в десять разів — це і є вплив буферизації.</w:t>
+      </w:r>
+    </w:p>
+    <w:bookmarkEnd w:id="21"/>
+    <w:bookmarkEnd w:id="22"/>
+    <w:bookmarkStart w:id="23" w:name="порядок-виконання-роботи"/>
+    <w:p>
+      <w:pPr>
+        <w:pStyle w:val="Heading2"/>
+      </w:pPr>
+      <w:r>
+        <w:t xml:space="preserve">Порядок виконання роботи</w:t>
+      </w:r>
+    </w:p>
+    <w:p>
+      <w:pPr>
+        <w:numPr>
+          <w:ilvl w:val="0"/>
+          <w:numId w:val="1001"/>
+        </w:numPr>
+        <w:jc w:val="both"/>
+      </w:pPr>
+      <w:r>
+        <w:t xml:space="preserve">Отримати в викладача номер індивідуального варіанта.</w:t>
+      </w:r>
+    </w:p>
+    <w:p>
+      <w:pPr>
+        <w:numPr>
+          <w:ilvl w:val="0"/>
+          <w:numId w:val="1001"/>
+        </w:numPr>
+        <w:jc w:val="both"/>
+      </w:pPr>
+      <w:r>
+        <w:t xml:space="preserve">Скласти перелік пристроїв системи: блокові пристрої (</w:t>
+      </w:r>
+      <w:r>
+        <w:rPr>
+          <w:rStyle w:val="VerbatimChar"/>
+        </w:rPr>
+        <w:t xml:space="preserve">lsblk</w:t>
+      </w:r>
+      <w:r>
+        <w:t xml:space="preserve">), пристрої USB (</w:t>
+      </w:r>
+      <w:r>
+        <w:rPr>
+          <w:rStyle w:val="VerbatimChar"/>
+        </w:rPr>
+        <w:t xml:space="preserve">lsusb</w:t>
+      </w:r>
+      <w:r>
+        <w:t xml:space="preserve">), пристрої PCI (</w:t>
+      </w:r>
+      <w:r>
+        <w:rPr>
+          <w:rStyle w:val="VerbatimChar"/>
+        </w:rPr>
+        <w:t xml:space="preserve">lspci</w:t>
+      </w:r>
+      <w:r>
+        <w:t xml:space="preserve">). Зафіксувати результат у звіті таблицею.</w:t>
+      </w:r>
+    </w:p>
+    <w:p>
+      <w:pPr>
+        <w:numPr>
+          <w:ilvl w:val="0"/>
+          <w:numId w:val="1001"/>
+        </w:numPr>
+        <w:jc w:val="both"/>
+      </w:pPr>
+      <w:r>
+        <w:t xml:space="preserve">Для трьох файлів пристроїв зі свого варіанта визначити тип (блоковий чи символьний), номери major і minor, власника та права. Пояснити, що означає кожне з цих значень.</w:t>
+      </w:r>
+    </w:p>
+    <w:p>
+      <w:pPr>
+        <w:numPr>
+          <w:ilvl w:val="0"/>
+          <w:numId w:val="1001"/>
+        </w:numPr>
+        <w:jc w:val="both"/>
+      </w:pPr>
+      <w:r>
+        <w:t xml:space="preserve">Знайти у файлі</w:t>
+      </w:r>
+      <w:r>
+        <w:t xml:space="preserve"> </w:t>
+      </w:r>
+      <w:r>
+        <w:rPr>
+          <w:rStyle w:val="VerbatimChar"/>
+        </w:rPr>
+        <w:t xml:space="preserve">/proc/devices</w:t>
+      </w:r>
+      <w:r>
+        <w:t xml:space="preserve"> </w:t>
+      </w:r>
+      <w:r>
+        <w:t xml:space="preserve">драйвер, який відповідає major-номеру пристрою свого варіанта.</w:t>
+      </w:r>
+    </w:p>
+    <w:p>
+      <w:pPr>
+        <w:numPr>
+          <w:ilvl w:val="0"/>
+          <w:numId w:val="1001"/>
+        </w:numPr>
+        <w:jc w:val="both"/>
+      </w:pPr>
+      <w:r>
+        <w:t xml:space="preserve">Продемонструвати роботу псевдопристрою зі свого варіанта: виконати з ним операцію читання або запису й пояснити результат.</w:t>
+      </w:r>
+    </w:p>
+    <w:p>
+      <w:pPr>
+        <w:numPr>
+          <w:ilvl w:val="0"/>
+          <w:numId w:val="1001"/>
+        </w:numPr>
+        <w:jc w:val="both"/>
+      </w:pPr>
+      <w:r>
+        <w:t xml:space="preserve">Запустити спостереження за подіями udev, підключити змінний носій і зафіксувати послідовність подій. Вивести атрибути створеного пристрою (</w:t>
+      </w:r>
+      <w:r>
+        <w:rPr>
+          <w:rStyle w:val="VerbatimChar"/>
+        </w:rPr>
+        <w:t xml:space="preserve">udevadm info</w:t>
+      </w:r>
+      <w:r>
+        <w:t xml:space="preserve">): тип файлової системи, UUID, модель.</w:t>
+      </w:r>
+    </w:p>
+    <w:p>
+      <w:pPr>
+        <w:numPr>
+          <w:ilvl w:val="0"/>
+          <w:numId w:val="1001"/>
+        </w:numPr>
+        <w:jc w:val="both"/>
+      </w:pPr>
+      <w:r>
+        <w:t xml:space="preserve">Знайти сталі імена підключеного носія в каталогах</w:t>
+      </w:r>
+      <w:r>
+        <w:t xml:space="preserve"> </w:t>
+      </w:r>
+      <w:r>
+        <w:rPr>
+          <w:rStyle w:val="VerbatimChar"/>
+        </w:rPr>
+        <w:t xml:space="preserve">/dev/disk/by-uuid</w:t>
+      </w:r>
+      <w:r>
+        <w:t xml:space="preserve"> </w:t>
+      </w:r>
+      <w:r>
+        <w:t xml:space="preserve">і</w:t>
+      </w:r>
+      <w:r>
+        <w:t xml:space="preserve"> </w:t>
+      </w:r>
+      <w:r>
+        <w:rPr>
+          <w:rStyle w:val="VerbatimChar"/>
+        </w:rPr>
+        <w:t xml:space="preserve">/dev/disk/by-id</w:t>
+      </w:r>
+      <w:r>
+        <w:t xml:space="preserve">. Пояснити, чому саме їх використовують у</w:t>
+      </w:r>
+      <w:r>
+        <w:t xml:space="preserve"> </w:t>
+      </w:r>
+      <w:r>
+        <w:rPr>
+          <w:rStyle w:val="VerbatimChar"/>
+        </w:rPr>
+        <w:t xml:space="preserve">/etc/fstab</w:t>
+      </w:r>
+      <w:r>
+        <w:t xml:space="preserve">.</w:t>
+      </w:r>
+    </w:p>
+    <w:p>
+      <w:pPr>
+        <w:numPr>
+          <w:ilvl w:val="0"/>
+          <w:numId w:val="1001"/>
+        </w:numPr>
+        <w:jc w:val="both"/>
+      </w:pPr>
+      <w:r>
+        <w:t xml:space="preserve">Переглянути перелік завантажених модулів ядра. Для модуля свого варіанта вивести відомості командою</w:t>
+      </w:r>
+      <w:r>
+        <w:t xml:space="preserve"> </w:t>
+      </w:r>
+      <w:r>
+        <w:rPr>
+          <w:rStyle w:val="VerbatimChar"/>
+        </w:rPr>
+        <w:t xml:space="preserve">modinfo</w:t>
+      </w:r>
+      <w:r>
+        <w:t xml:space="preserve"> </w:t>
+      </w:r>
+      <w:r>
+        <w:t xml:space="preserve">і пояснити поля</w:t>
+      </w:r>
+      <w:r>
+        <w:t xml:space="preserve"> </w:t>
+      </w:r>
+      <w:r>
+        <w:rPr>
+          <w:rStyle w:val="VerbatimChar"/>
+        </w:rPr>
+        <w:t xml:space="preserve">description</w:t>
+      </w:r>
+      <w:r>
+        <w:t xml:space="preserve"> </w:t>
+      </w:r>
+      <w:r>
+        <w:t xml:space="preserve">та</w:t>
+      </w:r>
+      <w:r>
+        <w:t xml:space="preserve"> </w:t>
+      </w:r>
+      <w:r>
+        <w:rPr>
+          <w:rStyle w:val="VerbatimChar"/>
+        </w:rPr>
+        <w:t xml:space="preserve">depends</w:t>
+      </w:r>
+      <w:r>
+        <w:t xml:space="preserve">.</w:t>
+      </w:r>
+    </w:p>
+    <w:p>
+      <w:pPr>
+        <w:numPr>
+          <w:ilvl w:val="0"/>
+          <w:numId w:val="1001"/>
+        </w:numPr>
+        <w:jc w:val="both"/>
+      </w:pPr>
+      <w:r>
+        <w:t xml:space="preserve">Дослідити параметри блокового пристрою у</w:t>
+      </w:r>
+      <w:r>
+        <w:t xml:space="preserve"> </w:t>
+      </w:r>
+      <w:r>
+        <w:rPr>
+          <w:rStyle w:val="VerbatimChar"/>
+        </w:rPr>
+        <w:t xml:space="preserve">/sys/block</w:t>
+      </w:r>
+      <w:r>
+        <w:t xml:space="preserve">: розмір у секторах і в гігабайтах, тип носія (</w:t>
+      </w:r>
+      <w:r>
+        <w:rPr>
+          <w:rStyle w:val="VerbatimChar"/>
+        </w:rPr>
+        <w:t xml:space="preserve">rotational</w:t>
+      </w:r>
+      <w:r>
+        <w:t xml:space="preserve">), планувальник введення-виведення.</w:t>
+      </w:r>
+    </w:p>
+    <w:p>
+      <w:pPr>
+        <w:numPr>
+          <w:ilvl w:val="0"/>
+          <w:numId w:val="1001"/>
+        </w:numPr>
+        <w:jc w:val="both"/>
+      </w:pPr>
+      <w:r>
+        <w:t xml:space="preserve">Виміряти вплив буферизації: виконати запис файлу розміром 200 МБ звичайним способом і з ключем</w:t>
+      </w:r>
+      <w:r>
+        <w:t xml:space="preserve"> </w:t>
+      </w:r>
+      <w:r>
+        <w:rPr>
+          <w:rStyle w:val="VerbatimChar"/>
+        </w:rPr>
+        <w:t xml:space="preserve">oflag=direct</w:t>
+      </w:r>
+      <w:r>
+        <w:t xml:space="preserve">. Порівняти швидкість і пояснити різницю.</w:t>
+      </w:r>
+    </w:p>
+    <w:p>
+      <w:pPr>
+        <w:numPr>
+          <w:ilvl w:val="0"/>
+          <w:numId w:val="1001"/>
+        </w:numPr>
+        <w:jc w:val="both"/>
+      </w:pPr>
+      <w:r>
+        <w:t xml:space="preserve">Знайти в журналі ядра (</w:t>
+      </w:r>
+      <w:r>
+        <w:rPr>
+          <w:rStyle w:val="VerbatimChar"/>
+        </w:rPr>
+        <w:t xml:space="preserve">dmesg</w:t>
+      </w:r>
+      <w:r>
+        <w:t xml:space="preserve">) повідомлення про підключення носія й описати послідовність подій.</w:t>
+      </w:r>
+    </w:p>
+    <w:p>
+      <w:pPr>
+        <w:numPr>
+          <w:ilvl w:val="0"/>
+          <w:numId w:val="1001"/>
+        </w:numPr>
+        <w:jc w:val="both"/>
+      </w:pPr>
+      <w:r>
+        <w:t xml:space="preserve">Виконати додаткове завдання свого варіанта.</w:t>
+      </w:r>
+    </w:p>
+    <w:p>
+      <w:pPr>
+        <w:numPr>
+          <w:ilvl w:val="0"/>
+          <w:numId w:val="1001"/>
+        </w:numPr>
+        <w:jc w:val="both"/>
+      </w:pPr>
+      <w:r>
+        <w:t xml:space="preserve">Оформити звіт і зробити висновок.</w:t>
+      </w:r>
+    </w:p>
+    <w:bookmarkEnd w:id="23"/>
+    <w:bookmarkStart w:id="24" w:name="вимоги-до-звіту"/>
+    <w:p>
+      <w:pPr>
+        <w:pStyle w:val="Heading2"/>
+      </w:pPr>
+      <w:r>
+        <w:t xml:space="preserve">Вимоги до звіту</w:t>
+      </w:r>
+    </w:p>
+    <w:p>
+      <w:pPr>
+        <w:pStyle w:val="FirstParagraph"/>
+      </w:pPr>
+      <w:r>
+        <w:t xml:space="preserve">Звіт оформлюється на бланку встановленого зразка і має містити:</w:t>
+      </w:r>
+    </w:p>
+    <w:p>
+      <w:pPr>
+        <w:pStyle w:val="Compact"/>
+        <w:numPr>
+          <w:ilvl w:val="0"/>
+          <w:numId w:val="1002"/>
+        </w:numPr>
+        <w:jc w:val="both"/>
+      </w:pPr>
+      <w:r>
+        <w:t xml:space="preserve">тему, мету та обладнання;</w:t>
+      </w:r>
+    </w:p>
+    <w:p>
+      <w:pPr>
+        <w:pStyle w:val="Compact"/>
+        <w:numPr>
+          <w:ilvl w:val="0"/>
+          <w:numId w:val="1002"/>
+        </w:numPr>
+        <w:jc w:val="both"/>
+      </w:pPr>
+      <w:r>
+        <w:t xml:space="preserve">постановку задачі за індивідуальним варіантом;</w:t>
+      </w:r>
+    </w:p>
+    <w:p>
+      <w:pPr>
+        <w:pStyle w:val="Compact"/>
+        <w:numPr>
+          <w:ilvl w:val="0"/>
+          <w:numId w:val="1002"/>
+        </w:numPr>
+        <w:jc w:val="both"/>
+      </w:pPr>
+      <w:r>
+        <w:t xml:space="preserve">таблицю пристроїв системи за результатами пункту 2;</w:t>
+      </w:r>
+    </w:p>
+    <w:p>
+      <w:pPr>
+        <w:pStyle w:val="Compact"/>
+        <w:numPr>
+          <w:ilvl w:val="0"/>
+          <w:numId w:val="1002"/>
+        </w:numPr>
+        <w:jc w:val="both"/>
+      </w:pPr>
+      <w:r>
+        <w:t xml:space="preserve">таблицю досліджених файлів пристроїв: тип, major, minor, власник, права;</w:t>
+      </w:r>
+    </w:p>
+    <w:p>
+      <w:pPr>
+        <w:pStyle w:val="Compact"/>
+        <w:numPr>
+          <w:ilvl w:val="0"/>
+          <w:numId w:val="1002"/>
+        </w:numPr>
+        <w:jc w:val="both"/>
+      </w:pPr>
+      <w:r>
+        <w:t xml:space="preserve">перелік виконаних команд із поясненням призначення кожного ключа;</w:t>
+      </w:r>
+    </w:p>
+    <w:p>
+      <w:pPr>
+        <w:pStyle w:val="Compact"/>
+        <w:numPr>
+          <w:ilvl w:val="0"/>
+          <w:numId w:val="1002"/>
+        </w:numPr>
+        <w:jc w:val="both"/>
+      </w:pPr>
+      <w:r>
+        <w:t xml:space="preserve">знімки екрана з подіями udev під час підключення носія та витяг із</w:t>
+      </w:r>
+      <w:r>
+        <w:t xml:space="preserve"> </w:t>
+      </w:r>
+      <w:r>
+        <w:rPr>
+          <w:rStyle w:val="VerbatimChar"/>
+        </w:rPr>
+        <w:t xml:space="preserve">dmesg</w:t>
+      </w:r>
+      <w:r>
+        <w:t xml:space="preserve">;</w:t>
+      </w:r>
+    </w:p>
+    <w:p>
+      <w:pPr>
+        <w:pStyle w:val="Compact"/>
+        <w:numPr>
+          <w:ilvl w:val="0"/>
+          <w:numId w:val="1002"/>
+        </w:numPr>
+        <w:jc w:val="both"/>
+      </w:pPr>
+      <w:r>
+        <w:t xml:space="preserve">результати вимірювання швидкості запису з буферизацією та без неї з поясненням;</w:t>
+      </w:r>
+    </w:p>
+    <w:p>
+      <w:pPr>
+        <w:pStyle w:val="Compact"/>
+        <w:numPr>
+          <w:ilvl w:val="0"/>
+          <w:numId w:val="1002"/>
+        </w:numPr>
+        <w:jc w:val="both"/>
+      </w:pPr>
+      <w:r>
+        <w:t xml:space="preserve">відповідь на запитання додаткового завдання варіанта;</w:t>
+      </w:r>
+    </w:p>
+    <w:p>
+      <w:pPr>
+        <w:pStyle w:val="Compact"/>
+        <w:numPr>
+          <w:ilvl w:val="0"/>
+          <w:numId w:val="1002"/>
+        </w:numPr>
+        <w:jc w:val="both"/>
+      </w:pPr>
+      <w:r>
+        <w:t xml:space="preserve">висновок про те, як подання пристроїв у вигляді файлів спрощує роботу прикладних програм.</w:t>
+      </w:r>
+    </w:p>
+    <w:bookmarkEnd w:id="24"/>
+    <w:bookmarkStart w:id="25" w:name="варіанти-індивідуальних-завдань"/>
+    <w:p>
+      <w:pPr>
+        <w:pStyle w:val="Heading2"/>
+      </w:pPr>
+      <w:r>
+        <w:t xml:space="preserve">Варіанти індивідуальних завдань</w:t>
+      </w:r>
+    </w:p>
+    <w:tbl>
+      <w:tblPr>
+        <w:tblStyle w:val="Table"/>
+        <w:tblW w:type="dxa" w:w="9637"/>
+        <w:tblLayout w:type="fixed"/>
+        <w:tblLook w:firstRow="1" w:lastRow="0" w:firstColumn="0" w:lastColumn="0" w:noHBand="0" w:noVBand="0" w:val="0020"/>
+      </w:tblPr>
+      <w:tblGrid>
+        <w:gridCol w:w="419"/>
+        <w:gridCol w:w="2375"/>
+        <w:gridCol w:w="2235"/>
+        <w:gridCol w:w="1816"/>
+        <w:gridCol w:w="2792"/>
+      </w:tblGrid>
+      <w:tr>
+        <w:trPr>
+          <w:tblHeader w:val="on"/>
+        </w:trPr>
+        <w:tc>
+          <w:tcPr/>
+          <w:p>
+            <w:pPr>
+              <w:pStyle w:val="Compact"/>
+            </w:pPr>
+            <w:r>
+              <w:t xml:space="preserve">№</w:t>
+            </w:r>
+          </w:p>
+        </w:tc>
+        <w:tc>
+          <w:tcPr/>
+          <w:p>
+            <w:pPr>
+              <w:pStyle w:val="Compact"/>
+            </w:pPr>
+            <w:r>
+              <w:t xml:space="preserve">Файли пристроїв</w:t>
+            </w:r>
+          </w:p>
+        </w:tc>
+        <w:tc>
+          <w:tcPr/>
+          <w:p>
+            <w:pPr>
+              <w:pStyle w:val="Compact"/>
+            </w:pPr>
+            <w:r>
+              <w:t xml:space="preserve">Псевдопристрій</w:t>
+            </w:r>
+          </w:p>
+        </w:tc>
+        <w:tc>
+          <w:tcPr/>
+          <w:p>
+            <w:pPr>
+              <w:pStyle w:val="Compact"/>
+            </w:pPr>
+            <w:r>
+              <w:t xml:space="preserve">Модуль ядра</w:t>
+            </w:r>
+          </w:p>
+        </w:tc>
+        <w:tc>
+          <w:tcPr/>
+          <w:p>
+            <w:pPr>
+              <w:pStyle w:val="Compact"/>
+            </w:pPr>
+            <w:r>
+              <w:t xml:space="preserve">Додаткове завдання</w:t>
+            </w:r>
+          </w:p>
+        </w:tc>
+      </w:tr>
+      <w:tr>
+        <w:tc>
+          <w:tcPr/>
+          <w:p>
+            <w:pPr>
+              <w:pStyle w:val="Compact"/>
+            </w:pPr>
+            <w:r>
+              <w:t xml:space="preserve">1</w:t>
+            </w:r>
+          </w:p>
+        </w:tc>
+        <w:tc>
+          <w:tcPr/>
+          <w:p>
+            <w:pPr>
+              <w:pStyle w:val="Compact"/>
+            </w:pPr>
+            <w:r>
+              <w:rPr>
+                <w:rStyle w:val="VerbatimChar"/>
+              </w:rPr>
+              <w:t xml:space="preserve">/dev/sda</w:t>
+            </w:r>
+            <w:r>
+              <w:t xml:space="preserve">,</w:t>
+            </w:r>
+            <w:r>
+              <w:t xml:space="preserve"> </w:t>
+            </w:r>
+            <w:r>
+              <w:rPr>
+                <w:rStyle w:val="VerbatimChar"/>
+              </w:rPr>
+              <w:t xml:space="preserve">/dev/null</w:t>
+            </w:r>
+            <w:r>
+              <w:t xml:space="preserve">,</w:t>
+            </w:r>
+            <w:r>
+              <w:t xml:space="preserve"> </w:t>
+            </w:r>
+            <w:r>
+              <w:rPr>
+                <w:rStyle w:val="VerbatimChar"/>
+              </w:rPr>
+              <w:t xml:space="preserve">/dev/tty0</w:t>
+            </w:r>
+          </w:p>
+        </w:tc>
+        <w:tc>
+          <w:tcPr/>
+          <w:p>
+            <w:pPr>
+              <w:pStyle w:val="Compact"/>
+            </w:pPr>
+            <w:r>
+              <w:rPr>
+                <w:rStyle w:val="VerbatimChar"/>
+              </w:rPr>
+              <w:t xml:space="preserve">/dev/null</w:t>
+            </w:r>
+          </w:p>
+        </w:tc>
+        <w:tc>
+          <w:tcPr/>
+          <w:p>
+            <w:pPr>
+              <w:pStyle w:val="Compact"/>
+            </w:pPr>
+            <w:r>
+              <w:rPr>
+                <w:rStyle w:val="VerbatimChar"/>
+              </w:rPr>
+              <w:t xml:space="preserve">vfat</w:t>
+            </w:r>
+          </w:p>
+        </w:tc>
+        <w:tc>
+          <w:tcPr/>
+          <w:p>
+            <w:pPr>
+              <w:pStyle w:val="Compact"/>
+            </w:pPr>
+            <w:r>
+              <w:t xml:space="preserve">Пояснити, чому</w:t>
+            </w:r>
+            <w:r>
+              <w:t xml:space="preserve"> </w:t>
+            </w:r>
+            <w:r>
+              <w:rPr>
+                <w:rStyle w:val="VerbatimChar"/>
+              </w:rPr>
+              <w:t xml:space="preserve">/dev</w:t>
+            </w:r>
+            <w:r>
+              <w:t xml:space="preserve"> </w:t>
+            </w:r>
+            <w:r>
+              <w:t xml:space="preserve">не зберігається на диску</w:t>
+            </w:r>
+          </w:p>
+        </w:tc>
+      </w:tr>
+      <w:tr>
+        <w:tc>
+          <w:tcPr/>
+          <w:p>
+            <w:pPr>
+              <w:pStyle w:val="Compact"/>
+            </w:pPr>
+            <w:r>
+              <w:t xml:space="preserve">2</w:t>
+            </w:r>
+          </w:p>
+        </w:tc>
+        <w:tc>
+          <w:tcPr/>
+          <w:p>
+            <w:pPr>
+              <w:pStyle w:val="Compact"/>
+            </w:pPr>
+            <w:r>
+              <w:rPr>
+                <w:rStyle w:val="VerbatimChar"/>
+              </w:rPr>
+              <w:t xml:space="preserve">/dev/sda1</w:t>
+            </w:r>
+            <w:r>
+              <w:t xml:space="preserve">,</w:t>
+            </w:r>
+            <w:r>
+              <w:t xml:space="preserve"> </w:t>
+            </w:r>
+            <w:r>
+              <w:rPr>
+                <w:rStyle w:val="VerbatimChar"/>
+              </w:rPr>
+              <w:t xml:space="preserve">/dev/zero</w:t>
+            </w:r>
+            <w:r>
+              <w:t xml:space="preserve">,</w:t>
+            </w:r>
+            <w:r>
+              <w:t xml:space="preserve"> </w:t>
+            </w:r>
+            <w:r>
+              <w:rPr>
+                <w:rStyle w:val="VerbatimChar"/>
+              </w:rPr>
+              <w:t xml:space="preserve">/dev/console</w:t>
+            </w:r>
+          </w:p>
+        </w:tc>
+        <w:tc>
+          <w:tcPr/>
+          <w:p>
+            <w:pPr>
+              <w:pStyle w:val="Compact"/>
+            </w:pPr>
+            <w:r>
+              <w:rPr>
+                <w:rStyle w:val="VerbatimChar"/>
+              </w:rPr>
+              <w:t xml:space="preserve">/dev/zero</w:t>
+            </w:r>
+          </w:p>
+        </w:tc>
+        <w:tc>
+          <w:tcPr/>
+          <w:p>
+            <w:pPr>
+              <w:pStyle w:val="Compact"/>
+            </w:pPr>
+            <w:r>
+              <w:rPr>
+                <w:rStyle w:val="VerbatimChar"/>
+              </w:rPr>
+              <w:t xml:space="preserve">usb_storage</w:t>
+            </w:r>
+          </w:p>
+        </w:tc>
+        <w:tc>
+          <w:tcPr/>
+          <w:p>
+            <w:pPr>
+              <w:pStyle w:val="Compact"/>
+            </w:pPr>
+            <w:r>
+              <w:t xml:space="preserve">Порівняти вміст</w:t>
+            </w:r>
+            <w:r>
+              <w:t xml:space="preserve"> </w:t>
+            </w:r>
+            <w:r>
+              <w:rPr>
+                <w:rStyle w:val="VerbatimChar"/>
+              </w:rPr>
+              <w:t xml:space="preserve">/dev/zero</w:t>
+            </w:r>
+            <w:r>
+              <w:t xml:space="preserve"> </w:t>
+            </w:r>
+            <w:r>
+              <w:t xml:space="preserve">і порожнього файлу</w:t>
+            </w:r>
+          </w:p>
+        </w:tc>
+      </w:tr>
+      <w:tr>
+        <w:tc>
+          <w:tcPr/>
+          <w:p>
+            <w:pPr>
+              <w:pStyle w:val="Compact"/>
+            </w:pPr>
+            <w:r>
+              <w:t xml:space="preserve">3</w:t>
+            </w:r>
+          </w:p>
+        </w:tc>
+        <w:tc>
+          <w:tcPr/>
+          <w:p>
+            <w:pPr>
+              <w:pStyle w:val="Compact"/>
+            </w:pPr>
+            <w:r>
+              <w:rPr>
+                <w:rStyle w:val="VerbatimChar"/>
+              </w:rPr>
+              <w:t xml:space="preserve">/dev/sr0</w:t>
+            </w:r>
+            <w:r>
+              <w:t xml:space="preserve">,</w:t>
+            </w:r>
+            <w:r>
+              <w:t xml:space="preserve"> </w:t>
+            </w:r>
+            <w:r>
+              <w:rPr>
+                <w:rStyle w:val="VerbatimChar"/>
+              </w:rPr>
+              <w:t xml:space="preserve">/dev/urandom</w:t>
+            </w:r>
+            <w:r>
+              <w:t xml:space="preserve">,</w:t>
+            </w:r>
+            <w:r>
+              <w:t xml:space="preserve"> </w:t>
+            </w:r>
+            <w:r>
+              <w:rPr>
+                <w:rStyle w:val="VerbatimChar"/>
+              </w:rPr>
+              <w:t xml:space="preserve">/dev/tty1</w:t>
+            </w:r>
+          </w:p>
+        </w:tc>
+        <w:tc>
+          <w:tcPr/>
+          <w:p>
+            <w:pPr>
+              <w:pStyle w:val="Compact"/>
+            </w:pPr>
+            <w:r>
+              <w:rPr>
+                <w:rStyle w:val="VerbatimChar"/>
+              </w:rPr>
+              <w:t xml:space="preserve">/dev/urandom</w:t>
+            </w:r>
+          </w:p>
+        </w:tc>
+        <w:tc>
+          <w:tcPr/>
+          <w:p>
+            <w:pPr>
+              <w:pStyle w:val="Compact"/>
+            </w:pPr>
+            <w:r>
+              <w:rPr>
+                <w:rStyle w:val="VerbatimChar"/>
+              </w:rPr>
+              <w:t xml:space="preserve">ext4</w:t>
+            </w:r>
+          </w:p>
+        </w:tc>
+        <w:tc>
+          <w:tcPr/>
+          <w:p>
+            <w:pPr>
+              <w:pStyle w:val="Compact"/>
+            </w:pPr>
+            <w:r>
+              <w:t xml:space="preserve">Пояснити різницю між</w:t>
+            </w:r>
+            <w:r>
+              <w:t xml:space="preserve"> </w:t>
+            </w:r>
+            <w:r>
+              <w:rPr>
+                <w:rStyle w:val="VerbatimChar"/>
+              </w:rPr>
+              <w:t xml:space="preserve">/dev/random</w:t>
+            </w:r>
+            <w:r>
+              <w:t xml:space="preserve"> </w:t>
+            </w:r>
+            <w:r>
+              <w:t xml:space="preserve">і</w:t>
+            </w:r>
+            <w:r>
+              <w:t xml:space="preserve"> </w:t>
+            </w:r>
+            <w:r>
+              <w:rPr>
+                <w:rStyle w:val="VerbatimChar"/>
+              </w:rPr>
+              <w:t xml:space="preserve">/dev/urandom</w:t>
+            </w:r>
+          </w:p>
+        </w:tc>
+      </w:tr>
+      <w:tr>
+        <w:tc>
+          <w:tcPr/>
+          <w:p>
+            <w:pPr>
+              <w:pStyle w:val="Compact"/>
+            </w:pPr>
+            <w:r>
+              <w:t xml:space="preserve">4</w:t>
+            </w:r>
+          </w:p>
+        </w:tc>
+        <w:tc>
+          <w:tcPr/>
+          <w:p>
+            <w:pPr>
+              <w:pStyle w:val="Compact"/>
+            </w:pPr>
+            <w:r>
+              <w:rPr>
+                <w:rStyle w:val="VerbatimChar"/>
+              </w:rPr>
+              <w:t xml:space="preserve">/dev/sda2</w:t>
+            </w:r>
+            <w:r>
+              <w:t xml:space="preserve">,</w:t>
+            </w:r>
+            <w:r>
+              <w:t xml:space="preserve"> </w:t>
+            </w:r>
+            <w:r>
+              <w:rPr>
+                <w:rStyle w:val="VerbatimChar"/>
+              </w:rPr>
+              <w:t xml:space="preserve">/dev/full</w:t>
+            </w:r>
+            <w:r>
+              <w:t xml:space="preserve">,</w:t>
+            </w:r>
+            <w:r>
+              <w:t xml:space="preserve"> </w:t>
+            </w:r>
+            <w:r>
+              <w:rPr>
+                <w:rStyle w:val="VerbatimChar"/>
+              </w:rPr>
+              <w:t xml:space="preserve">/dev/ptmx</w:t>
+            </w:r>
+          </w:p>
+        </w:tc>
+        <w:tc>
+          <w:tcPr/>
+          <w:p>
+            <w:pPr>
+              <w:pStyle w:val="Compact"/>
+            </w:pPr>
+            <w:r>
+              <w:rPr>
+                <w:rStyle w:val="VerbatimChar"/>
+              </w:rPr>
+              <w:t xml:space="preserve">/dev/full</w:t>
+            </w:r>
+          </w:p>
+        </w:tc>
+        <w:tc>
+          <w:tcPr/>
+          <w:p>
+            <w:pPr>
+              <w:pStyle w:val="Compact"/>
+            </w:pPr>
+            <w:r>
+              <w:rPr>
+                <w:rStyle w:val="VerbatimChar"/>
+              </w:rPr>
+              <w:t xml:space="preserve">loop</w:t>
+            </w:r>
+          </w:p>
+        </w:tc>
+        <w:tc>
+          <w:tcPr/>
+          <w:p>
+            <w:pPr>
+              <w:pStyle w:val="Compact"/>
+            </w:pPr>
+            <w:r>
+              <w:t xml:space="preserve">Показати, як підключити файл як блоковий пристрій</w:t>
+            </w:r>
+          </w:p>
+        </w:tc>
+      </w:tr>
+      <w:tr>
+        <w:tc>
+          <w:tcPr/>
+          <w:p>
+            <w:pPr>
+              <w:pStyle w:val="Compact"/>
+            </w:pPr>
+            <w:r>
+              <w:t xml:space="preserve">5</w:t>
+            </w:r>
+          </w:p>
+        </w:tc>
+        <w:tc>
+          <w:tcPr/>
+          <w:p>
+            <w:pPr>
+              <w:pStyle w:val="Compact"/>
+            </w:pPr>
+            <w:r>
+              <w:rPr>
+                <w:rStyle w:val="VerbatimChar"/>
+              </w:rPr>
+              <w:t xml:space="preserve">/dev/loop0</w:t>
+            </w:r>
+            <w:r>
+              <w:t xml:space="preserve">,</w:t>
+            </w:r>
+            <w:r>
+              <w:t xml:space="preserve"> </w:t>
+            </w:r>
+            <w:r>
+              <w:rPr>
+                <w:rStyle w:val="VerbatimChar"/>
+              </w:rPr>
+              <w:t xml:space="preserve">/dev/null</w:t>
+            </w:r>
+            <w:r>
+              <w:t xml:space="preserve">,</w:t>
+            </w:r>
+            <w:r>
+              <w:t xml:space="preserve"> </w:t>
+            </w:r>
+            <w:r>
+              <w:rPr>
+                <w:rStyle w:val="VerbatimChar"/>
+              </w:rPr>
+              <w:t xml:space="preserve">/dev/tty</w:t>
+            </w:r>
+          </w:p>
+        </w:tc>
+        <w:tc>
+          <w:tcPr/>
+          <w:p>
+            <w:pPr>
+              <w:pStyle w:val="Compact"/>
+            </w:pPr>
+            <w:r>
+              <w:rPr>
+                <w:rStyle w:val="VerbatimChar"/>
+              </w:rPr>
+              <w:t xml:space="preserve">/dev/null</w:t>
+            </w:r>
+          </w:p>
+        </w:tc>
+        <w:tc>
+          <w:tcPr/>
+          <w:p>
+            <w:pPr>
+              <w:pStyle w:val="Compact"/>
+            </w:pPr>
+            <w:r>
+              <w:rPr>
+                <w:rStyle w:val="VerbatimChar"/>
+              </w:rPr>
+              <w:t xml:space="preserve">fat</w:t>
+            </w:r>
+          </w:p>
+        </w:tc>
+        <w:tc>
+          <w:tcPr/>
+          <w:p>
+            <w:pPr>
+              <w:pStyle w:val="Compact"/>
+            </w:pPr>
+            <w:r>
+              <w:t xml:space="preserve">Пояснити, навіщо потрібні loop-пристрої</w:t>
+            </w:r>
+          </w:p>
+        </w:tc>
+      </w:tr>
+      <w:tr>
+        <w:tc>
+          <w:tcPr/>
+          <w:p>
+            <w:pPr>
+              <w:pStyle w:val="Compact"/>
+            </w:pPr>
+            <w:r>
+              <w:t xml:space="preserve">6</w:t>
+            </w:r>
+          </w:p>
+        </w:tc>
+        <w:tc>
+          <w:tcPr/>
+          <w:p>
+            <w:pPr>
+              <w:pStyle w:val="Compact"/>
+            </w:pPr>
+            <w:r>
+              <w:rPr>
+                <w:rStyle w:val="VerbatimChar"/>
+              </w:rPr>
+              <w:t xml:space="preserve">/dev/sda</w:t>
+            </w:r>
+            <w:r>
+              <w:t xml:space="preserve">,</w:t>
+            </w:r>
+            <w:r>
+              <w:t xml:space="preserve"> </w:t>
+            </w:r>
+            <w:r>
+              <w:rPr>
+                <w:rStyle w:val="VerbatimChar"/>
+              </w:rPr>
+              <w:t xml:space="preserve">/dev/zero</w:t>
+            </w:r>
+            <w:r>
+              <w:t xml:space="preserve">,</w:t>
+            </w:r>
+            <w:r>
+              <w:t xml:space="preserve"> </w:t>
+            </w:r>
+            <w:r>
+              <w:rPr>
+                <w:rStyle w:val="VerbatimChar"/>
+              </w:rPr>
+              <w:t xml:space="preserve">/dev/random</w:t>
+            </w:r>
+          </w:p>
+        </w:tc>
+        <w:tc>
+          <w:tcPr/>
+          <w:p>
+            <w:pPr>
+              <w:pStyle w:val="Compact"/>
+            </w:pPr>
+            <w:r>
+              <w:rPr>
+                <w:rStyle w:val="VerbatimChar"/>
+              </w:rPr>
+              <w:t xml:space="preserve">/dev/zero</w:t>
+            </w:r>
+          </w:p>
+        </w:tc>
+        <w:tc>
+          <w:tcPr/>
+          <w:p>
+            <w:pPr>
+              <w:pStyle w:val="Compact"/>
+            </w:pPr>
+            <w:r>
+              <w:rPr>
+                <w:rStyle w:val="VerbatimChar"/>
+              </w:rPr>
+              <w:t xml:space="preserve">isofs</w:t>
+            </w:r>
+          </w:p>
+        </w:tc>
+        <w:tc>
+          <w:tcPr/>
+          <w:p>
+            <w:pPr>
+              <w:pStyle w:val="Compact"/>
+            </w:pPr>
+            <w:r>
+              <w:t xml:space="preserve">Виміряти швидкість читання з</w:t>
+            </w:r>
+            <w:r>
+              <w:t xml:space="preserve"> </w:t>
+            </w:r>
+            <w:r>
+              <w:rPr>
+                <w:rStyle w:val="VerbatimChar"/>
+              </w:rPr>
+              <w:t xml:space="preserve">/dev/zero</w:t>
+            </w:r>
+          </w:p>
+        </w:tc>
+      </w:tr>
+      <w:tr>
+        <w:tc>
+          <w:tcPr/>
+          <w:p>
+            <w:pPr>
+              <w:pStyle w:val="Compact"/>
+            </w:pPr>
+            <w:r>
+              <w:t xml:space="preserve">7</w:t>
+            </w:r>
+          </w:p>
+        </w:tc>
+        <w:tc>
+          <w:tcPr/>
+          <w:p>
+            <w:pPr>
+              <w:pStyle w:val="Compact"/>
+            </w:pPr>
+            <w:r>
+              <w:rPr>
+                <w:rStyle w:val="VerbatimChar"/>
+              </w:rPr>
+              <w:t xml:space="preserve">/dev/sdb</w:t>
+            </w:r>
+            <w:r>
+              <w:t xml:space="preserve">,</w:t>
+            </w:r>
+            <w:r>
+              <w:t xml:space="preserve"> </w:t>
+            </w:r>
+            <w:r>
+              <w:rPr>
+                <w:rStyle w:val="VerbatimChar"/>
+              </w:rPr>
+              <w:t xml:space="preserve">/dev/null</w:t>
+            </w:r>
+            <w:r>
+              <w:t xml:space="preserve">,</w:t>
+            </w:r>
+            <w:r>
+              <w:t xml:space="preserve"> </w:t>
+            </w:r>
+            <w:r>
+              <w:rPr>
+                <w:rStyle w:val="VerbatimChar"/>
+              </w:rPr>
+              <w:t xml:space="preserve">/dev/tty2</w:t>
+            </w:r>
+          </w:p>
+        </w:tc>
+        <w:tc>
+          <w:tcPr/>
+          <w:p>
+            <w:pPr>
+              <w:pStyle w:val="Compact"/>
+            </w:pPr>
+            <w:r>
+              <w:rPr>
+                <w:rStyle w:val="VerbatimChar"/>
+              </w:rPr>
+              <w:t xml:space="preserve">/dev/urandom</w:t>
+            </w:r>
+          </w:p>
+        </w:tc>
+        <w:tc>
+          <w:tcPr/>
+          <w:p>
+            <w:pPr>
+              <w:pStyle w:val="Compact"/>
+            </w:pPr>
+            <w:r>
+              <w:rPr>
+                <w:rStyle w:val="VerbatimChar"/>
+              </w:rPr>
+              <w:t xml:space="preserve">xhci_hcd</w:t>
+            </w:r>
+          </w:p>
+        </w:tc>
+        <w:tc>
+          <w:tcPr/>
+          <w:p>
+            <w:pPr>
+              <w:pStyle w:val="Compact"/>
+            </w:pPr>
+            <w:r>
+              <w:t xml:space="preserve">Пояснити, що показує стовпець Used by в</w:t>
+            </w:r>
+            <w:r>
+              <w:t xml:space="preserve"> </w:t>
+            </w:r>
+            <w:r>
+              <w:rPr>
+                <w:rStyle w:val="VerbatimChar"/>
+              </w:rPr>
+              <w:t xml:space="preserve">lsmod</w:t>
+            </w:r>
+          </w:p>
+        </w:tc>
+      </w:tr>
+      <w:tr>
+        <w:tc>
+          <w:tcPr/>
+          <w:p>
+            <w:pPr>
+              <w:pStyle w:val="Compact"/>
+            </w:pPr>
+            <w:r>
+              <w:t xml:space="preserve">8</w:t>
+            </w:r>
+          </w:p>
+        </w:tc>
+        <w:tc>
+          <w:tcPr/>
+          <w:p>
+            <w:pPr>
+              <w:pStyle w:val="Compact"/>
+            </w:pPr>
+            <w:r>
+              <w:rPr>
+                <w:rStyle w:val="VerbatimChar"/>
+              </w:rPr>
+              <w:t xml:space="preserve">/dev/sda1</w:t>
+            </w:r>
+            <w:r>
+              <w:t xml:space="preserve">,</w:t>
+            </w:r>
+            <w:r>
+              <w:t xml:space="preserve"> </w:t>
+            </w:r>
+            <w:r>
+              <w:rPr>
+                <w:rStyle w:val="VerbatimChar"/>
+              </w:rPr>
+              <w:t xml:space="preserve">/dev/urandom</w:t>
+            </w:r>
+            <w:r>
+              <w:t xml:space="preserve">,</w:t>
+            </w:r>
+            <w:r>
+              <w:t xml:space="preserve"> </w:t>
+            </w:r>
+            <w:r>
+              <w:rPr>
+                <w:rStyle w:val="VerbatimChar"/>
+              </w:rPr>
+              <w:t xml:space="preserve">/dev/mem</w:t>
+            </w:r>
+          </w:p>
+        </w:tc>
+        <w:tc>
+          <w:tcPr/>
+          <w:p>
+            <w:pPr>
+              <w:pStyle w:val="Compact"/>
+            </w:pPr>
+            <w:r>
+              <w:rPr>
+                <w:rStyle w:val="VerbatimChar"/>
+              </w:rPr>
+              <w:t xml:space="preserve">/dev/full</w:t>
+            </w:r>
+          </w:p>
+        </w:tc>
+        <w:tc>
+          <w:tcPr/>
+          <w:p>
+            <w:pPr>
+              <w:pStyle w:val="Compact"/>
+            </w:pPr>
+            <w:r>
+              <w:rPr>
+                <w:rStyle w:val="VerbatimChar"/>
+              </w:rPr>
+              <w:t xml:space="preserve">nls_iso8859_1</w:t>
+            </w:r>
+          </w:p>
+        </w:tc>
+        <w:tc>
+          <w:tcPr/>
+          <w:p>
+            <w:pPr>
+              <w:pStyle w:val="Compact"/>
+            </w:pPr>
+            <w:r>
+              <w:t xml:space="preserve">Пояснити, чому</w:t>
+            </w:r>
+            <w:r>
+              <w:t xml:space="preserve"> </w:t>
+            </w:r>
+            <w:r>
+              <w:rPr>
+                <w:rStyle w:val="VerbatimChar"/>
+              </w:rPr>
+              <w:t xml:space="preserve">/dev/mem</w:t>
+            </w:r>
+            <w:r>
+              <w:t xml:space="preserve"> </w:t>
+            </w:r>
+            <w:r>
+              <w:t xml:space="preserve">недоступний звичайному користувачу</w:t>
+            </w:r>
+          </w:p>
+        </w:tc>
+      </w:tr>
+      <w:tr>
+        <w:tc>
+          <w:tcPr/>
+          <w:p>
+            <w:pPr>
+              <w:pStyle w:val="Compact"/>
+            </w:pPr>
+            <w:r>
+              <w:t xml:space="preserve">9</w:t>
+            </w:r>
+          </w:p>
+        </w:tc>
+        <w:tc>
+          <w:tcPr/>
+          <w:p>
+            <w:pPr>
+              <w:pStyle w:val="Compact"/>
+            </w:pPr>
+            <w:r>
+              <w:rPr>
+                <w:rStyle w:val="VerbatimChar"/>
+              </w:rPr>
+              <w:t xml:space="preserve">/dev/sr0</w:t>
+            </w:r>
+            <w:r>
+              <w:t xml:space="preserve">,</w:t>
+            </w:r>
+            <w:r>
+              <w:t xml:space="preserve"> </w:t>
+            </w:r>
+            <w:r>
+              <w:rPr>
+                <w:rStyle w:val="VerbatimChar"/>
+              </w:rPr>
+              <w:t xml:space="preserve">/dev/zero</w:t>
+            </w:r>
+            <w:r>
+              <w:t xml:space="preserve">,</w:t>
+            </w:r>
+            <w:r>
+              <w:t xml:space="preserve"> </w:t>
+            </w:r>
+            <w:r>
+              <w:rPr>
+                <w:rStyle w:val="VerbatimChar"/>
+              </w:rPr>
+              <w:t xml:space="preserve">/dev/tty0</w:t>
+            </w:r>
+          </w:p>
+        </w:tc>
+        <w:tc>
+          <w:tcPr/>
+          <w:p>
+            <w:pPr>
+              <w:pStyle w:val="Compact"/>
+            </w:pPr>
+            <w:r>
+              <w:rPr>
+                <w:rStyle w:val="VerbatimChar"/>
+              </w:rPr>
+              <w:t xml:space="preserve">/dev/zero</w:t>
+            </w:r>
+          </w:p>
+        </w:tc>
+        <w:tc>
+          <w:tcPr/>
+          <w:p>
+            <w:pPr>
+              <w:pStyle w:val="Compact"/>
+            </w:pPr>
+            <w:r>
+              <w:rPr>
+                <w:rStyle w:val="VerbatimChar"/>
+              </w:rPr>
+              <w:t xml:space="preserve">sr_mod</w:t>
+            </w:r>
+          </w:p>
+        </w:tc>
+        <w:tc>
+          <w:tcPr/>
+          <w:p>
+            <w:pPr>
+              <w:pStyle w:val="Compact"/>
+            </w:pPr>
+            <w:r>
+              <w:t xml:space="preserve">Пояснити роль планувальника введення-виведення</w:t>
+            </w:r>
+          </w:p>
+        </w:tc>
+      </w:tr>
+      <w:tr>
+        <w:tc>
+          <w:tcPr/>
+          <w:p>
+            <w:pPr>
+              <w:pStyle w:val="Compact"/>
+            </w:pPr>
+            <w:r>
+              <w:t xml:space="preserve">10</w:t>
+            </w:r>
+          </w:p>
+        </w:tc>
+        <w:tc>
+          <w:tcPr/>
+          <w:p>
+            <w:pPr>
+              <w:pStyle w:val="Compact"/>
+            </w:pPr>
+            <w:r>
+              <w:rPr>
+                <w:rStyle w:val="VerbatimChar"/>
+              </w:rPr>
+              <w:t xml:space="preserve">/dev/sda</w:t>
+            </w:r>
+            <w:r>
+              <w:t xml:space="preserve">,</w:t>
+            </w:r>
+            <w:r>
+              <w:t xml:space="preserve"> </w:t>
+            </w:r>
+            <w:r>
+              <w:rPr>
+                <w:rStyle w:val="VerbatimChar"/>
+              </w:rPr>
+              <w:t xml:space="preserve">/dev/null</w:t>
+            </w:r>
+            <w:r>
+              <w:t xml:space="preserve">,</w:t>
+            </w:r>
+            <w:r>
+              <w:t xml:space="preserve"> </w:t>
+            </w:r>
+            <w:r>
+              <w:rPr>
+                <w:rStyle w:val="VerbatimChar"/>
+              </w:rPr>
+              <w:t xml:space="preserve">/dev/urandom</w:t>
+            </w:r>
+          </w:p>
+        </w:tc>
+        <w:tc>
+          <w:tcPr/>
+          <w:p>
+            <w:pPr>
+              <w:pStyle w:val="Compact"/>
+            </w:pPr>
+            <w:r>
+              <w:rPr>
+                <w:rStyle w:val="VerbatimChar"/>
+              </w:rPr>
+              <w:t xml:space="preserve">/dev/null</w:t>
+            </w:r>
+          </w:p>
+        </w:tc>
+        <w:tc>
+          <w:tcPr/>
+          <w:p>
+            <w:pPr>
+              <w:pStyle w:val="Compact"/>
+            </w:pPr>
+            <w:r>
+              <w:rPr>
+                <w:rStyle w:val="VerbatimChar"/>
+              </w:rPr>
+              <w:t xml:space="preserve">ahci</w:t>
+            </w:r>
+          </w:p>
+        </w:tc>
+        <w:tc>
+          <w:tcPr/>
+          <w:p>
+            <w:pPr>
+              <w:pStyle w:val="Compact"/>
+            </w:pPr>
+            <w:r>
+              <w:t xml:space="preserve">Визначити тип носія за файлом</w:t>
+            </w:r>
+            <w:r>
+              <w:t xml:space="preserve"> </w:t>
+            </w:r>
+            <w:r>
+              <w:rPr>
+                <w:rStyle w:val="VerbatimChar"/>
+              </w:rPr>
+              <w:t xml:space="preserve">rotational</w:t>
+            </w:r>
+          </w:p>
+        </w:tc>
+      </w:tr>
+      <w:tr>
+        <w:tc>
+          <w:tcPr/>
+          <w:p>
+            <w:pPr>
+              <w:pStyle w:val="Compact"/>
+            </w:pPr>
+            <w:r>
+              <w:t xml:space="preserve">11</w:t>
+            </w:r>
+          </w:p>
+        </w:tc>
+        <w:tc>
+          <w:tcPr/>
+          <w:p>
+            <w:pPr>
+              <w:pStyle w:val="Compact"/>
+            </w:pPr>
+            <w:r>
+              <w:rPr>
+                <w:rStyle w:val="VerbatimChar"/>
+              </w:rPr>
+              <w:t xml:space="preserve">/dev/sda2</w:t>
+            </w:r>
+            <w:r>
+              <w:t xml:space="preserve">,</w:t>
+            </w:r>
+            <w:r>
+              <w:t xml:space="preserve"> </w:t>
+            </w:r>
+            <w:r>
+              <w:rPr>
+                <w:rStyle w:val="VerbatimChar"/>
+              </w:rPr>
+              <w:t xml:space="preserve">/dev/full</w:t>
+            </w:r>
+            <w:r>
+              <w:t xml:space="preserve">,</w:t>
+            </w:r>
+            <w:r>
+              <w:t xml:space="preserve"> </w:t>
+            </w:r>
+            <w:r>
+              <w:rPr>
+                <w:rStyle w:val="VerbatimChar"/>
+              </w:rPr>
+              <w:t xml:space="preserve">/dev/console</w:t>
+            </w:r>
+          </w:p>
+        </w:tc>
+        <w:tc>
+          <w:tcPr/>
+          <w:p>
+            <w:pPr>
+              <w:pStyle w:val="Compact"/>
+            </w:pPr>
+            <w:r>
+              <w:rPr>
+                <w:rStyle w:val="VerbatimChar"/>
+              </w:rPr>
+              <w:t xml:space="preserve">/dev/urandom</w:t>
+            </w:r>
+          </w:p>
+        </w:tc>
+        <w:tc>
+          <w:tcPr/>
+          <w:p>
+            <w:pPr>
+              <w:pStyle w:val="Compact"/>
+            </w:pPr>
+            <w:r>
+              <w:rPr>
+                <w:rStyle w:val="VerbatimChar"/>
+              </w:rPr>
+              <w:t xml:space="preserve">dm_mod</w:t>
+            </w:r>
+          </w:p>
+        </w:tc>
+        <w:tc>
+          <w:tcPr/>
+          <w:p>
+            <w:pPr>
+              <w:pStyle w:val="Compact"/>
+            </w:pPr>
+            <w:r>
+              <w:t xml:space="preserve">Пояснити призначення</w:t>
+            </w:r>
+            <w:r>
+              <w:t xml:space="preserve"> </w:t>
+            </w:r>
+            <w:r>
+              <w:rPr>
+                <w:rStyle w:val="VerbatimChar"/>
+              </w:rPr>
+              <w:t xml:space="preserve">/dev/disk/by-id</w:t>
+            </w:r>
+          </w:p>
+        </w:tc>
+      </w:tr>
+      <w:tr>
+        <w:tc>
+          <w:tcPr/>
+          <w:p>
+            <w:pPr>
+              <w:pStyle w:val="Compact"/>
+            </w:pPr>
+            <w:r>
+              <w:t xml:space="preserve">12</w:t>
+            </w:r>
+          </w:p>
+        </w:tc>
+        <w:tc>
+          <w:tcPr/>
+          <w:p>
+            <w:pPr>
+              <w:pStyle w:val="Compact"/>
+            </w:pPr>
+            <w:r>
+              <w:rPr>
+                <w:rStyle w:val="VerbatimChar"/>
+              </w:rPr>
+              <w:t xml:space="preserve">/dev/loop0</w:t>
+            </w:r>
+            <w:r>
+              <w:t xml:space="preserve">,</w:t>
+            </w:r>
+            <w:r>
+              <w:t xml:space="preserve"> </w:t>
+            </w:r>
+            <w:r>
+              <w:rPr>
+                <w:rStyle w:val="VerbatimChar"/>
+              </w:rPr>
+              <w:t xml:space="preserve">/dev/zero</w:t>
+            </w:r>
+            <w:r>
+              <w:t xml:space="preserve">,</w:t>
+            </w:r>
+            <w:r>
+              <w:t xml:space="preserve"> </w:t>
+            </w:r>
+            <w:r>
+              <w:rPr>
+                <w:rStyle w:val="VerbatimChar"/>
+              </w:rPr>
+              <w:t xml:space="preserve">/dev/tty1</w:t>
+            </w:r>
+          </w:p>
+        </w:tc>
+        <w:tc>
+          <w:tcPr/>
+          <w:p>
+            <w:pPr>
+              <w:pStyle w:val="Compact"/>
+            </w:pPr>
+            <w:r>
+              <w:rPr>
+                <w:rStyle w:val="VerbatimChar"/>
+              </w:rPr>
+              <w:t xml:space="preserve">/dev/zero</w:t>
+            </w:r>
+          </w:p>
+        </w:tc>
+        <w:tc>
+          <w:tcPr/>
+          <w:p>
+            <w:pPr>
+              <w:pStyle w:val="Compact"/>
+            </w:pPr>
+            <w:r>
+              <w:rPr>
+                <w:rStyle w:val="VerbatimChar"/>
+              </w:rPr>
+              <w:t xml:space="preserve">squashfs</w:t>
+            </w:r>
+          </w:p>
+        </w:tc>
+        <w:tc>
+          <w:tcPr/>
+          <w:p>
+            <w:pPr>
+              <w:pStyle w:val="Compact"/>
+            </w:pPr>
+            <w:r>
+              <w:t xml:space="preserve">Показати, як створити образ і підключити його через loop</w:t>
+            </w:r>
+          </w:p>
+        </w:tc>
+      </w:tr>
+      <w:tr>
+        <w:tc>
+          <w:tcPr/>
+          <w:p>
+            <w:pPr>
+              <w:pStyle w:val="Compact"/>
+            </w:pPr>
+            <w:r>
+              <w:t xml:space="preserve">13</w:t>
+            </w:r>
+          </w:p>
+        </w:tc>
+        <w:tc>
+          <w:tcPr/>
+          <w:p>
+            <w:pPr>
+              <w:pStyle w:val="Compact"/>
+            </w:pPr>
+            <w:r>
+              <w:rPr>
+                <w:rStyle w:val="VerbatimChar"/>
+              </w:rPr>
+              <w:t xml:space="preserve">/dev/sdb1</w:t>
+            </w:r>
+            <w:r>
+              <w:t xml:space="preserve">,</w:t>
+            </w:r>
+            <w:r>
+              <w:t xml:space="preserve"> </w:t>
+            </w:r>
+            <w:r>
+              <w:rPr>
+                <w:rStyle w:val="VerbatimChar"/>
+              </w:rPr>
+              <w:t xml:space="preserve">/dev/null</w:t>
+            </w:r>
+            <w:r>
+              <w:t xml:space="preserve">,</w:t>
+            </w:r>
+            <w:r>
+              <w:t xml:space="preserve"> </w:t>
+            </w:r>
+            <w:r>
+              <w:rPr>
+                <w:rStyle w:val="VerbatimChar"/>
+              </w:rPr>
+              <w:t xml:space="preserve">/dev/random</w:t>
+            </w:r>
+          </w:p>
+        </w:tc>
+        <w:tc>
+          <w:tcPr/>
+          <w:p>
+            <w:pPr>
+              <w:pStyle w:val="Compact"/>
+            </w:pPr>
+            <w:r>
+              <w:rPr>
+                <w:rStyle w:val="VerbatimChar"/>
+              </w:rPr>
+              <w:t xml:space="preserve">/dev/full</w:t>
+            </w:r>
+          </w:p>
+        </w:tc>
+        <w:tc>
+          <w:tcPr/>
+          <w:p>
+            <w:pPr>
+              <w:pStyle w:val="Compact"/>
+            </w:pPr>
+            <w:r>
+              <w:rPr>
+                <w:rStyle w:val="VerbatimChar"/>
+              </w:rPr>
+              <w:t xml:space="preserve">vfat</w:t>
+            </w:r>
+          </w:p>
+        </w:tc>
+        <w:tc>
+          <w:tcPr/>
+          <w:p>
+            <w:pPr>
+              <w:pStyle w:val="Compact"/>
+            </w:pPr>
+            <w:r>
+              <w:t xml:space="preserve">Пояснити повідомлення «Volume was not properly unmounted»</w:t>
+            </w:r>
+          </w:p>
+        </w:tc>
+      </w:tr>
+      <w:tr>
+        <w:tc>
+          <w:tcPr/>
+          <w:p>
+            <w:pPr>
+              <w:pStyle w:val="Compact"/>
+            </w:pPr>
+            <w:r>
+              <w:t xml:space="preserve">14</w:t>
+            </w:r>
+          </w:p>
+        </w:tc>
+        <w:tc>
+          <w:tcPr/>
+          <w:p>
+            <w:pPr>
+              <w:pStyle w:val="Compact"/>
+            </w:pPr>
+            <w:r>
+              <w:rPr>
+                <w:rStyle w:val="VerbatimChar"/>
+              </w:rPr>
+              <w:t xml:space="preserve">/dev/sda</w:t>
+            </w:r>
+            <w:r>
+              <w:t xml:space="preserve">,</w:t>
+            </w:r>
+            <w:r>
+              <w:t xml:space="preserve"> </w:t>
+            </w:r>
+            <w:r>
+              <w:rPr>
+                <w:rStyle w:val="VerbatimChar"/>
+              </w:rPr>
+              <w:t xml:space="preserve">/dev/urandom</w:t>
+            </w:r>
+            <w:r>
+              <w:t xml:space="preserve">,</w:t>
+            </w:r>
+            <w:r>
+              <w:t xml:space="preserve"> </w:t>
+            </w:r>
+            <w:r>
+              <w:rPr>
+                <w:rStyle w:val="VerbatimChar"/>
+              </w:rPr>
+              <w:t xml:space="preserve">/dev/ptmx</w:t>
+            </w:r>
+          </w:p>
+        </w:tc>
+        <w:tc>
+          <w:tcPr/>
+          <w:p>
+            <w:pPr>
+              <w:pStyle w:val="Compact"/>
+            </w:pPr>
+            <w:r>
+              <w:rPr>
+                <w:rStyle w:val="VerbatimChar"/>
+              </w:rPr>
+              <w:t xml:space="preserve">/dev/urandom</w:t>
+            </w:r>
+          </w:p>
+        </w:tc>
+        <w:tc>
+          <w:tcPr/>
+          <w:p>
+            <w:pPr>
+              <w:pStyle w:val="Compact"/>
+            </w:pPr>
+            <w:r>
+              <w:rPr>
+                <w:rStyle w:val="VerbatimChar"/>
+              </w:rPr>
+              <w:t xml:space="preserve">usbcore</w:t>
+            </w:r>
+          </w:p>
+        </w:tc>
+        <w:tc>
+          <w:tcPr/>
+          <w:p>
+            <w:pPr>
+              <w:pStyle w:val="Compact"/>
+            </w:pPr>
+            <w:r>
+              <w:t xml:space="preserve">Пояснити, що таке псевдотермінал</w:t>
+            </w:r>
+          </w:p>
+        </w:tc>
+      </w:tr>
+      <w:tr>
+        <w:tc>
+          <w:tcPr/>
+          <w:p>
+            <w:pPr>
+              <w:pStyle w:val="Compact"/>
+            </w:pPr>
+            <w:r>
+              <w:t xml:space="preserve">15</w:t>
+            </w:r>
+          </w:p>
+        </w:tc>
+        <w:tc>
+          <w:tcPr/>
+          <w:p>
+            <w:pPr>
+              <w:pStyle w:val="Compact"/>
+            </w:pPr>
+            <w:r>
+              <w:rPr>
+                <w:rStyle w:val="VerbatimChar"/>
+              </w:rPr>
+              <w:t xml:space="preserve">/dev/sr0</w:t>
+            </w:r>
+            <w:r>
+              <w:t xml:space="preserve">,</w:t>
+            </w:r>
+            <w:r>
+              <w:t xml:space="preserve"> </w:t>
+            </w:r>
+            <w:r>
+              <w:rPr>
+                <w:rStyle w:val="VerbatimChar"/>
+              </w:rPr>
+              <w:t xml:space="preserve">/dev/zero</w:t>
+            </w:r>
+            <w:r>
+              <w:t xml:space="preserve">,</w:t>
+            </w:r>
+            <w:r>
+              <w:t xml:space="preserve"> </w:t>
+            </w:r>
+            <w:r>
+              <w:rPr>
+                <w:rStyle w:val="VerbatimChar"/>
+              </w:rPr>
+              <w:t xml:space="preserve">/dev/null</w:t>
+            </w:r>
+          </w:p>
+        </w:tc>
+        <w:tc>
+          <w:tcPr/>
+          <w:p>
+            <w:pPr>
+              <w:pStyle w:val="Compact"/>
+            </w:pPr>
+            <w:r>
+              <w:rPr>
+                <w:rStyle w:val="VerbatimChar"/>
+              </w:rPr>
+              <w:t xml:space="preserve">/dev/null</w:t>
+            </w:r>
+          </w:p>
+        </w:tc>
+        <w:tc>
+          <w:tcPr/>
+          <w:p>
+            <w:pPr>
+              <w:pStyle w:val="Compact"/>
+            </w:pPr>
+            <w:r>
+              <w:rPr>
+                <w:rStyle w:val="VerbatimChar"/>
+              </w:rPr>
+              <w:t xml:space="preserve">cdrom</w:t>
+            </w:r>
+          </w:p>
+        </w:tc>
+        <w:tc>
+          <w:tcPr/>
+          <w:p>
+            <w:pPr>
+              <w:pStyle w:val="Compact"/>
+            </w:pPr>
+            <w:r>
+              <w:t xml:space="preserve">Пояснити, чому оптичний привід доступний лише на читання</w:t>
+            </w:r>
+          </w:p>
+        </w:tc>
+      </w:tr>
+      <w:tr>
+        <w:tc>
+          <w:tcPr/>
+          <w:p>
+            <w:pPr>
+              <w:pStyle w:val="Compact"/>
+            </w:pPr>
+            <w:r>
+              <w:t xml:space="preserve">16</w:t>
+            </w:r>
+          </w:p>
+        </w:tc>
+        <w:tc>
+          <w:tcPr/>
+          <w:p>
+            <w:pPr>
+              <w:pStyle w:val="Compact"/>
+            </w:pPr>
+            <w:r>
+              <w:rPr>
+                <w:rStyle w:val="VerbatimChar"/>
+              </w:rPr>
+              <w:t xml:space="preserve">/dev/sda1</w:t>
+            </w:r>
+            <w:r>
+              <w:t xml:space="preserve">,</w:t>
+            </w:r>
+            <w:r>
+              <w:t xml:space="preserve"> </w:t>
+            </w:r>
+            <w:r>
+              <w:rPr>
+                <w:rStyle w:val="VerbatimChar"/>
+              </w:rPr>
+              <w:t xml:space="preserve">/dev/full</w:t>
+            </w:r>
+            <w:r>
+              <w:t xml:space="preserve">,</w:t>
+            </w:r>
+            <w:r>
+              <w:t xml:space="preserve"> </w:t>
+            </w:r>
+            <w:r>
+              <w:rPr>
+                <w:rStyle w:val="VerbatimChar"/>
+              </w:rPr>
+              <w:t xml:space="preserve">/dev/tty</w:t>
+            </w:r>
+          </w:p>
+        </w:tc>
+        <w:tc>
+          <w:tcPr/>
+          <w:p>
+            <w:pPr>
+              <w:pStyle w:val="Compact"/>
+            </w:pPr>
+            <w:r>
+              <w:rPr>
+                <w:rStyle w:val="VerbatimChar"/>
+              </w:rPr>
+              <w:t xml:space="preserve">/dev/zero</w:t>
+            </w:r>
+          </w:p>
+        </w:tc>
+        <w:tc>
+          <w:tcPr/>
+          <w:p>
+            <w:pPr>
+              <w:pStyle w:val="Compact"/>
+            </w:pPr>
+            <w:r>
+              <w:rPr>
+                <w:rStyle w:val="VerbatimChar"/>
+              </w:rPr>
+              <w:t xml:space="preserve">ext4</w:t>
+            </w:r>
+          </w:p>
+        </w:tc>
+        <w:tc>
+          <w:tcPr/>
+          <w:p>
+            <w:pPr>
+              <w:pStyle w:val="Compact"/>
+            </w:pPr>
+            <w:r>
+              <w:t xml:space="preserve">Порівняти вивід</w:t>
+            </w:r>
+            <w:r>
+              <w:t xml:space="preserve"> </w:t>
+            </w:r>
+            <w:r>
+              <w:rPr>
+                <w:rStyle w:val="VerbatimChar"/>
+              </w:rPr>
+              <w:t xml:space="preserve">df</w:t>
+            </w:r>
+            <w:r>
+              <w:t xml:space="preserve"> </w:t>
+            </w:r>
+            <w:r>
+              <w:t xml:space="preserve">і</w:t>
+            </w:r>
+            <w:r>
+              <w:t xml:space="preserve"> </w:t>
+            </w:r>
+            <w:r>
+              <w:rPr>
+                <w:rStyle w:val="VerbatimChar"/>
+              </w:rPr>
+              <w:t xml:space="preserve">/sys/block/sda/size</w:t>
+            </w:r>
+          </w:p>
+        </w:tc>
+      </w:tr>
+      <w:tr>
+        <w:tc>
+          <w:tcPr/>
+          <w:p>
+            <w:pPr>
+              <w:pStyle w:val="Compact"/>
+            </w:pPr>
+            <w:r>
+              <w:t xml:space="preserve">17</w:t>
+            </w:r>
+          </w:p>
+        </w:tc>
+        <w:tc>
+          <w:tcPr/>
+          <w:p>
+            <w:pPr>
+              <w:pStyle w:val="Compact"/>
+            </w:pPr>
+            <w:r>
+              <w:rPr>
+                <w:rStyle w:val="VerbatimChar"/>
+              </w:rPr>
+              <w:t xml:space="preserve">/dev/sdb</w:t>
+            </w:r>
+            <w:r>
+              <w:t xml:space="preserve">,</w:t>
+            </w:r>
+            <w:r>
+              <w:t xml:space="preserve"> </w:t>
+            </w:r>
+            <w:r>
+              <w:rPr>
+                <w:rStyle w:val="VerbatimChar"/>
+              </w:rPr>
+              <w:t xml:space="preserve">/dev/urandom</w:t>
+            </w:r>
+            <w:r>
+              <w:t xml:space="preserve">,</w:t>
+            </w:r>
+            <w:r>
+              <w:t xml:space="preserve"> </w:t>
+            </w:r>
+            <w:r>
+              <w:rPr>
+                <w:rStyle w:val="VerbatimChar"/>
+              </w:rPr>
+              <w:t xml:space="preserve">/dev/console</w:t>
+            </w:r>
+          </w:p>
+        </w:tc>
+        <w:tc>
+          <w:tcPr/>
+          <w:p>
+            <w:pPr>
+              <w:pStyle w:val="Compact"/>
+            </w:pPr>
+            <w:r>
+              <w:rPr>
+                <w:rStyle w:val="VerbatimChar"/>
+              </w:rPr>
+              <w:t xml:space="preserve">/dev/urandom</w:t>
+            </w:r>
+          </w:p>
+        </w:tc>
+        <w:tc>
+          <w:tcPr/>
+          <w:p>
+            <w:pPr>
+              <w:pStyle w:val="Compact"/>
+            </w:pPr>
+            <w:r>
+              <w:rPr>
+                <w:rStyle w:val="VerbatimChar"/>
+              </w:rPr>
+              <w:t xml:space="preserve">scsi_mod</w:t>
+            </w:r>
+          </w:p>
+        </w:tc>
+        <w:tc>
+          <w:tcPr/>
+          <w:p>
+            <w:pPr>
+              <w:pStyle w:val="Compact"/>
+            </w:pPr>
+            <w:r>
+              <w:t xml:space="preserve">Пояснити, чому імена</w:t>
+            </w:r>
+            <w:r>
+              <w:t xml:space="preserve"> </w:t>
+            </w:r>
+            <w:r>
+              <w:rPr>
+                <w:rStyle w:val="VerbatimChar"/>
+              </w:rPr>
+              <w:t xml:space="preserve">/dev/sdX</w:t>
+            </w:r>
+            <w:r>
+              <w:t xml:space="preserve"> </w:t>
+            </w:r>
+            <w:r>
+              <w:t xml:space="preserve">можуть змінюватися</w:t>
+            </w:r>
+          </w:p>
+        </w:tc>
+      </w:tr>
+      <w:tr>
+        <w:tc>
+          <w:tcPr/>
+          <w:p>
+            <w:pPr>
+              <w:pStyle w:val="Compact"/>
+            </w:pPr>
+            <w:r>
+              <w:t xml:space="preserve">18</w:t>
+            </w:r>
+          </w:p>
+        </w:tc>
+        <w:tc>
+          <w:tcPr/>
+          <w:p>
+            <w:pPr>
+              <w:pStyle w:val="Compact"/>
+            </w:pPr>
+            <w:r>
+              <w:rPr>
+                <w:rStyle w:val="VerbatimChar"/>
+              </w:rPr>
+              <w:t xml:space="preserve">/dev/sda2</w:t>
+            </w:r>
+            <w:r>
+              <w:t xml:space="preserve">,</w:t>
+            </w:r>
+            <w:r>
+              <w:t xml:space="preserve"> </w:t>
+            </w:r>
+            <w:r>
+              <w:rPr>
+                <w:rStyle w:val="VerbatimChar"/>
+              </w:rPr>
+              <w:t xml:space="preserve">/dev/zero</w:t>
+            </w:r>
+            <w:r>
+              <w:t xml:space="preserve">,</w:t>
+            </w:r>
+            <w:r>
+              <w:t xml:space="preserve"> </w:t>
+            </w:r>
+            <w:r>
+              <w:rPr>
+                <w:rStyle w:val="VerbatimChar"/>
+              </w:rPr>
+              <w:t xml:space="preserve">/dev/tty2</w:t>
+            </w:r>
+          </w:p>
+        </w:tc>
+        <w:tc>
+          <w:tcPr/>
+          <w:p>
+            <w:pPr>
+              <w:pStyle w:val="Compact"/>
+            </w:pPr>
+            <w:r>
+              <w:rPr>
+                <w:rStyle w:val="VerbatimChar"/>
+              </w:rPr>
+              <w:t xml:space="preserve">/dev/full</w:t>
+            </w:r>
+          </w:p>
+        </w:tc>
+        <w:tc>
+          <w:tcPr/>
+          <w:p>
+            <w:pPr>
+              <w:pStyle w:val="Compact"/>
+            </w:pPr>
+            <w:r>
+              <w:rPr>
+                <w:rStyle w:val="VerbatimChar"/>
+              </w:rPr>
+              <w:t xml:space="preserve">overlay</w:t>
+            </w:r>
+          </w:p>
+        </w:tc>
+        <w:tc>
+          <w:tcPr/>
+          <w:p>
+            <w:pPr>
+              <w:pStyle w:val="Compact"/>
+            </w:pPr>
+            <w:r>
+              <w:t xml:space="preserve">Пояснити, як контейнери використовують overlay-ФС</w:t>
+            </w:r>
+          </w:p>
+        </w:tc>
+      </w:tr>
+      <w:tr>
+        <w:tc>
+          <w:tcPr/>
+          <w:p>
+            <w:pPr>
+              <w:pStyle w:val="Compact"/>
+            </w:pPr>
+            <w:r>
+              <w:t xml:space="preserve">19</w:t>
+            </w:r>
+          </w:p>
+        </w:tc>
+        <w:tc>
+          <w:tcPr/>
+          <w:p>
+            <w:pPr>
+              <w:pStyle w:val="Compact"/>
+            </w:pPr>
+            <w:r>
+              <w:rPr>
+                <w:rStyle w:val="VerbatimChar"/>
+              </w:rPr>
+              <w:t xml:space="preserve">/dev/loop0</w:t>
+            </w:r>
+            <w:r>
+              <w:t xml:space="preserve">,</w:t>
+            </w:r>
+            <w:r>
+              <w:t xml:space="preserve"> </w:t>
+            </w:r>
+            <w:r>
+              <w:rPr>
+                <w:rStyle w:val="VerbatimChar"/>
+              </w:rPr>
+              <w:t xml:space="preserve">/dev/null</w:t>
+            </w:r>
+            <w:r>
+              <w:t xml:space="preserve">,</w:t>
+            </w:r>
+            <w:r>
+              <w:t xml:space="preserve"> </w:t>
+            </w:r>
+            <w:r>
+              <w:rPr>
+                <w:rStyle w:val="VerbatimChar"/>
+              </w:rPr>
+              <w:t xml:space="preserve">/dev/urandom</w:t>
+            </w:r>
+          </w:p>
+        </w:tc>
+        <w:tc>
+          <w:tcPr/>
+          <w:p>
+            <w:pPr>
+              <w:pStyle w:val="Compact"/>
+            </w:pPr>
+            <w:r>
+              <w:rPr>
+                <w:rStyle w:val="VerbatimChar"/>
+              </w:rPr>
+              <w:t xml:space="preserve">/dev/null</w:t>
+            </w:r>
+          </w:p>
+        </w:tc>
+        <w:tc>
+          <w:tcPr/>
+          <w:p>
+            <w:pPr>
+              <w:pStyle w:val="Compact"/>
+            </w:pPr>
+            <w:r>
+              <w:rPr>
+                <w:rStyle w:val="VerbatimChar"/>
+              </w:rPr>
+              <w:t xml:space="preserve">crc32c_intel</w:t>
+            </w:r>
+          </w:p>
+        </w:tc>
+        <w:tc>
+          <w:tcPr/>
+          <w:p>
+            <w:pPr>
+              <w:pStyle w:val="Compact"/>
+            </w:pPr>
+            <w:r>
+              <w:t xml:space="preserve">Виміряти час запису з</w:t>
+            </w:r>
+            <w:r>
+              <w:t xml:space="preserve"> </w:t>
+            </w:r>
+            <w:r>
+              <w:rPr>
+                <w:rStyle w:val="VerbatimChar"/>
+              </w:rPr>
+              <w:t xml:space="preserve">sync</w:t>
+            </w:r>
+            <w:r>
+              <w:t xml:space="preserve"> </w:t>
+            </w:r>
+            <w:r>
+              <w:t xml:space="preserve">і без нього</w:t>
+            </w:r>
+          </w:p>
+        </w:tc>
+      </w:tr>
+      <w:tr>
+        <w:tc>
+          <w:tcPr/>
+          <w:p>
+            <w:pPr>
+              <w:pStyle w:val="Compact"/>
+            </w:pPr>
+            <w:r>
+              <w:t xml:space="preserve">20</w:t>
+            </w:r>
+          </w:p>
+        </w:tc>
+        <w:tc>
+          <w:tcPr/>
+          <w:p>
+            <w:pPr>
+              <w:pStyle w:val="Compact"/>
+            </w:pPr>
+            <w:r>
+              <w:rPr>
+                <w:rStyle w:val="VerbatimChar"/>
+              </w:rPr>
+              <w:t xml:space="preserve">/dev/sda</w:t>
+            </w:r>
+            <w:r>
+              <w:t xml:space="preserve">,</w:t>
+            </w:r>
+            <w:r>
+              <w:t xml:space="preserve"> </w:t>
+            </w:r>
+            <w:r>
+              <w:rPr>
+                <w:rStyle w:val="VerbatimChar"/>
+              </w:rPr>
+              <w:t xml:space="preserve">/dev/random</w:t>
+            </w:r>
+            <w:r>
+              <w:t xml:space="preserve">,</w:t>
+            </w:r>
+            <w:r>
+              <w:t xml:space="preserve"> </w:t>
+            </w:r>
+            <w:r>
+              <w:rPr>
+                <w:rStyle w:val="VerbatimChar"/>
+              </w:rPr>
+              <w:t xml:space="preserve">/dev/tty0</w:t>
+            </w:r>
+          </w:p>
+        </w:tc>
+        <w:tc>
+          <w:tcPr/>
+          <w:p>
+            <w:pPr>
+              <w:pStyle w:val="Compact"/>
+            </w:pPr>
+            <w:r>
+              <w:rPr>
+                <w:rStyle w:val="VerbatimChar"/>
+              </w:rPr>
+              <w:t xml:space="preserve">/dev/urandom</w:t>
+            </w:r>
+          </w:p>
+        </w:tc>
+        <w:tc>
+          <w:tcPr/>
+          <w:p>
+            <w:pPr>
+              <w:pStyle w:val="Compact"/>
+            </w:pPr>
+            <w:r>
+              <w:rPr>
+                <w:rStyle w:val="VerbatimChar"/>
+              </w:rPr>
+              <w:t xml:space="preserve">hid_generic</w:t>
+            </w:r>
+          </w:p>
+        </w:tc>
+        <w:tc>
+          <w:tcPr/>
+          <w:p>
+            <w:pPr>
+              <w:pStyle w:val="Compact"/>
+            </w:pPr>
+            <w:r>
+              <w:t xml:space="preserve">Пояснити, чому читання з</w:t>
+            </w:r>
+            <w:r>
+              <w:t xml:space="preserve"> </w:t>
+            </w:r>
+            <w:r>
+              <w:rPr>
+                <w:rStyle w:val="VerbatimChar"/>
+              </w:rPr>
+              <w:t xml:space="preserve">/dev/random</w:t>
+            </w:r>
+            <w:r>
+              <w:t xml:space="preserve"> </w:t>
+            </w:r>
+            <w:r>
+              <w:t xml:space="preserve">може «зависати»</w:t>
+            </w:r>
+          </w:p>
+        </w:tc>
+      </w:tr>
+    </w:tbl>
+    <w:bookmarkEnd w:id="25"/>
+    <w:bookmarkStart w:id="29" w:name="контрольні-запитання"/>
+    <w:p>
+      <w:pPr>
+        <w:pStyle w:val="Heading2"/>
+      </w:pPr>
+      <w:r>
+        <w:t xml:space="preserve">Контрольні запитання</w:t>
+      </w:r>
+    </w:p>
+    <w:p>
+      <w:pPr>
+        <w:pStyle w:val="FirstParagraph"/>
+      </w:pPr>
+      <w:r>
+        <w:t xml:space="preserve">Запитання згруповано за рівнями навчальних досягнень. Для позитивної оцінки студент має відповісти на запитання середнього рівня, оцінка «добре» потребує відповідей достатнього рівня, оцінка «відмінно» — високого.</w:t>
+      </w:r>
+    </w:p>
+    <w:bookmarkStart w:id="26" w:name="середній-рівень-репродуктивний"/>
+    <w:p>
+      <w:pPr>
+        <w:pStyle w:val="Heading3"/>
+      </w:pPr>
+      <w:r>
+        <w:t xml:space="preserve">Середній рівень (репродуктивний)</w:t>
+      </w:r>
+    </w:p>
+    <w:p>
+      <w:pPr>
+        <w:pStyle w:val="Compact"/>
+        <w:numPr>
+          <w:ilvl w:val="0"/>
+          <w:numId w:val="1003"/>
+        </w:numPr>
+        <w:jc w:val="both"/>
+      </w:pPr>
+      <w:r>
+        <w:t xml:space="preserve">Що таке файл пристрою і в якому каталозі він розташований?</w:t>
+      </w:r>
+    </w:p>
+    <w:p>
+      <w:pPr>
+        <w:pStyle w:val="Compact"/>
+        <w:numPr>
+          <w:ilvl w:val="0"/>
+          <w:numId w:val="1003"/>
+        </w:numPr>
+        <w:jc w:val="both"/>
+      </w:pPr>
+      <w:r>
+        <w:t xml:space="preserve">Чим блоковий пристрій відрізняється від символьного?</w:t>
+      </w:r>
+    </w:p>
+    <w:p>
+      <w:pPr>
+        <w:pStyle w:val="Compact"/>
+        <w:numPr>
+          <w:ilvl w:val="0"/>
+          <w:numId w:val="1003"/>
+        </w:numPr>
+        <w:jc w:val="both"/>
+      </w:pPr>
+      <w:r>
+        <w:t xml:space="preserve">Що означають числа major і minor?</w:t>
+      </w:r>
+    </w:p>
+    <w:p>
+      <w:pPr>
+        <w:pStyle w:val="Compact"/>
+        <w:numPr>
+          <w:ilvl w:val="0"/>
+          <w:numId w:val="1003"/>
+        </w:numPr>
+        <w:jc w:val="both"/>
+      </w:pPr>
+      <w:r>
+        <w:t xml:space="preserve">Назвіть чотири псевдопристрої та їхнє призначення.</w:t>
+      </w:r>
+    </w:p>
+    <w:p>
+      <w:pPr>
+        <w:pStyle w:val="Compact"/>
+        <w:numPr>
+          <w:ilvl w:val="0"/>
+          <w:numId w:val="1003"/>
+        </w:numPr>
+        <w:jc w:val="both"/>
+      </w:pPr>
+      <w:r>
+        <w:t xml:space="preserve">Що робить служба udev?</w:t>
+      </w:r>
+    </w:p>
+    <w:p>
+      <w:pPr>
+        <w:pStyle w:val="Compact"/>
+        <w:numPr>
+          <w:ilvl w:val="0"/>
+          <w:numId w:val="1003"/>
+        </w:numPr>
+        <w:jc w:val="both"/>
+      </w:pPr>
+      <w:r>
+        <w:t xml:space="preserve">Якою командою переглядають перелік блокових пристроїв?</w:t>
+      </w:r>
+    </w:p>
+    <w:p>
+      <w:pPr>
+        <w:pStyle w:val="Compact"/>
+        <w:numPr>
+          <w:ilvl w:val="0"/>
+          <w:numId w:val="1003"/>
+        </w:numPr>
+        <w:jc w:val="both"/>
+      </w:pPr>
+      <w:r>
+        <w:t xml:space="preserve">Що таке модуль ядра і як переглянути перелік завантажених модулів?</w:t>
+      </w:r>
+    </w:p>
+    <w:p>
+      <w:pPr>
+        <w:pStyle w:val="Compact"/>
+        <w:numPr>
+          <w:ilvl w:val="0"/>
+          <w:numId w:val="1003"/>
+        </w:numPr>
+        <w:jc w:val="both"/>
+      </w:pPr>
+      <w:r>
+        <w:t xml:space="preserve">Для чого призначена команда</w:t>
+      </w:r>
+      <w:r>
+        <w:t xml:space="preserve"> </w:t>
+      </w:r>
+      <w:r>
+        <w:rPr>
+          <w:rStyle w:val="VerbatimChar"/>
+        </w:rPr>
+        <w:t xml:space="preserve">dmesg</w:t>
+      </w:r>
+      <w:r>
+        <w:t xml:space="preserve">?</w:t>
+      </w:r>
+    </w:p>
+    <w:bookmarkEnd w:id="26"/>
+    <w:bookmarkStart w:id="27" w:name="Xf8a59b0220f3a7cb520922cfcf2989f7f66f7c3"/>
+    <w:p>
+      <w:pPr>
+        <w:pStyle w:val="Heading3"/>
+      </w:pPr>
+      <w:r>
+        <w:t xml:space="preserve">Достатній рівень (конструктивно-варіативний)</w:t>
+      </w:r>
+    </w:p>
+    <w:p>
+      <w:pPr>
+        <w:pStyle w:val="Compact"/>
+        <w:numPr>
+          <w:ilvl w:val="0"/>
+          <w:numId w:val="1004"/>
+        </w:numPr>
+        <w:jc w:val="both"/>
+      </w:pPr>
+      <w:r>
+        <w:t xml:space="preserve">Чому файл пристрою не займає місця на диску й що він насправді містить?</w:t>
+      </w:r>
+    </w:p>
+    <w:p>
+      <w:pPr>
+        <w:pStyle w:val="Compact"/>
+        <w:numPr>
+          <w:ilvl w:val="0"/>
+          <w:numId w:val="1004"/>
+        </w:numPr>
+        <w:jc w:val="both"/>
+      </w:pPr>
+      <w:r>
+        <w:t xml:space="preserve">Як система визначає, який драйвер обслуговує пристрій? Де це видно?</w:t>
+      </w:r>
+    </w:p>
+    <w:p>
+      <w:pPr>
+        <w:pStyle w:val="Compact"/>
+        <w:numPr>
+          <w:ilvl w:val="0"/>
+          <w:numId w:val="1004"/>
+        </w:numPr>
+        <w:jc w:val="both"/>
+      </w:pPr>
+      <w:r>
+        <w:t xml:space="preserve">Чому каталог</w:t>
+      </w:r>
+      <w:r>
+        <w:t xml:space="preserve"> </w:t>
+      </w:r>
+      <w:r>
+        <w:rPr>
+          <w:rStyle w:val="VerbatimChar"/>
+        </w:rPr>
+        <w:t xml:space="preserve">/dev</w:t>
+      </w:r>
+      <w:r>
+        <w:t xml:space="preserve"> </w:t>
+      </w:r>
+      <w:r>
+        <w:t xml:space="preserve">формується під час завантаження, а не зберігається на диску?</w:t>
+      </w:r>
+    </w:p>
+    <w:p>
+      <w:pPr>
+        <w:pStyle w:val="Compact"/>
+        <w:numPr>
+          <w:ilvl w:val="0"/>
+          <w:numId w:val="1004"/>
+        </w:numPr>
+        <w:jc w:val="both"/>
+      </w:pPr>
+      <w:r>
+        <w:t xml:space="preserve">Чому в</w:t>
+      </w:r>
+      <w:r>
+        <w:t xml:space="preserve"> </w:t>
+      </w:r>
+      <w:r>
+        <w:rPr>
+          <w:rStyle w:val="VerbatimChar"/>
+        </w:rPr>
+        <w:t xml:space="preserve">/etc/fstab</w:t>
+      </w:r>
+      <w:r>
+        <w:t xml:space="preserve"> </w:t>
+      </w:r>
+      <w:r>
+        <w:t xml:space="preserve">використовують</w:t>
+      </w:r>
+      <w:r>
+        <w:t xml:space="preserve"> </w:t>
+      </w:r>
+      <w:r>
+        <w:rPr>
+          <w:rStyle w:val="VerbatimChar"/>
+        </w:rPr>
+        <w:t xml:space="preserve">/dev/disk/by-uuid</w:t>
+      </w:r>
+      <w:r>
+        <w:t xml:space="preserve">, а не</w:t>
+      </w:r>
+      <w:r>
+        <w:t xml:space="preserve"> </w:t>
+      </w:r>
+      <w:r>
+        <w:rPr>
+          <w:rStyle w:val="VerbatimChar"/>
+        </w:rPr>
+        <w:t xml:space="preserve">/dev/sdb1</w:t>
+      </w:r>
+      <w:r>
+        <w:t xml:space="preserve">?</w:t>
+      </w:r>
+    </w:p>
+    <w:p>
+      <w:pPr>
+        <w:pStyle w:val="Compact"/>
+        <w:numPr>
+          <w:ilvl w:val="0"/>
+          <w:numId w:val="1004"/>
+        </w:numPr>
+        <w:jc w:val="both"/>
+      </w:pPr>
+      <w:r>
+        <w:t xml:space="preserve">Чим</w:t>
+      </w:r>
+      <w:r>
+        <w:t xml:space="preserve"> </w:t>
+      </w:r>
+      <w:r>
+        <w:rPr>
+          <w:rStyle w:val="VerbatimChar"/>
+        </w:rPr>
+        <w:t xml:space="preserve">/sys</w:t>
+      </w:r>
+      <w:r>
+        <w:t xml:space="preserve"> </w:t>
+      </w:r>
+      <w:r>
+        <w:t xml:space="preserve">відрізняється від</w:t>
+      </w:r>
+      <w:r>
+        <w:t xml:space="preserve"> </w:t>
+      </w:r>
+      <w:r>
+        <w:rPr>
+          <w:rStyle w:val="VerbatimChar"/>
+        </w:rPr>
+        <w:t xml:space="preserve">/dev</w:t>
+      </w:r>
+      <w:r>
+        <w:t xml:space="preserve"> </w:t>
+      </w:r>
+      <w:r>
+        <w:t xml:space="preserve">за призначенням?</w:t>
+      </w:r>
+    </w:p>
+    <w:p>
+      <w:pPr>
+        <w:pStyle w:val="Compact"/>
+        <w:numPr>
+          <w:ilvl w:val="0"/>
+          <w:numId w:val="1004"/>
+        </w:numPr>
+        <w:jc w:val="both"/>
+      </w:pPr>
+      <w:r>
+        <w:t xml:space="preserve">Що показує стовпець</w:t>
+      </w:r>
+      <w:r>
+        <w:t xml:space="preserve"> </w:t>
+      </w:r>
+      <w:r>
+        <w:rPr>
+          <w:rStyle w:val="VerbatimChar"/>
+        </w:rPr>
+        <w:t xml:space="preserve">Used by</w:t>
+      </w:r>
+      <w:r>
+        <w:t xml:space="preserve"> </w:t>
+      </w:r>
+      <w:r>
+        <w:t xml:space="preserve">у виводі</w:t>
+      </w:r>
+      <w:r>
+        <w:t xml:space="preserve"> </w:t>
+      </w:r>
+      <w:r>
+        <w:rPr>
+          <w:rStyle w:val="VerbatimChar"/>
+        </w:rPr>
+        <w:t xml:space="preserve">lsmod</w:t>
+      </w:r>
+      <w:r>
+        <w:t xml:space="preserve"> </w:t>
+      </w:r>
+      <w:r>
+        <w:t xml:space="preserve">і чому модуль із залежностями не вивантажується?</w:t>
+      </w:r>
+    </w:p>
+    <w:p>
+      <w:pPr>
+        <w:pStyle w:val="Compact"/>
+        <w:numPr>
+          <w:ilvl w:val="0"/>
+          <w:numId w:val="1004"/>
+        </w:numPr>
+        <w:jc w:val="both"/>
+      </w:pPr>
+      <w:r>
+        <w:t xml:space="preserve">Поясніть, чому</w:t>
+      </w:r>
+      <w:r>
+        <w:t xml:space="preserve"> </w:t>
+      </w:r>
+      <w:r>
+        <w:rPr>
+          <w:rStyle w:val="VerbatimChar"/>
+        </w:rPr>
+        <w:t xml:space="preserve">dd</w:t>
+      </w:r>
+      <w:r>
+        <w:t xml:space="preserve"> </w:t>
+      </w:r>
+      <w:r>
+        <w:t xml:space="preserve">без</w:t>
+      </w:r>
+      <w:r>
+        <w:t xml:space="preserve"> </w:t>
+      </w:r>
+      <w:r>
+        <w:rPr>
+          <w:rStyle w:val="VerbatimChar"/>
+        </w:rPr>
+        <w:t xml:space="preserve">oflag=direct</w:t>
+      </w:r>
+      <w:r>
+        <w:t xml:space="preserve"> </w:t>
+      </w:r>
+      <w:r>
+        <w:t xml:space="preserve">показує швидкість, вищу за фізичні можливості диска.</w:t>
+      </w:r>
+    </w:p>
+    <w:p>
+      <w:pPr>
+        <w:pStyle w:val="Compact"/>
+        <w:numPr>
+          <w:ilvl w:val="0"/>
+          <w:numId w:val="1004"/>
+        </w:numPr>
+        <w:jc w:val="both"/>
+      </w:pPr>
+      <w:r>
+        <w:t xml:space="preserve">Навіщо перед вилученням носія виконують</w:t>
+      </w:r>
+      <w:r>
+        <w:t xml:space="preserve"> </w:t>
+      </w:r>
+      <w:r>
+        <w:rPr>
+          <w:rStyle w:val="VerbatimChar"/>
+        </w:rPr>
+        <w:t xml:space="preserve">umount</w:t>
+      </w:r>
+      <w:r>
+        <w:t xml:space="preserve"> </w:t>
+      </w:r>
+      <w:r>
+        <w:t xml:space="preserve">або</w:t>
+      </w:r>
+      <w:r>
+        <w:t xml:space="preserve"> </w:t>
+      </w:r>
+      <w:r>
+        <w:rPr>
+          <w:rStyle w:val="VerbatimChar"/>
+        </w:rPr>
+        <w:t xml:space="preserve">sync</w:t>
+      </w:r>
+      <w:r>
+        <w:t xml:space="preserve">?</w:t>
+      </w:r>
+    </w:p>
+    <w:bookmarkEnd w:id="27"/>
+    <w:bookmarkStart w:id="28" w:name="високий-рівень-творчий"/>
+    <w:p>
+      <w:pPr>
+        <w:pStyle w:val="Heading3"/>
+      </w:pPr>
+      <w:r>
+        <w:t xml:space="preserve">Високий рівень (творчий)</w:t>
+      </w:r>
+    </w:p>
+    <w:p>
+      <w:pPr>
+        <w:pStyle w:val="Compact"/>
+        <w:numPr>
+          <w:ilvl w:val="0"/>
+          <w:numId w:val="1005"/>
+        </w:numPr>
+        <w:jc w:val="both"/>
+      </w:pPr>
+      <w:r>
+        <w:t xml:space="preserve">Поясніть, як абстракція «пристрій — це файл» спрощує написання прикладних програм, і назвіть випадки, коли цієї абстракції недостатньо.</w:t>
+      </w:r>
+    </w:p>
+    <w:p>
+      <w:pPr>
+        <w:pStyle w:val="Compact"/>
+        <w:numPr>
+          <w:ilvl w:val="0"/>
+          <w:numId w:val="1005"/>
+        </w:numPr>
+        <w:jc w:val="both"/>
+      </w:pPr>
+      <w:r>
+        <w:t xml:space="preserve">Після перезавантаження системи носій отримав інше ім’я, і служба перестала працювати. Опишіть причину й запропонуйте два способи усунення проблеми.</w:t>
+      </w:r>
+    </w:p>
+    <w:p>
+      <w:pPr>
+        <w:pStyle w:val="Compact"/>
+        <w:numPr>
+          <w:ilvl w:val="0"/>
+          <w:numId w:val="1005"/>
+        </w:numPr>
+        <w:jc w:val="both"/>
+      </w:pPr>
+      <w:r>
+        <w:t xml:space="preserve">Порівняйте модель управління пристроями в Linux і у Windows за трьома критеріями: подання пристрою, спосіб завантаження драйверів, доступ прикладної програми.</w:t>
+      </w:r>
+    </w:p>
+    <w:p>
+      <w:pPr>
+        <w:pStyle w:val="Compact"/>
+        <w:numPr>
+          <w:ilvl w:val="0"/>
+          <w:numId w:val="1005"/>
+        </w:numPr>
+        <w:jc w:val="both"/>
+      </w:pPr>
+      <w:r>
+        <w:t xml:space="preserve">Сформулюйте, які ризики створює відкладений запис і якими засобами система та адміністратор ці ризики зменшують.</w:t>
+      </w:r>
+    </w:p>
+    <w:bookmarkEnd w:id="28"/>
+    <w:bookmarkEnd w:id="29"/>
     <w:sectPr>
       <w:pgSz w:h="16838" w:orient="portrait" w:w="11906"/>
       <w:pgMar w:bottom="1134" w:footer="708" w:gutter="0" w:header="708" w:left="1418" w:right="851" w:top="1134"/>
@@ -137,8 +5568,307 @@
       </w:pPr>
     </w:lvl>
   </w:abstractNum>
+  <w:abstractNum w:abstractNumId="99411">
+    <w:nsid w:val="00A99411"/>
+    <w:multiLevelType w:val="multilevel"/>
+    <w:lvl w:ilvl="0">
+      <w:start w:val="1"/>
+      <w:numFmt w:val="decimal"/>
+      <w:lvlText w:val="%1."/>
+      <w:lvlJc w:val="left"/>
+      <w:pPr>
+        <w:ind w:left="1134" w:hanging="425"/>
+      </w:pPr>
+    </w:lvl>
+    <w:lvl w:ilvl="1">
+      <w:start w:val="1"/>
+      <w:numFmt w:val="decimal"/>
+      <w:lvlText w:val="%2."/>
+      <w:lvlJc w:val="left"/>
+      <w:pPr>
+        <w:ind w:left="1701" w:hanging="425"/>
+      </w:pPr>
+    </w:lvl>
+    <w:lvl w:ilvl="2">
+      <w:start w:val="1"/>
+      <w:numFmt w:val="decimal"/>
+      <w:lvlText w:val="%3."/>
+      <w:lvlJc w:val="left"/>
+      <w:pPr>
+        <w:ind w:left="2268" w:hanging="425"/>
+      </w:pPr>
+    </w:lvl>
+    <w:lvl w:ilvl="3">
+      <w:start w:val="1"/>
+      <w:numFmt w:val="decimal"/>
+      <w:lvlText w:val="%4."/>
+      <w:lvlJc w:val="left"/>
+      <w:pPr>
+        <w:ind w:left="2835" w:hanging="425"/>
+      </w:pPr>
+    </w:lvl>
+    <w:lvl w:ilvl="4">
+      <w:start w:val="1"/>
+      <w:numFmt w:val="decimal"/>
+      <w:lvlText w:val="%5."/>
+      <w:lvlJc w:val="left"/>
+      <w:pPr>
+        <w:ind w:left="3402" w:hanging="425"/>
+      </w:pPr>
+    </w:lvl>
+    <w:lvl w:ilvl="5">
+      <w:start w:val="1"/>
+      <w:numFmt w:val="decimal"/>
+      <w:lvlText w:val="%6."/>
+      <w:lvlJc w:val="left"/>
+      <w:pPr>
+        <w:ind w:left="3969" w:hanging="425"/>
+      </w:pPr>
+    </w:lvl>
+    <w:lvl w:ilvl="6">
+      <w:start w:val="1"/>
+      <w:numFmt w:val="decimal"/>
+      <w:lvlText w:val="%7."/>
+      <w:lvlJc w:val="left"/>
+      <w:pPr>
+        <w:ind w:left="4536" w:hanging="425"/>
+      </w:pPr>
+    </w:lvl>
+    <w:lvl w:ilvl="7">
+      <w:start w:val="1"/>
+      <w:numFmt w:val="decimal"/>
+      <w:lvlText w:val="%8."/>
+      <w:lvlJc w:val="left"/>
+      <w:pPr>
+        <w:ind w:left="5103" w:hanging="425"/>
+      </w:pPr>
+    </w:lvl>
+    <w:lvl w:ilvl="8">
+      <w:start w:val="1"/>
+      <w:numFmt w:val="decimal"/>
+      <w:lvlText w:val="%9."/>
+      <w:lvlJc w:val="left"/>
+      <w:pPr>
+        <w:ind w:left="5670" w:hanging="425"/>
+      </w:pPr>
+    </w:lvl>
+  </w:abstractNum>
+  <w:abstractNum w:abstractNumId="991">
+    <w:nsid w:val="0000A991"/>
+    <w:multiLevelType w:val="multilevel"/>
+    <w:lvl w:ilvl="0">
+      <w:numFmt w:val="bullet"/>
+      <w:lvlText w:val="–"/>
+      <w:lvlJc w:val="left"/>
+      <w:pPr>
+        <w:ind w:left="1134" w:hanging="425"/>
+      </w:pPr>
+      <w:rPr/>
+    </w:lvl>
+    <w:lvl w:ilvl="1">
+      <w:numFmt w:val="bullet"/>
+      <w:lvlText w:val="–"/>
+      <w:lvlJc w:val="left"/>
+      <w:pPr>
+        <w:ind w:left="1701" w:hanging="425"/>
+      </w:pPr>
+      <w:rPr>
+        <w:rFonts w:ascii="Courier New" w:hAnsi="Courier New" w:cs="Courier New" w:hint="default"/>
+      </w:rPr>
+    </w:lvl>
+    <w:lvl w:ilvl="2">
+      <w:numFmt w:val="bullet"/>
+      <w:lvlText w:val="–"/>
+      <w:lvlJc w:val="left"/>
+      <w:pPr>
+        <w:ind w:left="2268" w:hanging="425"/>
+      </w:pPr>
+      <w:rPr/>
+    </w:lvl>
+    <w:lvl w:ilvl="3">
+      <w:numFmt w:val="bullet"/>
+      <w:lvlText w:val="–"/>
+      <w:lvlJc w:val="left"/>
+      <w:pPr>
+        <w:ind w:left="2835" w:hanging="425"/>
+      </w:pPr>
+      <w:rPr/>
+    </w:lvl>
+    <w:lvl w:ilvl="4">
+      <w:numFmt w:val="bullet"/>
+      <w:lvlText w:val="–"/>
+      <w:lvlJc w:val="left"/>
+      <w:pPr>
+        <w:ind w:left="3402" w:hanging="425"/>
+      </w:pPr>
+      <w:rPr>
+        <w:rFonts w:ascii="Courier New" w:hAnsi="Courier New" w:cs="Courier New" w:hint="default"/>
+      </w:rPr>
+    </w:lvl>
+    <w:lvl w:ilvl="5">
+      <w:numFmt w:val="bullet"/>
+      <w:lvlText w:val="–"/>
+      <w:lvlJc w:val="left"/>
+      <w:pPr>
+        <w:ind w:left="3969" w:hanging="425"/>
+      </w:pPr>
+      <w:rPr/>
+    </w:lvl>
+    <w:lvl w:ilvl="6">
+      <w:numFmt w:val="bullet"/>
+      <w:lvlText w:val="–"/>
+      <w:lvlJc w:val="left"/>
+      <w:pPr>
+        <w:ind w:left="4536" w:hanging="425"/>
+      </w:pPr>
+      <w:rPr/>
+    </w:lvl>
+    <w:lvl w:ilvl="7">
+      <w:numFmt w:val="bullet"/>
+      <w:lvlText w:val="–"/>
+      <w:lvlJc w:val="left"/>
+      <w:pPr>
+        <w:ind w:left="5103" w:hanging="425"/>
+      </w:pPr>
+      <w:rPr>
+        <w:rFonts w:ascii="Courier New" w:hAnsi="Courier New" w:cs="Courier New" w:hint="default"/>
+      </w:rPr>
+    </w:lvl>
+    <w:lvl w:ilvl="8">
+      <w:numFmt w:val="bullet"/>
+      <w:lvlText w:val="–"/>
+      <w:lvlJc w:val="left"/>
+      <w:pPr>
+        <w:ind w:left="5670" w:hanging="425"/>
+      </w:pPr>
+      <w:rPr/>
+    </w:lvl>
+  </w:abstractNum>
   <w:num w:numId="1000">
     <w:abstractNumId w:val="990"/>
+  </w:num>
+  <w:num w:numId="1001">
+    <w:abstractNumId w:val="99411"/>
+    <w:lvlOverride w:ilvl="0">
+      <w:startOverride w:val="1"/>
+    </w:lvlOverride>
+    <w:lvlOverride w:ilvl="1">
+      <w:startOverride w:val="1"/>
+    </w:lvlOverride>
+    <w:lvlOverride w:ilvl="2">
+      <w:startOverride w:val="1"/>
+    </w:lvlOverride>
+    <w:lvlOverride w:ilvl="3">
+      <w:startOverride w:val="1"/>
+    </w:lvlOverride>
+    <w:lvlOverride w:ilvl="4">
+      <w:startOverride w:val="1"/>
+    </w:lvlOverride>
+    <w:lvlOverride w:ilvl="5">
+      <w:startOverride w:val="1"/>
+    </w:lvlOverride>
+    <w:lvlOverride w:ilvl="6">
+      <w:startOverride w:val="1"/>
+    </w:lvlOverride>
+    <w:lvlOverride w:ilvl="7">
+      <w:startOverride w:val="1"/>
+    </w:lvlOverride>
+    <w:lvlOverride w:ilvl="8">
+      <w:startOverride w:val="1"/>
+    </w:lvlOverride>
+  </w:num>
+  <w:num w:numId="1002">
+    <w:abstractNumId w:val="991"/>
+  </w:num>
+  <w:num w:numId="1003">
+    <w:abstractNumId w:val="99411"/>
+    <w:lvlOverride w:ilvl="0">
+      <w:startOverride w:val="1"/>
+    </w:lvlOverride>
+    <w:lvlOverride w:ilvl="1">
+      <w:startOverride w:val="1"/>
+    </w:lvlOverride>
+    <w:lvlOverride w:ilvl="2">
+      <w:startOverride w:val="1"/>
+    </w:lvlOverride>
+    <w:lvlOverride w:ilvl="3">
+      <w:startOverride w:val="1"/>
+    </w:lvlOverride>
+    <w:lvlOverride w:ilvl="4">
+      <w:startOverride w:val="1"/>
+    </w:lvlOverride>
+    <w:lvlOverride w:ilvl="5">
+      <w:startOverride w:val="1"/>
+    </w:lvlOverride>
+    <w:lvlOverride w:ilvl="6">
+      <w:startOverride w:val="1"/>
+    </w:lvlOverride>
+    <w:lvlOverride w:ilvl="7">
+      <w:startOverride w:val="1"/>
+    </w:lvlOverride>
+    <w:lvlOverride w:ilvl="8">
+      <w:startOverride w:val="1"/>
+    </w:lvlOverride>
+  </w:num>
+  <w:num w:numId="1004">
+    <w:abstractNumId w:val="99411"/>
+    <w:lvlOverride w:ilvl="0">
+      <w:startOverride w:val="1"/>
+    </w:lvlOverride>
+    <w:lvlOverride w:ilvl="1">
+      <w:startOverride w:val="1"/>
+    </w:lvlOverride>
+    <w:lvlOverride w:ilvl="2">
+      <w:startOverride w:val="1"/>
+    </w:lvlOverride>
+    <w:lvlOverride w:ilvl="3">
+      <w:startOverride w:val="1"/>
+    </w:lvlOverride>
+    <w:lvlOverride w:ilvl="4">
+      <w:startOverride w:val="1"/>
+    </w:lvlOverride>
+    <w:lvlOverride w:ilvl="5">
+      <w:startOverride w:val="1"/>
+    </w:lvlOverride>
+    <w:lvlOverride w:ilvl="6">
+      <w:startOverride w:val="1"/>
+    </w:lvlOverride>
+    <w:lvlOverride w:ilvl="7">
+      <w:startOverride w:val="1"/>
+    </w:lvlOverride>
+    <w:lvlOverride w:ilvl="8">
+      <w:startOverride w:val="1"/>
+    </w:lvlOverride>
+  </w:num>
+  <w:num w:numId="1005">
+    <w:abstractNumId w:val="99411"/>
+    <w:lvlOverride w:ilvl="0">
+      <w:startOverride w:val="1"/>
+    </w:lvlOverride>
+    <w:lvlOverride w:ilvl="1">
+      <w:startOverride w:val="1"/>
+    </w:lvlOverride>
+    <w:lvlOverride w:ilvl="2">
+      <w:startOverride w:val="1"/>
+    </w:lvlOverride>
+    <w:lvlOverride w:ilvl="3">
+      <w:startOverride w:val="1"/>
+    </w:lvlOverride>
+    <w:lvlOverride w:ilvl="4">
+      <w:startOverride w:val="1"/>
+    </w:lvlOverride>
+    <w:lvlOverride w:ilvl="5">
+      <w:startOverride w:val="1"/>
+    </w:lvlOverride>
+    <w:lvlOverride w:ilvl="6">
+      <w:startOverride w:val="1"/>
+    </w:lvlOverride>
+    <w:lvlOverride w:ilvl="7">
+      <w:startOverride w:val="1"/>
+    </w:lvlOverride>
+    <w:lvlOverride w:ilvl="8">
+      <w:startOverride w:val="1"/>
+    </w:lvlOverride>
   </w:num>
 </w:numbering>
 </file>
@@ -850,6 +6580,11 @@
       <w:szCs w:val="18"/>
     </w:rPr>
   </w:style>
+  <w:style w:type="paragraph" w:customStyle="1" w:styleId="TableCaption">
+    <w:name w:val="TableCaption"/>
+    <w:basedOn w:val="BodyText"/>
+    <w:qFormat/>
+  </w:style>
 </w:styles>
 </file>
 
